--- a/docs/PES_Guide_3_Login_Roles_Permissions.docx
+++ b/docs/PES_Guide_3_Login_Roles_Permissions.docx
@@ -1366,7 +1366,7 @@
         <w:pStyle w:val="ListParagraph"/>
         <w:numPr>
           <w:ilvl w:val="0"/>
-          <w:numId w:val="2"/>
+          <w:numId w:val="3"/>
         </w:numPr>
         <w:spacing w:after="80" w:line="276"/>
       </w:pPr>
@@ -1428,7 +1428,7 @@
         <w:pStyle w:val="ListParagraph"/>
         <w:numPr>
           <w:ilvl w:val="0"/>
-          <w:numId w:val="2"/>
+          <w:numId w:val="3"/>
         </w:numPr>
         <w:spacing w:after="80" w:line="276"/>
       </w:pPr>
@@ -1464,7 +1464,7 @@
         <w:pStyle w:val="ListParagraph"/>
         <w:numPr>
           <w:ilvl w:val="0"/>
-          <w:numId w:val="2"/>
+          <w:numId w:val="3"/>
         </w:numPr>
         <w:spacing w:after="80" w:line="276"/>
       </w:pPr>
@@ -1500,7 +1500,7 @@
         <w:pStyle w:val="ListParagraph"/>
         <w:numPr>
           <w:ilvl w:val="0"/>
-          <w:numId w:val="2"/>
+          <w:numId w:val="3"/>
         </w:numPr>
         <w:spacing w:after="80" w:line="276"/>
       </w:pPr>
@@ -1536,7 +1536,7 @@
         <w:pStyle w:val="ListParagraph"/>
         <w:numPr>
           <w:ilvl w:val="0"/>
-          <w:numId w:val="2"/>
+          <w:numId w:val="3"/>
         </w:numPr>
         <w:spacing w:after="80" w:line="276"/>
       </w:pPr>
@@ -1572,7 +1572,7 @@
         <w:pStyle w:val="ListParagraph"/>
         <w:numPr>
           <w:ilvl w:val="0"/>
-          <w:numId w:val="2"/>
+          <w:numId w:val="3"/>
         </w:numPr>
         <w:spacing w:after="80" w:line="276"/>
       </w:pPr>
@@ -2571,7 +2571,7 @@
         <w:pStyle w:val="ListParagraph"/>
         <w:numPr>
           <w:ilvl w:val="0"/>
-          <w:numId w:val="2"/>
+          <w:numId w:val="4"/>
         </w:numPr>
         <w:spacing w:after="80" w:line="276"/>
       </w:pPr>
@@ -2594,7 +2594,7 @@
         <w:pStyle w:val="ListParagraph"/>
         <w:numPr>
           <w:ilvl w:val="0"/>
-          <w:numId w:val="2"/>
+          <w:numId w:val="4"/>
         </w:numPr>
         <w:spacing w:after="80" w:line="276"/>
       </w:pPr>
@@ -2617,7 +2617,7 @@
         <w:pStyle w:val="ListParagraph"/>
         <w:numPr>
           <w:ilvl w:val="0"/>
-          <w:numId w:val="2"/>
+          <w:numId w:val="4"/>
         </w:numPr>
         <w:spacing w:after="80" w:line="276"/>
       </w:pPr>
@@ -2640,7 +2640,7 @@
         <w:pStyle w:val="ListParagraph"/>
         <w:numPr>
           <w:ilvl w:val="0"/>
-          <w:numId w:val="2"/>
+          <w:numId w:val="4"/>
         </w:numPr>
         <w:spacing w:after="80" w:line="276"/>
       </w:pPr>
@@ -3835,7 +3835,7 @@
         <w:pStyle w:val="ListParagraph"/>
         <w:numPr>
           <w:ilvl w:val="0"/>
-          <w:numId w:val="3"/>
+          <w:numId w:val="5"/>
         </w:numPr>
         <w:spacing w:after="70" w:line="276"/>
       </w:pPr>
@@ -3858,7 +3858,7 @@
         <w:pStyle w:val="ListParagraph"/>
         <w:numPr>
           <w:ilvl w:val="0"/>
-          <w:numId w:val="3"/>
+          <w:numId w:val="5"/>
         </w:numPr>
         <w:spacing w:after="70" w:line="276"/>
       </w:pPr>
@@ -3881,7 +3881,7 @@
         <w:pStyle w:val="ListParagraph"/>
         <w:numPr>
           <w:ilvl w:val="0"/>
-          <w:numId w:val="3"/>
+          <w:numId w:val="5"/>
         </w:numPr>
         <w:spacing w:after="70" w:line="276"/>
       </w:pPr>
@@ -4489,7 +4489,7 @@
         <w:pStyle w:val="ListParagraph"/>
         <w:numPr>
           <w:ilvl w:val="0"/>
-          <w:numId w:val="2"/>
+          <w:numId w:val="6"/>
         </w:numPr>
         <w:spacing w:after="80" w:line="276"/>
       </w:pPr>
@@ -4525,7 +4525,7 @@
         <w:pStyle w:val="ListParagraph"/>
         <w:numPr>
           <w:ilvl w:val="0"/>
-          <w:numId w:val="2"/>
+          <w:numId w:val="6"/>
         </w:numPr>
         <w:spacing w:after="80" w:line="276"/>
       </w:pPr>
@@ -4561,7 +4561,7 @@
         <w:pStyle w:val="ListParagraph"/>
         <w:numPr>
           <w:ilvl w:val="0"/>
-          <w:numId w:val="2"/>
+          <w:numId w:val="6"/>
         </w:numPr>
         <w:spacing w:after="80" w:line="276"/>
       </w:pPr>
@@ -4597,7 +4597,7 @@
         <w:pStyle w:val="ListParagraph"/>
         <w:numPr>
           <w:ilvl w:val="0"/>
-          <w:numId w:val="2"/>
+          <w:numId w:val="6"/>
         </w:numPr>
         <w:spacing w:after="80" w:line="276"/>
       </w:pPr>
@@ -4633,7 +4633,7 @@
         <w:pStyle w:val="ListParagraph"/>
         <w:numPr>
           <w:ilvl w:val="0"/>
-          <w:numId w:val="2"/>
+          <w:numId w:val="6"/>
         </w:numPr>
         <w:spacing w:after="80" w:line="276"/>
       </w:pPr>
@@ -4669,7 +4669,7 @@
         <w:pStyle w:val="ListParagraph"/>
         <w:numPr>
           <w:ilvl w:val="0"/>
-          <w:numId w:val="2"/>
+          <w:numId w:val="6"/>
         </w:numPr>
         <w:spacing w:after="80" w:line="276"/>
       </w:pPr>
@@ -4705,7 +4705,7 @@
         <w:pStyle w:val="ListParagraph"/>
         <w:numPr>
           <w:ilvl w:val="0"/>
-          <w:numId w:val="2"/>
+          <w:numId w:val="6"/>
         </w:numPr>
         <w:spacing w:after="80" w:line="276"/>
       </w:pPr>
@@ -5002,7 +5002,25 @@
     </w:lvlOverride>
   </w:num>
   <w:num w:numId="3">
+    <w:abstractNumId w:val="3"/>
+    <w:lvlOverride w:ilvl="0">
+      <w:startOverride w:val="1"/>
+    </w:lvlOverride>
+  </w:num>
+  <w:num w:numId="4">
+    <w:abstractNumId w:val="3"/>
+    <w:lvlOverride w:ilvl="0">
+      <w:startOverride w:val="1"/>
+    </w:lvlOverride>
+  </w:num>
+  <w:num w:numId="5">
     <w:abstractNumId w:val="2"/>
+    <w:lvlOverride w:ilvl="0">
+      <w:startOverride w:val="1"/>
+    </w:lvlOverride>
+  </w:num>
+  <w:num w:numId="6">
+    <w:abstractNumId w:val="3"/>
     <w:lvlOverride w:ilvl="0">
       <w:startOverride w:val="1"/>
     </w:lvlOverride>

--- a/docs/PES_Guide_3_Login_Roles_Permissions.docx
+++ b/docs/PES_Guide_3_Login_Roles_Permissions.docx
@@ -102,7 +102,7 @@
           <w:sz w:val="19"/>
           <w:szCs w:val="19"/>
         </w:rPr>
-        <w:t xml:space="preserve">Written 10 September 2026  ·  describes the system as deployed on that date</w:t>
+        <w:t xml:space="preserve">Updated 27 September 2026  ·  describes the system as deployed on that date  ·  first written 10 September 2026</w:t>
       </w:r>
     </w:p>
     <w:p>
@@ -2985,7 +2985,7 @@
                 <w:sz w:val="19"/>
                 <w:szCs w:val="19"/>
               </w:rPr>
-              <w:t xml:space="preserve">dashboard, courses, attendance, results, enrollment, medical, feedback, feedback/:courseId, mentor, planner, ai-assistant, profile, settings</w:t>
+              <w:t xml:space="preserve">dashboard, courses, attendance, results, enrollment, medical, feedback, mentor, planner, ai-assistant, notifications, notices, notices/:noticeId, profile, settings</w:t>
             </w:r>
           </w:p>
         </w:tc>
@@ -3043,7 +3043,7 @@
                 <w:sz w:val="19"/>
                 <w:szCs w:val="19"/>
               </w:rPr>
-              <w:t xml:space="preserve">dashboard, attendance, results, students, courses, medical, feedback, enrollment, hods</w:t>
+              <w:t xml:space="preserve">dashboard, attendance, results, students, courses, medical, feedback, enrollment, hods, notices, notifications</w:t>
             </w:r>
           </w:p>
         </w:tc>
@@ -3101,7 +3101,7 @@
                 <w:sz w:val="19"/>
                 <w:szCs w:val="19"/>
               </w:rPr>
-              <w:t xml:space="preserve">dashboard, courses, attendance, results, feedback, mentees, and HOD-only: mentors, assignments, students, lecturers</w:t>
+              <w:t xml:space="preserve">dashboard, courses, attendance, results, feedback, feedback/:periodId/:courseId/form, mentees, notices, notifications, and HOD-only: mentors, assignments, enrollment, catalogue, students, lecturers</w:t>
             </w:r>
           </w:p>
         </w:tc>
@@ -3827,7 +3827,7 @@
           <w:sz w:val="21"/>
           <w:szCs w:val="21"/>
         </w:rPr>
-        <w:t xml:space="preserve">Consider the HOD-only pages: /staff/mentors, /staff/assignments, /staff/students, /staff/lecturers.</w:t>
+        <w:t xml:space="preserve">Consider the HOD-only pages: /staff/mentors, /staff/assignments, /staff/enrollment, /staff/catalogue, /staff/students, /staff/lecturers.</w:t>
       </w:r>
     </w:p>
     <w:p>
@@ -3915,6 +3915,24 @@
           <w:szCs w:val="21"/>
         </w:rPr>
         <w:t xml:space="preserve">Three layers. The first two are courtesy. The third is the actual protection. If you only had time to build one, you would build the third.</w:t>
+      </w:r>
+    </w:p>
+    <w:p>
+      <w:pPr>
+        <w:spacing w:after="150" w:line="276"/>
+      </w:pPr>
+      <w:r>
+        <w:rPr>
+          <w:rFonts w:ascii="Calibri" w:cs="Calibri" w:eastAsia="Calibri" w:hAnsi="Calibri"/>
+          <w:b w:val="false"/>
+          <w:bCs w:val="false"/>
+          <w:i w:val="false"/>
+          <w:iCs w:val="false"/>
+          <w:color w:val="1A1A1A"/>
+          <w:sz w:val="21"/>
+          <w:szCs w:val="21"/>
+        </w:rPr>
+        <w:t xml:space="preserve">This is not theoretical. On 21 September 2026 two of the department-wide reads behind these pages were found to be scoped to "the caller's own department" rather than "the department the caller heads", so any lecturer could read their whole department's teaching assignments and staff directory by calling the function directly. The menu had hidden it perfectly. The fix went into the database (department_wide_teaching_is_the_heads_to_see), not the menu.</w:t>
       </w:r>
     </w:p>
     <w:p>

--- a/docs/PES_Guide_3_Login_Roles_Permissions.docx
+++ b/docs/PES_Guide_3_Login_Roles_Permissions.docx
@@ -11,6 +11,8 @@
           <w:rFonts w:ascii="Calibri" w:cs="Calibri" w:eastAsia="Calibri" w:hAnsi="Calibri"/>
           <w:b/>
           <w:bCs/>
+          <w:i w:val="false"/>
+          <w:iCs w:val="false"/>
           <w:color w:val="8B1E2D"/>
           <w:spacing w:val="60"/>
           <w:sz w:val="19"/>
@@ -29,11 +31,15 @@
       <w:r>
         <w:rPr>
           <w:rFonts w:ascii="Calibri" w:cs="Calibri" w:eastAsia="Calibri" w:hAnsi="Calibri"/>
+          <w:b w:val="false"/>
+          <w:bCs w:val="false"/>
+          <w:i w:val="false"/>
+          <w:iCs w:val="false"/>
           <w:color w:val="5A5A5A"/>
           <w:sz w:val="19"/>
           <w:szCs w:val="19"/>
         </w:rPr>
-        <w:t xml:space="preserve">Study Guide 3 of 5</w:t>
+        <w:t xml:space="preserve">Study Guide 3 of 7</w:t>
       </w:r>
     </w:p>
     <w:p>
@@ -45,6 +51,8 @@
           <w:rFonts w:ascii="Calibri" w:cs="Calibri" w:eastAsia="Calibri" w:hAnsi="Calibri"/>
           <w:b/>
           <w:bCs/>
+          <w:i w:val="false"/>
+          <w:iCs w:val="false"/>
           <w:color w:val="1A1A1A"/>
           <w:sz w:val="56"/>
           <w:szCs w:val="56"/>
@@ -59,6 +67,10 @@
       <w:r>
         <w:rPr>
           <w:rFonts w:ascii="Calibri" w:cs="Calibri" w:eastAsia="Calibri" w:hAnsi="Calibri"/>
+          <w:b w:val="false"/>
+          <w:bCs w:val="false"/>
+          <w:i w:val="false"/>
+          <w:iCs w:val="false"/>
           <w:color w:val="8B1E2D"/>
           <w:sz w:val="26"/>
           <w:szCs w:val="26"/>
@@ -73,11 +85,15 @@
       <w:r>
         <w:rPr>
           <w:rFonts w:ascii="Calibri" w:cs="Calibri" w:eastAsia="Calibri" w:hAnsi="Calibri"/>
+          <w:b w:val="false"/>
+          <w:bCs w:val="false"/>
+          <w:i w:val="false"/>
+          <w:iCs w:val="false"/>
           <w:color w:val="5A5A5A"/>
           <w:sz w:val="21"/>
           <w:szCs w:val="21"/>
         </w:rPr>
-        <w:t xml:space="preserve">Signing in and being allowed to do something are two different questions. This guide follows both, from typing a password to landing in the right portal with the right menu.</w:t>
+        <w:t xml:space="preserve">Signing in and being allowed to do something are two different questions. This guide follows both, from typing a password to landing in the right portal with the right menu, and then follows an account through its life: invited, set up, reset, and switched off.</w:t>
       </w:r>
     </w:p>
     <w:p>
@@ -87,6 +103,10 @@
       <w:r>
         <w:rPr>
           <w:rFonts w:ascii="Calibri" w:cs="Calibri" w:eastAsia="Calibri" w:hAnsi="Calibri"/>
+          <w:b w:val="false"/>
+          <w:bCs w:val="false"/>
+          <w:i w:val="false"/>
+          <w:iCs w:val="false"/>
           <w:color w:val="1A1A1A"/>
           <w:sz w:val="20"/>
           <w:szCs w:val="20"/>
@@ -98,11 +118,15 @@
       <w:r>
         <w:rPr>
           <w:rFonts w:ascii="Calibri" w:cs="Calibri" w:eastAsia="Calibri" w:hAnsi="Calibri"/>
+          <w:b w:val="false"/>
+          <w:bCs w:val="false"/>
+          <w:i w:val="false"/>
+          <w:iCs w:val="false"/>
           <w:color w:val="5A5A5A"/>
           <w:sz w:val="19"/>
           <w:szCs w:val="19"/>
         </w:rPr>
-        <w:t xml:space="preserve">Updated 27 September 2026  ·  describes the system as deployed on that date  ·  first written 10 September 2026</w:t>
+        <w:t xml:space="preserve">Updated 30 October 2026  ·  describes the feature/UI branch on that date  ·  first written 10 September 2026</w:t>
       </w:r>
     </w:p>
     <w:p>
@@ -120,6 +144,8 @@
           <w:rFonts w:ascii="Calibri" w:cs="Calibri" w:eastAsia="Calibri" w:hAnsi="Calibri"/>
           <w:b/>
           <w:bCs/>
+          <w:i w:val="false"/>
+          <w:iCs w:val="false"/>
           <w:color w:val="8B1E2D"/>
           <w:sz w:val="32"/>
           <w:szCs w:val="32"/>
@@ -130,14 +156,587 @@
     <w:sdt>
       <w:sdtPr>
         <w:alias w:val="Contents"/>
+        <w:docPartObj>
+          <w:docPartGallery w:val="Table of Contents"/>
+          <w:docPartUnique/>
+        </w:docPartObj>
       </w:sdtPr>
       <w:sdtContent>
         <w:p>
+          <w:pPr>
+            <w:tabs>
+              <w:tab w:val="right" w:leader="dot" w:pos="9026"/>
+            </w:tabs>
+            <w:spacing w:after="40" w:before="120"/>
+          </w:pPr>
           <w:r>
             <w:fldChar w:fldCharType="begin" w:dirty="true"/>
-            <w:instrText xml:space="preserve">TOC \h \o "1-3"</w:instrText>
+          </w:r>
+          <w:r>
+            <w:instrText xml:space="preserve">TOC \h \o "1-2"</w:instrText>
+          </w:r>
+          <w:r>
             <w:fldChar w:fldCharType="separate"/>
           </w:r>
+          <w:hyperlink w:anchor="_Toc_1" w:history="1">
+            <w:r>
+              <w:rPr>
+                <w:rFonts w:ascii="Calibri" w:cs="Calibri" w:eastAsia="Calibri" w:hAnsi="Calibri"/>
+                <w:b/>
+                <w:bCs/>
+                <w:i w:val="false"/>
+                <w:iCs w:val="false"/>
+                <w:color w:val="1A1A1A"/>
+                <w:sz w:val="21"/>
+                <w:szCs w:val="21"/>
+              </w:rPr>
+              <w:t xml:space="preserve">1. Two different questions</w:t>
+            </w:r>
+          </w:hyperlink>
+        </w:p>
+        <w:p>
+          <w:pPr>
+            <w:tabs>
+              <w:tab w:val="right" w:leader="dot" w:pos="9026"/>
+            </w:tabs>
+            <w:spacing w:after="40" w:before="120"/>
+          </w:pPr>
+          <w:hyperlink w:anchor="_Toc_2" w:history="1">
+            <w:r>
+              <w:rPr>
+                <w:rFonts w:ascii="Calibri" w:cs="Calibri" w:eastAsia="Calibri" w:hAnsi="Calibri"/>
+                <w:b/>
+                <w:bCs/>
+                <w:i w:val="false"/>
+                <w:iCs w:val="false"/>
+                <w:color w:val="1A1A1A"/>
+                <w:sz w:val="21"/>
+                <w:szCs w:val="21"/>
+              </w:rPr>
+              <w:t xml:space="preserve">2. Where identity lives</w:t>
+            </w:r>
+          </w:hyperlink>
+        </w:p>
+        <w:p>
+          <w:pPr>
+            <w:tabs>
+              <w:tab w:val="right" w:leader="dot" w:pos="9026"/>
+            </w:tabs>
+            <w:spacing w:after="40" w:before="0"/>
+            <w:ind w:left="360"/>
+          </w:pPr>
+          <w:hyperlink w:anchor="_Toc_3" w:history="1">
+            <w:r>
+              <w:rPr>
+                <w:rFonts w:ascii="Calibri" w:cs="Calibri" w:eastAsia="Calibri" w:hAnsi="Calibri"/>
+                <w:b w:val="false"/>
+                <w:bCs w:val="false"/>
+                <w:i w:val="false"/>
+                <w:iCs w:val="false"/>
+                <w:color w:val="5A5A5A"/>
+                <w:sz w:val="20"/>
+                <w:szCs w:val="20"/>
+              </w:rPr>
+              <w:t xml:space="preserve">2.1 Why lecturers are different</w:t>
+            </w:r>
+          </w:hyperlink>
+        </w:p>
+        <w:p>
+          <w:pPr>
+            <w:tabs>
+              <w:tab w:val="right" w:leader="dot" w:pos="9026"/>
+            </w:tabs>
+            <w:spacing w:after="40" w:before="0"/>
+            <w:ind w:left="360"/>
+          </w:pPr>
+          <w:hyperlink w:anchor="_Toc_4" w:history="1">
+            <w:r>
+              <w:rPr>
+                <w:rFonts w:ascii="Calibri" w:cs="Calibri" w:eastAsia="Calibri" w:hAnsi="Calibri"/>
+                <w:b w:val="false"/>
+                <w:bCs w:val="false"/>
+                <w:i w:val="false"/>
+                <w:iCs w:val="false"/>
+                <w:color w:val="5A5A5A"/>
+                <w:sz w:val="20"/>
+                <w:szCs w:val="20"/>
+              </w:rPr>
+              <w:t xml:space="preserve">2.2 The fixed search order</w:t>
+            </w:r>
+          </w:hyperlink>
+        </w:p>
+        <w:p>
+          <w:pPr>
+            <w:tabs>
+              <w:tab w:val="right" w:leader="dot" w:pos="9026"/>
+            </w:tabs>
+            <w:spacing w:after="40" w:before="120"/>
+          </w:pPr>
+          <w:hyperlink w:anchor="_Toc_5" w:history="1">
+            <w:r>
+              <w:rPr>
+                <w:rFonts w:ascii="Calibri" w:cs="Calibri" w:eastAsia="Calibri" w:hAnsi="Calibri"/>
+                <w:b/>
+                <w:bCs/>
+                <w:i w:val="false"/>
+                <w:iCs w:val="false"/>
+                <w:color w:val="1A1A1A"/>
+                <w:sz w:val="21"/>
+                <w:szCs w:val="21"/>
+              </w:rPr>
+              <w:t xml:space="preserve">3. Signing in, step by step</w:t>
+            </w:r>
+          </w:hyperlink>
+        </w:p>
+        <w:p>
+          <w:pPr>
+            <w:tabs>
+              <w:tab w:val="right" w:leader="dot" w:pos="9026"/>
+            </w:tabs>
+            <w:spacing w:after="40" w:before="0"/>
+            <w:ind w:left="360"/>
+          </w:pPr>
+          <w:hyperlink w:anchor="_Toc_6" w:history="1">
+            <w:r>
+              <w:rPr>
+                <w:rFonts w:ascii="Calibri" w:cs="Calibri" w:eastAsia="Calibri" w:hAnsi="Calibri"/>
+                <w:b w:val="false"/>
+                <w:bCs w:val="false"/>
+                <w:i w:val="false"/>
+                <w:iCs w:val="false"/>
+                <w:color w:val="5A5A5A"/>
+                <w:sz w:val="20"/>
+                <w:szCs w:val="20"/>
+              </w:rPr>
+              <w:t xml:space="preserve">3.1 One normalised profile</w:t>
+            </w:r>
+          </w:hyperlink>
+        </w:p>
+        <w:p>
+          <w:pPr>
+            <w:tabs>
+              <w:tab w:val="right" w:leader="dot" w:pos="9026"/>
+            </w:tabs>
+            <w:spacing w:after="40" w:before="0"/>
+            <w:ind w:left="360"/>
+          </w:pPr>
+          <w:hyperlink w:anchor="_Toc_7" w:history="1">
+            <w:r>
+              <w:rPr>
+                <w:rFonts w:ascii="Calibri" w:cs="Calibri" w:eastAsia="Calibri" w:hAnsi="Calibri"/>
+                <w:b w:val="false"/>
+                <w:bCs w:val="false"/>
+                <w:i w:val="false"/>
+                <w:iCs w:val="false"/>
+                <w:color w:val="5A5A5A"/>
+                <w:sz w:val="20"/>
+                <w:szCs w:val="20"/>
+              </w:rPr>
+              <w:t xml:space="preserve">3.2 A subtle rule inside the auth listener</w:t>
+            </w:r>
+          </w:hyperlink>
+        </w:p>
+        <w:p>
+          <w:pPr>
+            <w:tabs>
+              <w:tab w:val="right" w:leader="dot" w:pos="9026"/>
+            </w:tabs>
+            <w:spacing w:after="40" w:before="0"/>
+            <w:ind w:left="360"/>
+          </w:pPr>
+          <w:hyperlink w:anchor="_Toc_8" w:history="1">
+            <w:r>
+              <w:rPr>
+                <w:rFonts w:ascii="Calibri" w:cs="Calibri" w:eastAsia="Calibri" w:hAnsi="Calibri"/>
+                <w:b w:val="false"/>
+                <w:bCs w:val="false"/>
+                <w:i w:val="false"/>
+                <w:iCs w:val="false"/>
+                <w:color w:val="5A5A5A"/>
+                <w:sz w:val="20"/>
+                <w:szCs w:val="20"/>
+              </w:rPr>
+              <w:t xml:space="preserve">3.3 Two checks after signing in</w:t>
+            </w:r>
+          </w:hyperlink>
+        </w:p>
+        <w:p>
+          <w:pPr>
+            <w:tabs>
+              <w:tab w:val="right" w:leader="dot" w:pos="9026"/>
+            </w:tabs>
+            <w:spacing w:after="40" w:before="120"/>
+          </w:pPr>
+          <w:hyperlink w:anchor="_Toc_9" w:history="1">
+            <w:r>
+              <w:rPr>
+                <w:rFonts w:ascii="Calibri" w:cs="Calibri" w:eastAsia="Calibri" w:hAnsi="Calibri"/>
+                <w:b/>
+                <w:bCs/>
+                <w:i w:val="false"/>
+                <w:iCs w:val="false"/>
+                <w:color w:val="1A1A1A"/>
+                <w:sz w:val="21"/>
+                <w:szCs w:val="21"/>
+              </w:rPr>
+              <w:t xml:space="preserve">4. The four roles</w:t>
+            </w:r>
+          </w:hyperlink>
+        </w:p>
+        <w:p>
+          <w:pPr>
+            <w:tabs>
+              <w:tab w:val="right" w:leader="dot" w:pos="9026"/>
+            </w:tabs>
+            <w:spacing w:after="40" w:before="0"/>
+            <w:ind w:left="360"/>
+          </w:pPr>
+          <w:hyperlink w:anchor="_Toc_10" w:history="1">
+            <w:r>
+              <w:rPr>
+                <w:rFonts w:ascii="Calibri" w:cs="Calibri" w:eastAsia="Calibri" w:hAnsi="Calibri"/>
+                <w:b w:val="false"/>
+                <w:bCs w:val="false"/>
+                <w:i w:val="false"/>
+                <w:iCs w:val="false"/>
+                <w:color w:val="5A5A5A"/>
+                <w:sz w:val="20"/>
+                <w:szCs w:val="20"/>
+              </w:rPr>
+              <w:t xml:space="preserve">4.1 Head of Department, again</w:t>
+            </w:r>
+          </w:hyperlink>
+        </w:p>
+        <w:p>
+          <w:pPr>
+            <w:tabs>
+              <w:tab w:val="right" w:leader="dot" w:pos="9026"/>
+            </w:tabs>
+            <w:spacing w:after="40" w:before="120"/>
+          </w:pPr>
+          <w:hyperlink w:anchor="_Toc_11" w:history="1">
+            <w:r>
+              <w:rPr>
+                <w:rFonts w:ascii="Calibri" w:cs="Calibri" w:eastAsia="Calibri" w:hAnsi="Calibri"/>
+                <w:b/>
+                <w:bCs/>
+                <w:i w:val="false"/>
+                <w:iCs w:val="false"/>
+                <w:color w:val="1A1A1A"/>
+                <w:sz w:val="21"/>
+                <w:szCs w:val="21"/>
+              </w:rPr>
+              <w:t xml:space="preserve">5. Guarding the routes</w:t>
+            </w:r>
+          </w:hyperlink>
+        </w:p>
+        <w:p>
+          <w:pPr>
+            <w:tabs>
+              <w:tab w:val="right" w:leader="dot" w:pos="9026"/>
+            </w:tabs>
+            <w:spacing w:after="40" w:before="0"/>
+            <w:ind w:left="360"/>
+          </w:pPr>
+          <w:hyperlink w:anchor="_Toc_12" w:history="1">
+            <w:r>
+              <w:rPr>
+                <w:rFonts w:ascii="Calibri" w:cs="Calibri" w:eastAsia="Calibri" w:hAnsi="Calibri"/>
+                <w:b w:val="false"/>
+                <w:bCs w:val="false"/>
+                <w:i w:val="false"/>
+                <w:iCs w:val="false"/>
+                <w:color w:val="5A5A5A"/>
+                <w:sz w:val="20"/>
+                <w:szCs w:val="20"/>
+              </w:rPr>
+              <w:t xml:space="preserve">5.1 ProtectedRoute</w:t>
+            </w:r>
+          </w:hyperlink>
+        </w:p>
+        <w:p>
+          <w:pPr>
+            <w:tabs>
+              <w:tab w:val="right" w:leader="dot" w:pos="9026"/>
+            </w:tabs>
+            <w:spacing w:after="40" w:before="0"/>
+            <w:ind w:left="360"/>
+          </w:pPr>
+          <w:hyperlink w:anchor="_Toc_13" w:history="1">
+            <w:r>
+              <w:rPr>
+                <w:rFonts w:ascii="Calibri" w:cs="Calibri" w:eastAsia="Calibri" w:hAnsi="Calibri"/>
+                <w:b w:val="false"/>
+                <w:bCs w:val="false"/>
+                <w:i w:val="false"/>
+                <w:iCs w:val="false"/>
+                <w:color w:val="5A5A5A"/>
+                <w:sz w:val="20"/>
+                <w:szCs w:val="20"/>
+              </w:rPr>
+              <w:t xml:space="preserve">5.2 The route map</w:t>
+            </w:r>
+          </w:hyperlink>
+        </w:p>
+        <w:p>
+          <w:pPr>
+            <w:tabs>
+              <w:tab w:val="right" w:leader="dot" w:pos="9026"/>
+            </w:tabs>
+            <w:spacing w:after="40" w:before="0"/>
+            <w:ind w:left="360"/>
+          </w:pPr>
+          <w:hyperlink w:anchor="_Toc_14" w:history="1">
+            <w:r>
+              <w:rPr>
+                <w:rFonts w:ascii="Calibri" w:cs="Calibri" w:eastAsia="Calibri" w:hAnsi="Calibri"/>
+                <w:b w:val="false"/>
+                <w:bCs w:val="false"/>
+                <w:i w:val="false"/>
+                <w:iCs w:val="false"/>
+                <w:color w:val="5A5A5A"/>
+                <w:sz w:val="20"/>
+                <w:szCs w:val="20"/>
+              </w:rPr>
+              <w:t xml:space="preserve">5.3 Pages load one at a time</w:t>
+            </w:r>
+          </w:hyperlink>
+        </w:p>
+        <w:p>
+          <w:pPr>
+            <w:tabs>
+              <w:tab w:val="right" w:leader="dot" w:pos="9026"/>
+            </w:tabs>
+            <w:spacing w:after="40" w:before="120"/>
+          </w:pPr>
+          <w:hyperlink w:anchor="_Toc_15" w:history="1">
+            <w:r>
+              <w:rPr>
+                <w:rFonts w:ascii="Calibri" w:cs="Calibri" w:eastAsia="Calibri" w:hAnsi="Calibri"/>
+                <w:b/>
+                <w:bCs/>
+                <w:i w:val="false"/>
+                <w:iCs w:val="false"/>
+                <w:color w:val="1A1A1A"/>
+                <w:sz w:val="21"/>
+                <w:szCs w:val="21"/>
+              </w:rPr>
+              <w:t xml:space="preserve">6. Interface gates are not security</w:t>
+            </w:r>
+          </w:hyperlink>
+        </w:p>
+        <w:p>
+          <w:pPr>
+            <w:tabs>
+              <w:tab w:val="right" w:leader="dot" w:pos="9026"/>
+            </w:tabs>
+            <w:spacing w:after="40" w:before="0"/>
+            <w:ind w:left="360"/>
+          </w:pPr>
+          <w:hyperlink w:anchor="_Toc_16" w:history="1">
+            <w:r>
+              <w:rPr>
+                <w:rFonts w:ascii="Calibri" w:cs="Calibri" w:eastAsia="Calibri" w:hAnsi="Calibri"/>
+                <w:b w:val="false"/>
+                <w:bCs w:val="false"/>
+                <w:i w:val="false"/>
+                <w:iCs w:val="false"/>
+                <w:color w:val="5A5A5A"/>
+                <w:sz w:val="20"/>
+                <w:szCs w:val="20"/>
+              </w:rPr>
+              <w:t xml:space="preserve">6.1 A worked example</w:t>
+            </w:r>
+          </w:hyperlink>
+        </w:p>
+        <w:p>
+          <w:pPr>
+            <w:tabs>
+              <w:tab w:val="right" w:leader="dot" w:pos="9026"/>
+            </w:tabs>
+            <w:spacing w:after="40" w:before="120"/>
+          </w:pPr>
+          <w:hyperlink w:anchor="_Toc_17" w:history="1">
+            <w:r>
+              <w:rPr>
+                <w:rFonts w:ascii="Calibri" w:cs="Calibri" w:eastAsia="Calibri" w:hAnsi="Calibri"/>
+                <w:b/>
+                <w:bCs/>
+                <w:i w:val="false"/>
+                <w:iCs w:val="false"/>
+                <w:color w:val="1A1A1A"/>
+                <w:sz w:val="21"/>
+                <w:szCs w:val="21"/>
+              </w:rPr>
+              <w:t xml:space="preserve">7. get_my_role, and a bug worth remembering</w:t>
+            </w:r>
+          </w:hyperlink>
+        </w:p>
+        <w:p>
+          <w:pPr>
+            <w:tabs>
+              <w:tab w:val="right" w:leader="dot" w:pos="9026"/>
+            </w:tabs>
+            <w:spacing w:after="40" w:before="0"/>
+            <w:ind w:left="360"/>
+          </w:pPr>
+          <w:hyperlink w:anchor="_Toc_18" w:history="1">
+            <w:r>
+              <w:rPr>
+                <w:rFonts w:ascii="Calibri" w:cs="Calibri" w:eastAsia="Calibri" w:hAnsi="Calibri"/>
+                <w:b w:val="false"/>
+                <w:bCs w:val="false"/>
+                <w:i w:val="false"/>
+                <w:iCs w:val="false"/>
+                <w:color w:val="5A5A5A"/>
+                <w:sz w:val="20"/>
+                <w:szCs w:val="20"/>
+              </w:rPr>
+              <w:t xml:space="preserve">7.1 Why it returns empty text and not NULL</w:t>
+            </w:r>
+          </w:hyperlink>
+        </w:p>
+        <w:p>
+          <w:pPr>
+            <w:tabs>
+              <w:tab w:val="right" w:leader="dot" w:pos="9026"/>
+            </w:tabs>
+            <w:spacing w:after="40" w:before="120"/>
+          </w:pPr>
+          <w:hyperlink w:anchor="_Toc_19" w:history="1">
+            <w:r>
+              <w:rPr>
+                <w:rFonts w:ascii="Calibri" w:cs="Calibri" w:eastAsia="Calibri" w:hAnsi="Calibri"/>
+                <w:b/>
+                <w:bCs/>
+                <w:i w:val="false"/>
+                <w:iCs w:val="false"/>
+                <w:color w:val="1A1A1A"/>
+                <w:sz w:val="21"/>
+                <w:szCs w:val="21"/>
+              </w:rPr>
+              <w:t xml:space="preserve">8. An account's life</w:t>
+            </w:r>
+          </w:hyperlink>
+        </w:p>
+        <w:p>
+          <w:pPr>
+            <w:tabs>
+              <w:tab w:val="right" w:leader="dot" w:pos="9026"/>
+            </w:tabs>
+            <w:spacing w:after="40" w:before="0"/>
+            <w:ind w:left="360"/>
+          </w:pPr>
+          <w:hyperlink w:anchor="_Toc_20" w:history="1">
+            <w:r>
+              <w:rPr>
+                <w:rFonts w:ascii="Calibri" w:cs="Calibri" w:eastAsia="Calibri" w:hAnsi="Calibri"/>
+                <w:b w:val="false"/>
+                <w:bCs w:val="false"/>
+                <w:i w:val="false"/>
+                <w:iCs w:val="false"/>
+                <w:color w:val="5A5A5A"/>
+                <w:sz w:val="20"/>
+                <w:szCs w:val="20"/>
+              </w:rPr>
+              <w:t xml:space="preserve">8.1 Invited</w:t>
+            </w:r>
+          </w:hyperlink>
+        </w:p>
+        <w:p>
+          <w:pPr>
+            <w:tabs>
+              <w:tab w:val="right" w:leader="dot" w:pos="9026"/>
+            </w:tabs>
+            <w:spacing w:after="40" w:before="0"/>
+            <w:ind w:left="360"/>
+          </w:pPr>
+          <w:hyperlink w:anchor="_Toc_21" w:history="1">
+            <w:r>
+              <w:rPr>
+                <w:rFonts w:ascii="Calibri" w:cs="Calibri" w:eastAsia="Calibri" w:hAnsi="Calibri"/>
+                <w:b w:val="false"/>
+                <w:bCs w:val="false"/>
+                <w:i w:val="false"/>
+                <w:iCs w:val="false"/>
+                <w:color w:val="5A5A5A"/>
+                <w:sz w:val="20"/>
+                <w:szCs w:val="20"/>
+              </w:rPr>
+              <w:t xml:space="preserve">8.2 Reset</w:t>
+            </w:r>
+          </w:hyperlink>
+        </w:p>
+        <w:p>
+          <w:pPr>
+            <w:tabs>
+              <w:tab w:val="right" w:leader="dot" w:pos="9026"/>
+            </w:tabs>
+            <w:spacing w:after="40" w:before="0"/>
+            <w:ind w:left="360"/>
+          </w:pPr>
+          <w:hyperlink w:anchor="_Toc_22" w:history="1">
+            <w:r>
+              <w:rPr>
+                <w:rFonts w:ascii="Calibri" w:cs="Calibri" w:eastAsia="Calibri" w:hAnsi="Calibri"/>
+                <w:b w:val="false"/>
+                <w:bCs w:val="false"/>
+                <w:i w:val="false"/>
+                <w:iCs w:val="false"/>
+                <w:color w:val="5A5A5A"/>
+                <w:sz w:val="20"/>
+                <w:szCs w:val="20"/>
+              </w:rPr>
+              <w:t xml:space="preserve">8.3 Deactivated</w:t>
+            </w:r>
+          </w:hyperlink>
+        </w:p>
+        <w:p>
+          <w:pPr>
+            <w:tabs>
+              <w:tab w:val="right" w:leader="dot" w:pos="9026"/>
+            </w:tabs>
+            <w:spacing w:after="40" w:before="0"/>
+            <w:ind w:left="360"/>
+          </w:pPr>
+          <w:hyperlink w:anchor="_Toc_23" w:history="1">
+            <w:r>
+              <w:rPr>
+                <w:rFonts w:ascii="Calibri" w:cs="Calibri" w:eastAsia="Calibri" w:hAnsi="Calibri"/>
+                <w:b w:val="false"/>
+                <w:bCs w:val="false"/>
+                <w:i w:val="false"/>
+                <w:iCs w:val="false"/>
+                <w:color w:val="5A5A5A"/>
+                <w:sz w:val="20"/>
+                <w:szCs w:val="20"/>
+              </w:rPr>
+              <w:t xml:space="preserve">8.4 Their own profile</w:t>
+            </w:r>
+          </w:hyperlink>
+        </w:p>
+        <w:p>
+          <w:pPr>
+            <w:tabs>
+              <w:tab w:val="right" w:leader="dot" w:pos="9026"/>
+            </w:tabs>
+            <w:spacing w:after="40" w:before="120"/>
+          </w:pPr>
+          <w:hyperlink w:anchor="_Toc_24" w:history="1">
+            <w:r>
+              <w:rPr>
+                <w:rFonts w:ascii="Calibri" w:cs="Calibri" w:eastAsia="Calibri" w:hAnsi="Calibri"/>
+                <w:b/>
+                <w:bCs/>
+                <w:i w:val="false"/>
+                <w:iCs w:val="false"/>
+                <w:color w:val="1A1A1A"/>
+                <w:sz w:val="21"/>
+                <w:szCs w:val="21"/>
+              </w:rPr>
+              <w:t xml:space="preserve">9. Adding a new role</w:t>
+            </w:r>
+          </w:hyperlink>
         </w:p>
         <w:p>
           <w:r>
@@ -154,19 +753,24 @@
     <w:p>
       <w:pPr>
         <w:pStyle w:val="Heading1"/>
+        <w:keepNext/>
         <w:spacing w:after="170" w:before="380"/>
       </w:pPr>
+      <w:bookmarkStart w:id="1" w:name="_Toc_1"/>
       <w:r>
         <w:rPr>
           <w:rFonts w:ascii="Calibri" w:cs="Calibri" w:eastAsia="Calibri" w:hAnsi="Calibri"/>
           <w:b/>
           <w:bCs/>
+          <w:i w:val="false"/>
+          <w:iCs w:val="false"/>
           <w:color w:val="8B1E2D"/>
           <w:sz w:val="32"/>
           <w:szCs w:val="32"/>
         </w:rPr>
         <w:t xml:space="preserve">1. Two different questions</w:t>
       </w:r>
+      <w:bookmarkEnd w:id="1"/>
     </w:p>
     <w:p>
       <w:pPr>
@@ -199,17 +803,18 @@
         </w:tblBorders>
       </w:tblPr>
       <w:tblGrid>
-        <w:gridCol w:w="2400"/>
-        <w:gridCol w:w="1900"/>
-        <w:gridCol w:w="4726"/>
+        <w:gridCol w:w="2437"/>
+        <w:gridCol w:w="1895"/>
+        <w:gridCol w:w="4694"/>
       </w:tblGrid>
       <w:tr>
         <w:trPr>
           <w:tblHeader/>
+          <w:cantSplit/>
         </w:trPr>
         <w:tc>
           <w:tcPr>
-            <w:tcW w:type="dxa" w:w="2400"/>
+            <w:tcW w:type="dxa" w:w="2437"/>
             <w:shd w:fill="8B1E2D" w:color="auto" w:val="clear"/>
             <w:tcMar>
               <w:top w:type="dxa" w:w="90"/>
@@ -227,6 +832,8 @@
                 <w:rFonts w:ascii="Calibri" w:cs="Calibri" w:eastAsia="Calibri" w:hAnsi="Calibri"/>
                 <w:b/>
                 <w:bCs/>
+                <w:i w:val="false"/>
+                <w:iCs w:val="false"/>
                 <w:color w:val="FFFFFF"/>
                 <w:sz w:val="19"/>
                 <w:szCs w:val="19"/>
@@ -237,7 +844,7 @@
         </w:tc>
         <w:tc>
           <w:tcPr>
-            <w:tcW w:type="dxa" w:w="1900"/>
+            <w:tcW w:type="dxa" w:w="1895"/>
             <w:shd w:fill="8B1E2D" w:color="auto" w:val="clear"/>
             <w:tcMar>
               <w:top w:type="dxa" w:w="90"/>
@@ -255,6 +862,8 @@
                 <w:rFonts w:ascii="Calibri" w:cs="Calibri" w:eastAsia="Calibri" w:hAnsi="Calibri"/>
                 <w:b/>
                 <w:bCs/>
+                <w:i w:val="false"/>
+                <w:iCs w:val="false"/>
                 <w:color w:val="FFFFFF"/>
                 <w:sz w:val="19"/>
                 <w:szCs w:val="19"/>
@@ -265,7 +874,7 @@
         </w:tc>
         <w:tc>
           <w:tcPr>
-            <w:tcW w:type="dxa" w:w="4726"/>
+            <w:tcW w:type="dxa" w:w="4694"/>
             <w:shd w:fill="8B1E2D" w:color="auto" w:val="clear"/>
             <w:tcMar>
               <w:top w:type="dxa" w:w="90"/>
@@ -283,6 +892,8 @@
                 <w:rFonts w:ascii="Calibri" w:cs="Calibri" w:eastAsia="Calibri" w:hAnsi="Calibri"/>
                 <w:b/>
                 <w:bCs/>
+                <w:i w:val="false"/>
+                <w:iCs w:val="false"/>
                 <w:color w:val="FFFFFF"/>
                 <w:sz w:val="19"/>
                 <w:szCs w:val="19"/>
@@ -293,9 +904,12 @@
         </w:tc>
       </w:tr>
       <w:tr>
+        <w:trPr>
+          <w:cantSplit/>
+        </w:trPr>
         <w:tc>
           <w:tcPr>
-            <w:tcW w:type="dxa" w:w="2400"/>
+            <w:tcW w:type="dxa" w:w="2437"/>
             <w:shd w:fill="FFFFFF" w:color="auto" w:val="clear"/>
             <w:tcMar>
               <w:top w:type="dxa" w:w="90"/>
@@ -313,6 +927,8 @@
                 <w:rFonts w:ascii="Calibri" w:cs="Calibri" w:eastAsia="Calibri" w:hAnsi="Calibri"/>
                 <w:b w:val="false"/>
                 <w:bCs w:val="false"/>
+                <w:i w:val="false"/>
+                <w:iCs w:val="false"/>
                 <w:color w:val="1A1A1A"/>
                 <w:sz w:val="19"/>
                 <w:szCs w:val="19"/>
@@ -323,7 +939,7 @@
         </w:tc>
         <w:tc>
           <w:tcPr>
-            <w:tcW w:type="dxa" w:w="1900"/>
+            <w:tcW w:type="dxa" w:w="1895"/>
             <w:shd w:fill="FFFFFF" w:color="auto" w:val="clear"/>
             <w:tcMar>
               <w:top w:type="dxa" w:w="90"/>
@@ -341,6 +957,8 @@
                 <w:rFonts w:ascii="Calibri" w:cs="Calibri" w:eastAsia="Calibri" w:hAnsi="Calibri"/>
                 <w:b w:val="false"/>
                 <w:bCs w:val="false"/>
+                <w:i w:val="false"/>
+                <w:iCs w:val="false"/>
                 <w:color w:val="1A1A1A"/>
                 <w:sz w:val="19"/>
                 <w:szCs w:val="19"/>
@@ -351,7 +969,7 @@
         </w:tc>
         <w:tc>
           <w:tcPr>
-            <w:tcW w:type="dxa" w:w="4726"/>
+            <w:tcW w:type="dxa" w:w="4694"/>
             <w:shd w:fill="FFFFFF" w:color="auto" w:val="clear"/>
             <w:tcMar>
               <w:top w:type="dxa" w:w="90"/>
@@ -369,6 +987,8 @@
                 <w:rFonts w:ascii="Calibri" w:cs="Calibri" w:eastAsia="Calibri" w:hAnsi="Calibri"/>
                 <w:b w:val="false"/>
                 <w:bCs w:val="false"/>
+                <w:i w:val="false"/>
+                <w:iCs w:val="false"/>
                 <w:color w:val="1A1A1A"/>
                 <w:sz w:val="19"/>
                 <w:szCs w:val="19"/>
@@ -379,9 +999,12 @@
         </w:tc>
       </w:tr>
       <w:tr>
+        <w:trPr>
+          <w:cantSplit/>
+        </w:trPr>
         <w:tc>
           <w:tcPr>
-            <w:tcW w:type="dxa" w:w="2400"/>
+            <w:tcW w:type="dxa" w:w="2437"/>
             <w:shd w:fill="FFFFFF" w:color="auto" w:val="clear"/>
             <w:tcMar>
               <w:top w:type="dxa" w:w="90"/>
@@ -399,6 +1022,8 @@
                 <w:rFonts w:ascii="Calibri" w:cs="Calibri" w:eastAsia="Calibri" w:hAnsi="Calibri"/>
                 <w:b w:val="false"/>
                 <w:bCs w:val="false"/>
+                <w:i w:val="false"/>
+                <w:iCs w:val="false"/>
                 <w:color w:val="1A1A1A"/>
                 <w:sz w:val="19"/>
                 <w:szCs w:val="19"/>
@@ -409,7 +1034,7 @@
         </w:tc>
         <w:tc>
           <w:tcPr>
-            <w:tcW w:type="dxa" w:w="1900"/>
+            <w:tcW w:type="dxa" w:w="1895"/>
             <w:shd w:fill="FFFFFF" w:color="auto" w:val="clear"/>
             <w:tcMar>
               <w:top w:type="dxa" w:w="90"/>
@@ -427,6 +1052,8 @@
                 <w:rFonts w:ascii="Calibri" w:cs="Calibri" w:eastAsia="Calibri" w:hAnsi="Calibri"/>
                 <w:b w:val="false"/>
                 <w:bCs w:val="false"/>
+                <w:i w:val="false"/>
+                <w:iCs w:val="false"/>
                 <w:color w:val="1A1A1A"/>
                 <w:sz w:val="19"/>
                 <w:szCs w:val="19"/>
@@ -437,7 +1064,7 @@
         </w:tc>
         <w:tc>
           <w:tcPr>
-            <w:tcW w:type="dxa" w:w="4726"/>
+            <w:tcW w:type="dxa" w:w="4694"/>
             <w:shd w:fill="FFFFFF" w:color="auto" w:val="clear"/>
             <w:tcMar>
               <w:top w:type="dxa" w:w="90"/>
@@ -455,6 +1082,8 @@
                 <w:rFonts w:ascii="Calibri" w:cs="Calibri" w:eastAsia="Calibri" w:hAnsi="Calibri"/>
                 <w:b w:val="false"/>
                 <w:bCs w:val="false"/>
+                <w:i w:val="false"/>
+                <w:iCs w:val="false"/>
                 <w:color w:val="1A1A1A"/>
                 <w:sz w:val="19"/>
                 <w:szCs w:val="19"/>
@@ -465,6 +1094,11 @@
         </w:tc>
       </w:tr>
     </w:tbl>
+    <w:p>
+      <w:pPr>
+        <w:spacing w:after="0" w:line="120" w:lineRule="exact"/>
+      </w:pPr>
+    </w:p>
     <w:tbl>
       <w:tblPr>
         <w:tblW w:type="dxa" w:w="9026"/>
@@ -501,6 +1135,8 @@
                 <w:rFonts w:ascii="Calibri" w:cs="Calibri" w:eastAsia="Calibri" w:hAnsi="Calibri"/>
                 <w:b/>
                 <w:bCs/>
+                <w:i w:val="false"/>
+                <w:iCs w:val="false"/>
                 <w:color w:val="8B1E2D"/>
                 <w:sz w:val="17"/>
                 <w:szCs w:val="17"/>
@@ -515,6 +1151,10 @@
             <w:r>
               <w:rPr>
                 <w:rFonts w:ascii="Calibri" w:cs="Calibri" w:eastAsia="Calibri" w:hAnsi="Calibri"/>
+                <w:b w:val="false"/>
+                <w:bCs w:val="false"/>
+                <w:i w:val="false"/>
+                <w:iCs w:val="false"/>
                 <w:color w:val="1A1A1A"/>
                 <w:sz w:val="20"/>
                 <w:szCs w:val="20"/>
@@ -526,6 +1166,11 @@
       </w:tr>
     </w:tbl>
     <w:p>
+      <w:pPr>
+        <w:spacing w:after="0" w:line="120" w:lineRule="exact"/>
+      </w:pPr>
+    </w:p>
+    <w:p>
       <w:r>
         <w:br w:type="page"/>
       </w:r>
@@ -533,19 +1178,24 @@
     <w:p>
       <w:pPr>
         <w:pStyle w:val="Heading1"/>
+        <w:keepNext/>
         <w:spacing w:after="170" w:before="380"/>
       </w:pPr>
+      <w:bookmarkStart w:id="2" w:name="_Toc_2"/>
       <w:r>
         <w:rPr>
           <w:rFonts w:ascii="Calibri" w:cs="Calibri" w:eastAsia="Calibri" w:hAnsi="Calibri"/>
           <w:b/>
           <w:bCs/>
+          <w:i w:val="false"/>
+          <w:iCs w:val="false"/>
           <w:color w:val="8B1E2D"/>
           <w:sz w:val="32"/>
           <w:szCs w:val="32"/>
         </w:rPr>
         <w:t xml:space="preserve">2. Where identity lives</w:t>
       </w:r>
+      <w:bookmarkEnd w:id="2"/>
     </w:p>
     <w:p>
       <w:pPr>
@@ -578,17 +1228,18 @@
         </w:tblBorders>
       </w:tblPr>
       <w:tblGrid>
-        <w:gridCol w:w="2200"/>
-        <w:gridCol w:w="3200"/>
-        <w:gridCol w:w="3626"/>
+        <w:gridCol w:w="2188"/>
+        <w:gridCol w:w="3191"/>
+        <w:gridCol w:w="3647"/>
       </w:tblGrid>
       <w:tr>
         <w:trPr>
           <w:tblHeader/>
+          <w:cantSplit/>
         </w:trPr>
         <w:tc>
           <w:tcPr>
-            <w:tcW w:type="dxa" w:w="2200"/>
+            <w:tcW w:type="dxa" w:w="2188"/>
             <w:shd w:fill="8B1E2D" w:color="auto" w:val="clear"/>
             <w:tcMar>
               <w:top w:type="dxa" w:w="90"/>
@@ -606,6 +1257,8 @@
                 <w:rFonts w:ascii="Calibri" w:cs="Calibri" w:eastAsia="Calibri" w:hAnsi="Calibri"/>
                 <w:b/>
                 <w:bCs/>
+                <w:i w:val="false"/>
+                <w:iCs w:val="false"/>
                 <w:color w:val="FFFFFF"/>
                 <w:sz w:val="19"/>
                 <w:szCs w:val="19"/>
@@ -616,7 +1269,7 @@
         </w:tc>
         <w:tc>
           <w:tcPr>
-            <w:tcW w:type="dxa" w:w="3200"/>
+            <w:tcW w:type="dxa" w:w="3191"/>
             <w:shd w:fill="8B1E2D" w:color="auto" w:val="clear"/>
             <w:tcMar>
               <w:top w:type="dxa" w:w="90"/>
@@ -634,6 +1287,8 @@
                 <w:rFonts w:ascii="Calibri" w:cs="Calibri" w:eastAsia="Calibri" w:hAnsi="Calibri"/>
                 <w:b/>
                 <w:bCs/>
+                <w:i w:val="false"/>
+                <w:iCs w:val="false"/>
                 <w:color w:val="FFFFFF"/>
                 <w:sz w:val="19"/>
                 <w:szCs w:val="19"/>
@@ -644,7 +1299,7 @@
         </w:tc>
         <w:tc>
           <w:tcPr>
-            <w:tcW w:type="dxa" w:w="3626"/>
+            <w:tcW w:type="dxa" w:w="3647"/>
             <w:shd w:fill="8B1E2D" w:color="auto" w:val="clear"/>
             <w:tcMar>
               <w:top w:type="dxa" w:w="90"/>
@@ -662,6 +1317,8 @@
                 <w:rFonts w:ascii="Calibri" w:cs="Calibri" w:eastAsia="Calibri" w:hAnsi="Calibri"/>
                 <w:b/>
                 <w:bCs/>
+                <w:i w:val="false"/>
+                <w:iCs w:val="false"/>
                 <w:color w:val="FFFFFF"/>
                 <w:sz w:val="19"/>
                 <w:szCs w:val="19"/>
@@ -672,9 +1329,12 @@
         </w:tc>
       </w:tr>
       <w:tr>
+        <w:trPr>
+          <w:cantSplit/>
+        </w:trPr>
         <w:tc>
           <w:tcPr>
-            <w:tcW w:type="dxa" w:w="2200"/>
+            <w:tcW w:type="dxa" w:w="2188"/>
             <w:shd w:fill="FFFFFF" w:color="auto" w:val="clear"/>
             <w:tcMar>
               <w:top w:type="dxa" w:w="90"/>
@@ -692,6 +1352,8 @@
                 <w:rFonts w:ascii="Calibri" w:cs="Calibri" w:eastAsia="Calibri" w:hAnsi="Calibri"/>
                 <w:b w:val="false"/>
                 <w:bCs w:val="false"/>
+                <w:i w:val="false"/>
+                <w:iCs w:val="false"/>
                 <w:color w:val="1A1A1A"/>
                 <w:sz w:val="19"/>
                 <w:szCs w:val="19"/>
@@ -702,7 +1364,7 @@
         </w:tc>
         <w:tc>
           <w:tcPr>
-            <w:tcW w:type="dxa" w:w="3200"/>
+            <w:tcW w:type="dxa" w:w="3191"/>
             <w:shd w:fill="FFFFFF" w:color="auto" w:val="clear"/>
             <w:tcMar>
               <w:top w:type="dxa" w:w="90"/>
@@ -720,6 +1382,8 @@
                 <w:rFonts w:ascii="Calibri" w:cs="Calibri" w:eastAsia="Calibri" w:hAnsi="Calibri"/>
                 <w:b w:val="false"/>
                 <w:bCs w:val="false"/>
+                <w:i w:val="false"/>
+                <w:iCs w:val="false"/>
                 <w:color w:val="1A1A1A"/>
                 <w:sz w:val="19"/>
                 <w:szCs w:val="19"/>
@@ -730,7 +1394,7 @@
         </w:tc>
         <w:tc>
           <w:tcPr>
-            <w:tcW w:type="dxa" w:w="3626"/>
+            <w:tcW w:type="dxa" w:w="3647"/>
             <w:shd w:fill="FFFFFF" w:color="auto" w:val="clear"/>
             <w:tcMar>
               <w:top w:type="dxa" w:w="90"/>
@@ -748,6 +1412,8 @@
                 <w:rFonts w:ascii="Calibri" w:cs="Calibri" w:eastAsia="Calibri" w:hAnsi="Calibri"/>
                 <w:b w:val="false"/>
                 <w:bCs w:val="false"/>
+                <w:i w:val="false"/>
+                <w:iCs w:val="false"/>
                 <w:color w:val="1A1A1A"/>
                 <w:sz w:val="19"/>
                 <w:szCs w:val="19"/>
@@ -758,9 +1424,12 @@
         </w:tc>
       </w:tr>
       <w:tr>
+        <w:trPr>
+          <w:cantSplit/>
+        </w:trPr>
         <w:tc>
           <w:tcPr>
-            <w:tcW w:type="dxa" w:w="2200"/>
+            <w:tcW w:type="dxa" w:w="2188"/>
             <w:shd w:fill="FFFFFF" w:color="auto" w:val="clear"/>
             <w:tcMar>
               <w:top w:type="dxa" w:w="90"/>
@@ -778,6 +1447,8 @@
                 <w:rFonts w:ascii="Calibri" w:cs="Calibri" w:eastAsia="Calibri" w:hAnsi="Calibri"/>
                 <w:b w:val="false"/>
                 <w:bCs w:val="false"/>
+                <w:i w:val="false"/>
+                <w:iCs w:val="false"/>
                 <w:color w:val="1A1A1A"/>
                 <w:sz w:val="19"/>
                 <w:szCs w:val="19"/>
@@ -788,7 +1459,7 @@
         </w:tc>
         <w:tc>
           <w:tcPr>
-            <w:tcW w:type="dxa" w:w="3200"/>
+            <w:tcW w:type="dxa" w:w="3191"/>
             <w:shd w:fill="FFFFFF" w:color="auto" w:val="clear"/>
             <w:tcMar>
               <w:top w:type="dxa" w:w="90"/>
@@ -806,6 +1477,8 @@
                 <w:rFonts w:ascii="Calibri" w:cs="Calibri" w:eastAsia="Calibri" w:hAnsi="Calibri"/>
                 <w:b w:val="false"/>
                 <w:bCs w:val="false"/>
+                <w:i w:val="false"/>
+                <w:iCs w:val="false"/>
                 <w:color w:val="1A1A1A"/>
                 <w:sz w:val="19"/>
                 <w:szCs w:val="19"/>
@@ -816,7 +1489,7 @@
         </w:tc>
         <w:tc>
           <w:tcPr>
-            <w:tcW w:type="dxa" w:w="3626"/>
+            <w:tcW w:type="dxa" w:w="3647"/>
             <w:shd w:fill="FFFFFF" w:color="auto" w:val="clear"/>
             <w:tcMar>
               <w:top w:type="dxa" w:w="90"/>
@@ -834,6 +1507,8 @@
                 <w:rFonts w:ascii="Calibri" w:cs="Calibri" w:eastAsia="Calibri" w:hAnsi="Calibri"/>
                 <w:b w:val="false"/>
                 <w:bCs w:val="false"/>
+                <w:i w:val="false"/>
+                <w:iCs w:val="false"/>
                 <w:color w:val="1A1A1A"/>
                 <w:sz w:val="19"/>
                 <w:szCs w:val="19"/>
@@ -844,9 +1519,12 @@
         </w:tc>
       </w:tr>
       <w:tr>
+        <w:trPr>
+          <w:cantSplit/>
+        </w:trPr>
         <w:tc>
           <w:tcPr>
-            <w:tcW w:type="dxa" w:w="2200"/>
+            <w:tcW w:type="dxa" w:w="2188"/>
             <w:shd w:fill="FFFFFF" w:color="auto" w:val="clear"/>
             <w:tcMar>
               <w:top w:type="dxa" w:w="90"/>
@@ -864,6 +1542,8 @@
                 <w:rFonts w:ascii="Calibri" w:cs="Calibri" w:eastAsia="Calibri" w:hAnsi="Calibri"/>
                 <w:b w:val="false"/>
                 <w:bCs w:val="false"/>
+                <w:i w:val="false"/>
+                <w:iCs w:val="false"/>
                 <w:color w:val="1A1A1A"/>
                 <w:sz w:val="19"/>
                 <w:szCs w:val="19"/>
@@ -874,7 +1554,7 @@
         </w:tc>
         <w:tc>
           <w:tcPr>
-            <w:tcW w:type="dxa" w:w="3200"/>
+            <w:tcW w:type="dxa" w:w="3191"/>
             <w:shd w:fill="FFFFFF" w:color="auto" w:val="clear"/>
             <w:tcMar>
               <w:top w:type="dxa" w:w="90"/>
@@ -892,6 +1572,8 @@
                 <w:rFonts w:ascii="Calibri" w:cs="Calibri" w:eastAsia="Calibri" w:hAnsi="Calibri"/>
                 <w:b w:val="false"/>
                 <w:bCs w:val="false"/>
+                <w:i w:val="false"/>
+                <w:iCs w:val="false"/>
                 <w:color w:val="1A1A1A"/>
                 <w:sz w:val="19"/>
                 <w:szCs w:val="19"/>
@@ -902,7 +1584,7 @@
         </w:tc>
         <w:tc>
           <w:tcPr>
-            <w:tcW w:type="dxa" w:w="3626"/>
+            <w:tcW w:type="dxa" w:w="3647"/>
             <w:shd w:fill="FFFFFF" w:color="auto" w:val="clear"/>
             <w:tcMar>
               <w:top w:type="dxa" w:w="90"/>
@@ -920,6 +1602,8 @@
                 <w:rFonts w:ascii="Calibri" w:cs="Calibri" w:eastAsia="Calibri" w:hAnsi="Calibri"/>
                 <w:b w:val="false"/>
                 <w:bCs w:val="false"/>
+                <w:i w:val="false"/>
+                <w:iCs w:val="false"/>
                 <w:color w:val="1A1A1A"/>
                 <w:sz w:val="19"/>
                 <w:szCs w:val="19"/>
@@ -932,20 +1616,30 @@
     </w:tbl>
     <w:p>
       <w:pPr>
+        <w:spacing w:after="0" w:line="120" w:lineRule="exact"/>
+      </w:pPr>
+    </w:p>
+    <w:p>
+      <w:pPr>
         <w:pStyle w:val="Heading2"/>
+        <w:keepNext/>
         <w:spacing w:after="120" w:before="300"/>
       </w:pPr>
+      <w:bookmarkStart w:id="3" w:name="_Toc_3"/>
       <w:r>
         <w:rPr>
           <w:rFonts w:ascii="Calibri" w:cs="Calibri" w:eastAsia="Calibri" w:hAnsi="Calibri"/>
           <w:b/>
           <w:bCs/>
+          <w:i w:val="false"/>
+          <w:iCs w:val="false"/>
           <w:color w:val="1A1A1A"/>
           <w:sz w:val="26"/>
           <w:szCs w:val="26"/>
         </w:rPr>
         <w:t xml:space="preserve">2.1 Why lecturers are different</w:t>
       </w:r>
+      <w:bookmarkEnd w:id="3"/>
     </w:p>
     <w:p>
       <w:pPr>
@@ -1064,19 +1758,24 @@
     <w:p>
       <w:pPr>
         <w:pStyle w:val="Heading2"/>
+        <w:keepNext/>
         <w:spacing w:after="120" w:before="300"/>
       </w:pPr>
+      <w:bookmarkStart w:id="4" w:name="_Toc_4"/>
       <w:r>
         <w:rPr>
           <w:rFonts w:ascii="Calibri" w:cs="Calibri" w:eastAsia="Calibri" w:hAnsi="Calibri"/>
           <w:b/>
           <w:bCs/>
+          <w:i w:val="false"/>
+          <w:iCs w:val="false"/>
           <w:color w:val="1A1A1A"/>
           <w:sz w:val="26"/>
           <w:szCs w:val="26"/>
         </w:rPr>
         <w:t xml:space="preserve">2.2 The fixed search order</w:t>
       </w:r>
+      <w:bookmarkEnd w:id="4"/>
     </w:p>
     <w:p>
       <w:pPr>
@@ -1096,15 +1795,112 @@
         <w:t xml:space="preserve">The three tables are always searched in the same order:</w:t>
       </w:r>
     </w:p>
-    <w:p>
-      <w:pPr>
-        <w:pStyle w:val="ListParagraph"/>
-        <w:numPr>
-          <w:ilvl w:val="0"/>
-          <w:numId w:val="2"/>
-        </w:numPr>
-        <w:spacing w:after="80" w:line="276"/>
-      </w:pPr>
+    <w:tbl>
+      <w:tblPr>
+        <w:tblW w:type="dxa" w:w="9026"/>
+        <w:tblBorders>
+          <w:top w:val="single" w:color="FFFFFF" w:sz="2"/>
+          <w:left w:val="single" w:color="FFFFFF" w:sz="2"/>
+          <w:bottom w:val="single" w:color="FFFFFF" w:sz="2"/>
+          <w:right w:val="single" w:color="FFFFFF" w:sz="2"/>
+          <w:insideH w:val="single" w:color="FFFFFF" w:sz="2"/>
+          <w:insideV w:val="single" w:color="FFFFFF" w:sz="2"/>
+        </w:tblBorders>
+      </w:tblPr>
+      <w:tblGrid>
+        <w:gridCol w:w="9026"/>
+      </w:tblGrid>
+      <w:tr>
+        <w:tc>
+          <w:tcPr>
+            <w:tcW w:type="dxa" w:w="9026"/>
+            <w:shd w:fill="F5F5F2" w:color="auto" w:val="clear"/>
+            <w:tcMar>
+              <w:top w:type="dxa" w:w="120"/>
+              <w:left w:type="dxa" w:w="160"/>
+              <w:bottom w:type="dxa" w:w="120"/>
+              <w:right w:type="dxa" w:w="160"/>
+            </w:tcMar>
+          </w:tcPr>
+          <w:p>
+            <w:pPr>
+              <w:spacing w:after="20" w:line="240"/>
+            </w:pPr>
+            <w:r>
+              <w:rPr>
+                <w:rFonts w:ascii="Consolas" w:cs="Consolas" w:eastAsia="Consolas" w:hAnsi="Consolas"/>
+                <w:b w:val="false"/>
+                <w:bCs w:val="false"/>
+                <w:i w:val="false"/>
+                <w:iCs w:val="false"/>
+                <w:color w:val="23303B"/>
+                <w:sz w:val="18"/>
+                <w:szCs w:val="18"/>
+              </w:rPr>
+              <w:t xml:space="preserve">admins</w:t>
+            </w:r>
+          </w:p>
+          <w:p>
+            <w:pPr>
+              <w:spacing w:after="20" w:line="240"/>
+            </w:pPr>
+            <w:r>
+              <w:rPr>
+                <w:rFonts w:ascii="Consolas" w:cs="Consolas" w:eastAsia="Consolas" w:hAnsi="Consolas"/>
+                <w:b w:val="false"/>
+                <w:bCs w:val="false"/>
+                <w:i w:val="false"/>
+                <w:iCs w:val="false"/>
+                <w:color w:val="23303B"/>
+                <w:sz w:val="18"/>
+                <w:szCs w:val="18"/>
+              </w:rPr>
+              <w:t xml:space="preserve">lecturers</w:t>
+            </w:r>
+          </w:p>
+          <w:p>
+            <w:pPr>
+              <w:spacing w:after="20" w:line="240"/>
+            </w:pPr>
+            <w:r>
+              <w:rPr>
+                <w:rFonts w:ascii="Consolas" w:cs="Consolas" w:eastAsia="Consolas" w:hAnsi="Consolas"/>
+                <w:b w:val="false"/>
+                <w:bCs w:val="false"/>
+                <w:i w:val="false"/>
+                <w:iCs w:val="false"/>
+                <w:color w:val="23303B"/>
+                <w:sz w:val="18"/>
+                <w:szCs w:val="18"/>
+              </w:rPr>
+              <w:t xml:space="preserve">students</w:t>
+            </w:r>
+          </w:p>
+        </w:tc>
+      </w:tr>
+    </w:tbl>
+    <w:p>
+      <w:pPr>
+        <w:spacing w:after="0" w:line="120" w:lineRule="exact"/>
+      </w:pPr>
+    </w:p>
+    <w:p>
+      <w:pPr>
+        <w:spacing w:after="150" w:line="276"/>
+      </w:pPr>
+      <w:r>
+        <w:rPr>
+          <w:rFonts w:ascii="Calibri" w:cs="Calibri" w:eastAsia="Calibri" w:hAnsi="Calibri"/>
+          <w:b w:val="false"/>
+          <w:bCs w:val="false"/>
+          <w:i w:val="false"/>
+          <w:iCs w:val="false"/>
+          <w:color w:val="1A1A1A"/>
+          <w:sz w:val="21"/>
+          <w:szCs w:val="21"/>
+        </w:rPr>
+        <w:t xml:space="preserve">This order appears in two places: in the browser, inside </w:t>
+      </w:r>
       <w:r>
         <w:rPr>
           <w:rFonts w:ascii="Consolas" w:cs="Consolas" w:eastAsia="Consolas" w:hAnsi="Consolas"/>
@@ -1116,18 +1912,21 @@
           <w:sz w:val="19"/>
           <w:szCs w:val="19"/>
         </w:rPr>
-        <w:t xml:space="preserve">admins</w:t>
-      </w:r>
-    </w:p>
-    <w:p>
-      <w:pPr>
-        <w:pStyle w:val="ListParagraph"/>
-        <w:numPr>
-          <w:ilvl w:val="0"/>
-          <w:numId w:val="2"/>
-        </w:numPr>
-        <w:spacing w:after="80" w:line="276"/>
-      </w:pPr>
+        <w:t xml:space="preserve">AuthContext.tsx</w:t>
+      </w:r>
+      <w:r>
+        <w:rPr>
+          <w:rFonts w:ascii="Calibri" w:cs="Calibri" w:eastAsia="Calibri" w:hAnsi="Calibri"/>
+          <w:b w:val="false"/>
+          <w:bCs w:val="false"/>
+          <w:i w:val="false"/>
+          <w:iCs w:val="false"/>
+          <w:color w:val="1A1A1A"/>
+          <w:sz w:val="21"/>
+          <w:szCs w:val="21"/>
+        </w:rPr>
+        <w:t xml:space="preserve">, and in the database, inside </w:t>
+      </w:r>
       <w:r>
         <w:rPr>
           <w:rFonts w:ascii="Consolas" w:cs="Consolas" w:eastAsia="Consolas" w:hAnsi="Consolas"/>
@@ -1139,18 +1938,21 @@
           <w:sz w:val="19"/>
           <w:szCs w:val="19"/>
         </w:rPr>
-        <w:t xml:space="preserve">lecturers</w:t>
-      </w:r>
-    </w:p>
-    <w:p>
-      <w:pPr>
-        <w:pStyle w:val="ListParagraph"/>
-        <w:numPr>
-          <w:ilvl w:val="0"/>
-          <w:numId w:val="2"/>
-        </w:numPr>
-        <w:spacing w:after="80" w:line="276"/>
-      </w:pPr>
+        <w:t xml:space="preserve">get_my_role()</w:t>
+      </w:r>
+      <w:r>
+        <w:rPr>
+          <w:rFonts w:ascii="Calibri" w:cs="Calibri" w:eastAsia="Calibri" w:hAnsi="Calibri"/>
+          <w:b w:val="false"/>
+          <w:bCs w:val="false"/>
+          <w:i w:val="false"/>
+          <w:iCs w:val="false"/>
+          <w:color w:val="1A1A1A"/>
+          <w:sz w:val="21"/>
+          <w:szCs w:val="21"/>
+        </w:rPr>
+        <w:t xml:space="preserve"> and </w:t>
+      </w:r>
       <w:r>
         <w:rPr>
           <w:rFonts w:ascii="Consolas" w:cs="Consolas" w:eastAsia="Consolas" w:hAnsi="Consolas"/>
@@ -1162,25 +1964,20 @@
           <w:sz w:val="19"/>
           <w:szCs w:val="19"/>
         </w:rPr>
-        <w:t xml:space="preserve">students</w:t>
-      </w:r>
-    </w:p>
-    <w:p>
-      <w:pPr>
-        <w:spacing w:after="150" w:line="276"/>
-      </w:pPr>
-      <w:r>
-        <w:rPr>
-          <w:rFonts w:ascii="Calibri" w:cs="Calibri" w:eastAsia="Calibri" w:hAnsi="Calibri"/>
-          <w:b w:val="false"/>
-          <w:bCs w:val="false"/>
-          <w:i w:val="false"/>
-          <w:iCs w:val="false"/>
-          <w:color w:val="1A1A1A"/>
-          <w:sz w:val="21"/>
-          <w:szCs w:val="21"/>
-        </w:rPr>
-        <w:t xml:space="preserve">This order appears in two places: in the browser, inside </w:t>
+        <w:t xml:space="preserve">my_lecturer_id()</w:t>
+      </w:r>
+      <w:r>
+        <w:rPr>
+          <w:rFonts w:ascii="Calibri" w:cs="Calibri" w:eastAsia="Calibri" w:hAnsi="Calibri"/>
+          <w:b w:val="false"/>
+          <w:bCs w:val="false"/>
+          <w:i w:val="false"/>
+          <w:iCs w:val="false"/>
+          <w:color w:val="1A1A1A"/>
+          <w:sz w:val="21"/>
+          <w:szCs w:val="21"/>
+        </w:rPr>
+        <w:t xml:space="preserve">. In the database the role function looks in admins and then students; a lecturer is in neither, so their role comes back as empty text, and </w:t>
       </w:r>
       <w:r>
         <w:rPr>
@@ -1193,46 +1990,20 @@
           <w:sz w:val="19"/>
           <w:szCs w:val="19"/>
         </w:rPr>
-        <w:t xml:space="preserve">AuthContext.tsx</w:t>
-      </w:r>
-      <w:r>
-        <w:rPr>
-          <w:rFonts w:ascii="Calibri" w:cs="Calibri" w:eastAsia="Calibri" w:hAnsi="Calibri"/>
-          <w:b w:val="false"/>
-          <w:bCs w:val="false"/>
-          <w:i w:val="false"/>
-          <w:iCs w:val="false"/>
-          <w:color w:val="1A1A1A"/>
-          <w:sz w:val="21"/>
-          <w:szCs w:val="21"/>
-        </w:rPr>
-        <w:t xml:space="preserve">, and in the database, inside </w:t>
-      </w:r>
-      <w:r>
-        <w:rPr>
-          <w:rFonts w:ascii="Consolas" w:cs="Consolas" w:eastAsia="Consolas" w:hAnsi="Consolas"/>
-          <w:b w:val="false"/>
-          <w:bCs w:val="false"/>
-          <w:i w:val="false"/>
-          <w:iCs w:val="false"/>
-          <w:color w:val="8B1E2D"/>
-          <w:sz w:val="19"/>
-          <w:szCs w:val="19"/>
-        </w:rPr>
-        <w:t xml:space="preserve">get_my_role()</w:t>
-      </w:r>
-      <w:r>
-        <w:rPr>
-          <w:rFonts w:ascii="Calibri" w:cs="Calibri" w:eastAsia="Calibri" w:hAnsi="Calibri"/>
-          <w:b w:val="false"/>
-          <w:bCs w:val="false"/>
-          <w:i w:val="false"/>
-          <w:iCs w:val="false"/>
-          <w:color w:val="1A1A1A"/>
-          <w:sz w:val="21"/>
-          <w:szCs w:val="21"/>
-        </w:rPr>
-        <w:t xml:space="preserve">.</w:t>
+        <w:t xml:space="preserve">my_lecturer_id()</w:t>
+      </w:r>
+      <w:r>
+        <w:rPr>
+          <w:rFonts w:ascii="Calibri" w:cs="Calibri" w:eastAsia="Calibri" w:hAnsi="Calibri"/>
+          <w:b w:val="false"/>
+          <w:bCs w:val="false"/>
+          <w:i w:val="false"/>
+          <w:iCs w:val="false"/>
+          <w:color w:val="1A1A1A"/>
+          <w:sz w:val="21"/>
+          <w:szCs w:val="21"/>
+        </w:rPr>
+        <w:t xml:space="preserve"> is what recognises them. Either way, an admin row wins over anything else, in both places.</w:t>
       </w:r>
     </w:p>
     <w:tbl>
@@ -1271,6 +2042,8 @@
                 <w:rFonts w:ascii="Calibri" w:cs="Calibri" w:eastAsia="Calibri" w:hAnsi="Calibri"/>
                 <w:b/>
                 <w:bCs/>
+                <w:i w:val="false"/>
+                <w:iCs w:val="false"/>
                 <w:color w:val="8B1E2D"/>
                 <w:sz w:val="17"/>
                 <w:szCs w:val="17"/>
@@ -1285,6 +2058,10 @@
             <w:r>
               <w:rPr>
                 <w:rFonts w:ascii="Calibri" w:cs="Calibri" w:eastAsia="Calibri" w:hAnsi="Calibri"/>
+                <w:b w:val="false"/>
+                <w:bCs w:val="false"/>
+                <w:i w:val="false"/>
+                <w:iCs w:val="false"/>
                 <w:color w:val="1A1A1A"/>
                 <w:sz w:val="20"/>
                 <w:szCs w:val="20"/>
@@ -1296,6 +2073,11 @@
       </w:tr>
     </w:tbl>
     <w:p>
+      <w:pPr>
+        <w:spacing w:after="0" w:line="120" w:lineRule="exact"/>
+      </w:pPr>
+    </w:p>
+    <w:p>
       <w:r>
         <w:br w:type="page"/>
       </w:r>
@@ -1303,19 +2085,24 @@
     <w:p>
       <w:pPr>
         <w:pStyle w:val="Heading1"/>
+        <w:keepNext/>
         <w:spacing w:after="170" w:before="380"/>
       </w:pPr>
+      <w:bookmarkStart w:id="5" w:name="_Toc_5"/>
       <w:r>
         <w:rPr>
           <w:rFonts w:ascii="Calibri" w:cs="Calibri" w:eastAsia="Calibri" w:hAnsi="Calibri"/>
           <w:b/>
           <w:bCs/>
+          <w:i w:val="false"/>
+          <w:iCs w:val="false"/>
           <w:color w:val="8B1E2D"/>
           <w:sz w:val="32"/>
           <w:szCs w:val="32"/>
         </w:rPr>
         <w:t xml:space="preserve">3. Signing in, step by step</w:t>
       </w:r>
+      <w:bookmarkEnd w:id="5"/>
     </w:p>
     <w:p>
       <w:pPr>
@@ -1366,7 +2153,7 @@
         <w:pStyle w:val="ListParagraph"/>
         <w:numPr>
           <w:ilvl w:val="0"/>
-          <w:numId w:val="3"/>
+          <w:numId w:val="101"/>
         </w:numPr>
         <w:spacing w:after="80" w:line="276"/>
       </w:pPr>
@@ -1381,20 +2168,7 @@
           <w:sz w:val="21"/>
           <w:szCs w:val="21"/>
         </w:rPr>
-        <w:t xml:space="preserve">The browser sends the email and password</w:t>
-      </w:r>
-      <w:r>
-        <w:rPr>
-          <w:rFonts w:ascii="Calibri" w:cs="Calibri" w:eastAsia="Calibri" w:hAnsi="Calibri"/>
-          <w:b w:val="false"/>
-          <w:bCs w:val="false"/>
-          <w:i w:val="false"/>
-          <w:iCs w:val="false"/>
-          <w:color w:val="1A1A1A"/>
-          <w:sz w:val="21"/>
-          <w:szCs w:val="21"/>
-        </w:rPr>
-        <w:t xml:space="preserve"> to Supabase Auth using </w:t>
+        <w:t xml:space="preserve">The browser sends the email and password to Supabase Auth using </w:t>
       </w:r>
       <w:r>
         <w:rPr>
@@ -1428,7 +2202,7 @@
         <w:pStyle w:val="ListParagraph"/>
         <w:numPr>
           <w:ilvl w:val="0"/>
-          <w:numId w:val="3"/>
+          <w:numId w:val="101"/>
         </w:numPr>
         <w:spacing w:after="80" w:line="276"/>
       </w:pPr>
@@ -1443,20 +2217,7 @@
           <w:sz w:val="21"/>
           <w:szCs w:val="21"/>
         </w:rPr>
-        <w:t xml:space="preserve">Supabase replies with a session</w:t>
-      </w:r>
-      <w:r>
-        <w:rPr>
-          <w:rFonts w:ascii="Calibri" w:cs="Calibri" w:eastAsia="Calibri" w:hAnsi="Calibri"/>
-          <w:b w:val="false"/>
-          <w:bCs w:val="false"/>
-          <w:i w:val="false"/>
-          <w:iCs w:val="false"/>
-          <w:color w:val="1A1A1A"/>
-          <w:sz w:val="21"/>
-          <w:szCs w:val="21"/>
-        </w:rPr>
-        <w:t xml:space="preserve"> containing an access token. The token is signed, so the database can trust it without asking Auth again.</w:t>
+        <w:t xml:space="preserve">Supabase replies with a session containing an access token. The token is signed, so the database can trust it without asking Auth again.</w:t>
       </w:r>
     </w:p>
     <w:p>
@@ -1464,7 +2225,7 @@
         <w:pStyle w:val="ListParagraph"/>
         <w:numPr>
           <w:ilvl w:val="0"/>
-          <w:numId w:val="3"/>
+          <w:numId w:val="101"/>
         </w:numPr>
         <w:spacing w:after="80" w:line="276"/>
       </w:pPr>
@@ -1479,20 +2240,7 @@
           <w:sz w:val="21"/>
           <w:szCs w:val="21"/>
         </w:rPr>
-        <w:t xml:space="preserve">The app looks up the profile</w:t>
-      </w:r>
-      <w:r>
-        <w:rPr>
-          <w:rFonts w:ascii="Calibri" w:cs="Calibri" w:eastAsia="Calibri" w:hAnsi="Calibri"/>
-          <w:b w:val="false"/>
-          <w:bCs w:val="false"/>
-          <w:i w:val="false"/>
-          <w:iCs w:val="false"/>
-          <w:color w:val="1A1A1A"/>
-          <w:sz w:val="21"/>
-          <w:szCs w:val="21"/>
-        </w:rPr>
-        <w:t xml:space="preserve"> in admins, then lecturers, then students, stopping at the first match.</w:t>
+        <w:t xml:space="preserve">The app looks up the profile in admins, then lecturers, then students, stopping at the first match.</w:t>
       </w:r>
     </w:p>
     <w:p>
@@ -1500,7 +2248,7 @@
         <w:pStyle w:val="ListParagraph"/>
         <w:numPr>
           <w:ilvl w:val="0"/>
-          <w:numId w:val="3"/>
+          <w:numId w:val="101"/>
         </w:numPr>
         <w:spacing w:after="80" w:line="276"/>
       </w:pPr>
@@ -1515,20 +2263,7 @@
           <w:sz w:val="21"/>
           <w:szCs w:val="21"/>
         </w:rPr>
-        <w:t xml:space="preserve">If the person is a lecturer, one more query runs</w:t>
-      </w:r>
-      <w:r>
-        <w:rPr>
-          <w:rFonts w:ascii="Calibri" w:cs="Calibri" w:eastAsia="Calibri" w:hAnsi="Calibri"/>
-          <w:b w:val="false"/>
-          <w:bCs w:val="false"/>
-          <w:i w:val="false"/>
-          <w:iCs w:val="false"/>
-          <w:color w:val="1A1A1A"/>
-          <w:sz w:val="21"/>
-          <w:szCs w:val="21"/>
-        </w:rPr>
-        <w:t xml:space="preserve"> against hod_appointments to see whether they currently head a department.</w:t>
+        <w:t xml:space="preserve">If the person is a lecturer, one more query runs against hod_appointments to see whether they currently head a department.</w:t>
       </w:r>
     </w:p>
     <w:p>
@@ -1536,7 +2271,7 @@
         <w:pStyle w:val="ListParagraph"/>
         <w:numPr>
           <w:ilvl w:val="0"/>
-          <w:numId w:val="3"/>
+          <w:numId w:val="101"/>
         </w:numPr>
         <w:spacing w:after="80" w:line="276"/>
       </w:pPr>
@@ -1551,20 +2286,7 @@
           <w:sz w:val="21"/>
           <w:szCs w:val="21"/>
         </w:rPr>
-        <w:t xml:space="preserve">Everything is normalised into one shape.</w:t>
-      </w:r>
-      <w:r>
-        <w:rPr>
-          <w:rFonts w:ascii="Calibri" w:cs="Calibri" w:eastAsia="Calibri" w:hAnsi="Calibri"/>
-          <w:b w:val="false"/>
-          <w:bCs w:val="false"/>
-          <w:i w:val="false"/>
-          <w:iCs w:val="false"/>
-          <w:color w:val="1A1A1A"/>
-          <w:sz w:val="21"/>
-          <w:szCs w:val="21"/>
-        </w:rPr>
-        <w:t xml:space="preserve"> Whatever table the person came from, the app ends up with the same object: id, name, email, department, role, status.</w:t>
+        <w:t xml:space="preserve">Everything is normalised into one shape. Whatever table the person came from, the app ends up with the same object: id, name, email, department, role, status.</w:t>
       </w:r>
     </w:p>
     <w:p>
@@ -1572,7 +2294,7 @@
         <w:pStyle w:val="ListParagraph"/>
         <w:numPr>
           <w:ilvl w:val="0"/>
-          <w:numId w:val="3"/>
+          <w:numId w:val="101"/>
         </w:numPr>
         <w:spacing w:after="80" w:line="276"/>
       </w:pPr>
@@ -1587,38 +2309,30 @@
           <w:sz w:val="21"/>
           <w:szCs w:val="21"/>
         </w:rPr>
-        <w:t xml:space="preserve">The user is sent to their portal.</w:t>
-      </w:r>
-      <w:r>
-        <w:rPr>
-          <w:rFonts w:ascii="Calibri" w:cs="Calibri" w:eastAsia="Calibri" w:hAnsi="Calibri"/>
-          <w:b w:val="false"/>
-          <w:bCs w:val="false"/>
-          <w:i w:val="false"/>
-          <w:iCs w:val="false"/>
-          <w:color w:val="1A1A1A"/>
-          <w:sz w:val="21"/>
-          <w:szCs w:val="21"/>
-        </w:rPr>
-        <w:t xml:space="preserve"> A student goes to /app, a lecturer to /staff, an admin to /admin.</w:t>
+        <w:t xml:space="preserve">The user is sent to their portal. A student goes to /app, a lecturer to /staff, an admin to /admin.</w:t>
       </w:r>
     </w:p>
     <w:p>
       <w:pPr>
         <w:pStyle w:val="Heading2"/>
+        <w:keepNext/>
         <w:spacing w:after="120" w:before="300"/>
       </w:pPr>
+      <w:bookmarkStart w:id="6" w:name="_Toc_6"/>
       <w:r>
         <w:rPr>
           <w:rFonts w:ascii="Calibri" w:cs="Calibri" w:eastAsia="Calibri" w:hAnsi="Calibri"/>
           <w:b/>
           <w:bCs/>
+          <w:i w:val="false"/>
+          <w:iCs w:val="false"/>
           <w:color w:val="1A1A1A"/>
           <w:sz w:val="26"/>
           <w:szCs w:val="26"/>
         </w:rPr>
         <w:t xml:space="preserve">3.1 One normalised profile</w:t>
       </w:r>
+      <w:bookmarkEnd w:id="6"/>
     </w:p>
     <w:p>
       <w:pPr>
@@ -1672,6 +2386,10 @@
             <w:r>
               <w:rPr>
                 <w:rFonts w:ascii="Consolas" w:cs="Consolas" w:eastAsia="Consolas" w:hAnsi="Consolas"/>
+                <w:b w:val="false"/>
+                <w:bCs w:val="false"/>
+                <w:i w:val="false"/>
+                <w:iCs w:val="false"/>
                 <w:color w:val="23303B"/>
                 <w:sz w:val="18"/>
                 <w:szCs w:val="18"/>
@@ -1686,6 +2404,10 @@
             <w:r>
               <w:rPr>
                 <w:rFonts w:ascii="Consolas" w:cs="Consolas" w:eastAsia="Consolas" w:hAnsi="Consolas"/>
+                <w:b w:val="false"/>
+                <w:bCs w:val="false"/>
+                <w:i w:val="false"/>
+                <w:iCs w:val="false"/>
                 <w:color w:val="23303B"/>
                 <w:sz w:val="18"/>
                 <w:szCs w:val="18"/>
@@ -1700,11 +2422,15 @@
             <w:r>
               <w:rPr>
                 <w:rFonts w:ascii="Consolas" w:cs="Consolas" w:eastAsia="Consolas" w:hAnsi="Consolas"/>
+                <w:b w:val="false"/>
+                <w:bCs w:val="false"/>
+                <w:i w:val="false"/>
+                <w:iCs w:val="false"/>
                 <w:color w:val="23303B"/>
                 <w:sz w:val="18"/>
                 <w:szCs w:val="18"/>
               </w:rPr>
-              <w:t xml:space="preserve"/>
+              <w:t xml:space="preserve"> </w:t>
             </w:r>
           </w:p>
           <w:p>
@@ -1714,6 +2440,10 @@
             <w:r>
               <w:rPr>
                 <w:rFonts w:ascii="Consolas" w:cs="Consolas" w:eastAsia="Consolas" w:hAnsi="Consolas"/>
+                <w:b w:val="false"/>
+                <w:bCs w:val="false"/>
+                <w:i w:val="false"/>
+                <w:iCs w:val="false"/>
                 <w:color w:val="23303B"/>
                 <w:sz w:val="18"/>
                 <w:szCs w:val="18"/>
@@ -1728,6 +2458,10 @@
             <w:r>
               <w:rPr>
                 <w:rFonts w:ascii="Consolas" w:cs="Consolas" w:eastAsia="Consolas" w:hAnsi="Consolas"/>
+                <w:b w:val="false"/>
+                <w:bCs w:val="false"/>
+                <w:i w:val="false"/>
+                <w:iCs w:val="false"/>
                 <w:color w:val="23303B"/>
                 <w:sz w:val="18"/>
                 <w:szCs w:val="18"/>
@@ -1740,6 +2474,11 @@
     </w:tbl>
     <w:p>
       <w:pPr>
+        <w:spacing w:after="0" w:line="120" w:lineRule="exact"/>
+      </w:pPr>
+    </w:p>
+    <w:p>
+      <w:pPr>
         <w:spacing w:after="150" w:line="276"/>
       </w:pPr>
       <w:r>
@@ -1785,19 +2524,24 @@
     <w:p>
       <w:pPr>
         <w:pStyle w:val="Heading2"/>
+        <w:keepNext/>
         <w:spacing w:after="120" w:before="300"/>
       </w:pPr>
+      <w:bookmarkStart w:id="7" w:name="_Toc_7"/>
       <w:r>
         <w:rPr>
           <w:rFonts w:ascii="Calibri" w:cs="Calibri" w:eastAsia="Calibri" w:hAnsi="Calibri"/>
           <w:b/>
           <w:bCs/>
+          <w:i w:val="false"/>
+          <w:iCs w:val="false"/>
           <w:color w:val="1A1A1A"/>
           <w:sz w:val="26"/>
           <w:szCs w:val="26"/>
         </w:rPr>
         <w:t xml:space="preserve">3.2 A subtle rule inside the auth listener</w:t>
       </w:r>
+      <w:bookmarkEnd w:id="7"/>
     </w:p>
     <w:p>
       <w:pPr>
@@ -1844,26 +2588,219 @@
       </w:r>
     </w:p>
     <w:p>
-      <w:r>
-        <w:br w:type="page"/>
-      </w:r>
-    </w:p>
-    <w:p>
-      <w:pPr>
-        <w:pStyle w:val="Heading1"/>
-        <w:spacing w:after="170" w:before="380"/>
-      </w:pPr>
+      <w:pPr>
+        <w:pStyle w:val="Heading2"/>
+        <w:keepNext/>
+        <w:spacing w:after="120" w:before="300"/>
+      </w:pPr>
+      <w:bookmarkStart w:id="8" w:name="_Toc_8"/>
       <w:r>
         <w:rPr>
           <w:rFonts w:ascii="Calibri" w:cs="Calibri" w:eastAsia="Calibri" w:hAnsi="Calibri"/>
           <w:b/>
           <w:bCs/>
+          <w:i w:val="false"/>
+          <w:iCs w:val="false"/>
+          <w:color w:val="1A1A1A"/>
+          <w:sz w:val="26"/>
+          <w:szCs w:val="26"/>
+        </w:rPr>
+        <w:t xml:space="preserve">3.3 Two checks after signing in</w:t>
+      </w:r>
+      <w:bookmarkEnd w:id="8"/>
+    </w:p>
+    <w:p>
+      <w:pPr>
+        <w:spacing w:after="150" w:line="276"/>
+      </w:pPr>
+      <w:r>
+        <w:rPr>
+          <w:rFonts w:ascii="Calibri" w:cs="Calibri" w:eastAsia="Calibri" w:hAnsi="Calibri"/>
+          <w:b/>
+          <w:bCs/>
+          <w:i w:val="false"/>
+          <w:iCs w:val="false"/>
+          <w:color w:val="1A1A1A"/>
+          <w:sz w:val="21"/>
+          <w:szCs w:val="21"/>
+        </w:rPr>
+        <w:t xml:space="preserve">A temporary password must be changed.</w:t>
+      </w:r>
+      <w:r>
+        <w:rPr>
+          <w:rFonts w:ascii="Calibri" w:cs="Calibri" w:eastAsia="Calibri" w:hAnsi="Calibri"/>
+          <w:b w:val="false"/>
+          <w:bCs w:val="false"/>
+          <w:i w:val="false"/>
+          <w:iCs w:val="false"/>
+          <w:color w:val="1A1A1A"/>
+          <w:sz w:val="21"/>
+          <w:szCs w:val="21"/>
+        </w:rPr>
+        <w:t xml:space="preserve"> A student brought in with a new intake signs in with a temporary password the faculty handed out. Their account carries a </w:t>
+      </w:r>
+      <w:r>
+        <w:rPr>
+          <w:rFonts w:ascii="Consolas" w:cs="Consolas" w:eastAsia="Consolas" w:hAnsi="Consolas"/>
+          <w:b w:val="false"/>
+          <w:bCs w:val="false"/>
+          <w:i w:val="false"/>
+          <w:iCs w:val="false"/>
+          <w:color w:val="8B1E2D"/>
+          <w:sz w:val="19"/>
+          <w:szCs w:val="19"/>
+        </w:rPr>
+        <w:t xml:space="preserve">must_change_password</w:t>
+      </w:r>
+      <w:r>
+        <w:rPr>
+          <w:rFonts w:ascii="Calibri" w:cs="Calibri" w:eastAsia="Calibri" w:hAnsi="Calibri"/>
+          <w:b w:val="false"/>
+          <w:bCs w:val="false"/>
+          <w:i w:val="false"/>
+          <w:iCs w:val="false"/>
+          <w:color w:val="1A1A1A"/>
+          <w:sz w:val="21"/>
+          <w:szCs w:val="21"/>
+        </w:rPr>
+        <w:t xml:space="preserve"> flag, and until they choose their own password the student portal shows nothing but a dialog asking for one (</w:t>
+      </w:r>
+      <w:r>
+        <w:rPr>
+          <w:rFonts w:ascii="Consolas" w:cs="Consolas" w:eastAsia="Consolas" w:hAnsi="Consolas"/>
+          <w:b w:val="false"/>
+          <w:bCs w:val="false"/>
+          <w:i w:val="false"/>
+          <w:iCs w:val="false"/>
+          <w:color w:val="8B1E2D"/>
+          <w:sz w:val="19"/>
+          <w:szCs w:val="19"/>
+        </w:rPr>
+        <w:t xml:space="preserve">FirstSignInPassword.tsx</w:t>
+      </w:r>
+      <w:r>
+        <w:rPr>
+          <w:rFonts w:ascii="Calibri" w:cs="Calibri" w:eastAsia="Calibri" w:hAnsi="Calibri"/>
+          <w:b w:val="false"/>
+          <w:bCs w:val="false"/>
+          <w:i w:val="false"/>
+          <w:iCs w:val="false"/>
+          <w:color w:val="1A1A1A"/>
+          <w:sz w:val="21"/>
+          <w:szCs w:val="21"/>
+        </w:rPr>
+        <w:t xml:space="preserve">).</w:t>
+      </w:r>
+    </w:p>
+    <w:p>
+      <w:pPr>
+        <w:spacing w:after="150" w:line="276"/>
+      </w:pPr>
+      <w:r>
+        <w:rPr>
+          <w:rFonts w:ascii="Calibri" w:cs="Calibri" w:eastAsia="Calibri" w:hAnsi="Calibri"/>
+          <w:b/>
+          <w:bCs/>
+          <w:i w:val="false"/>
+          <w:iCs w:val="false"/>
+          <w:color w:val="1A1A1A"/>
+          <w:sz w:val="21"/>
+          <w:szCs w:val="21"/>
+        </w:rPr>
+        <w:t xml:space="preserve">A deactivated account is signed out at once.</w:t>
+      </w:r>
+      <w:r>
+        <w:rPr>
+          <w:rFonts w:ascii="Calibri" w:cs="Calibri" w:eastAsia="Calibri" w:hAnsi="Calibri"/>
+          <w:b w:val="false"/>
+          <w:bCs w:val="false"/>
+          <w:i w:val="false"/>
+          <w:iCs w:val="false"/>
+          <w:color w:val="1A1A1A"/>
+          <w:sz w:val="21"/>
+          <w:szCs w:val="21"/>
+        </w:rPr>
+        <w:t xml:space="preserve"> Switching an account off bars its sign-in, but a browser that is already signed in still holds a token that stays valid for up to an hour. So the app asks the database, through </w:t>
+      </w:r>
+      <w:r>
+        <w:rPr>
+          <w:rFonts w:ascii="Consolas" w:cs="Consolas" w:eastAsia="Consolas" w:hAnsi="Consolas"/>
+          <w:b w:val="false"/>
+          <w:bCs w:val="false"/>
+          <w:i w:val="false"/>
+          <w:iCs w:val="false"/>
+          <w:color w:val="8B1E2D"/>
+          <w:sz w:val="19"/>
+          <w:szCs w:val="19"/>
+        </w:rPr>
+        <w:t xml:space="preserve">my_account_active()</w:t>
+      </w:r>
+      <w:r>
+        <w:rPr>
+          <w:rFonts w:ascii="Calibri" w:cs="Calibri" w:eastAsia="Calibri" w:hAnsi="Calibri"/>
+          <w:b w:val="false"/>
+          <w:bCs w:val="false"/>
+          <w:i w:val="false"/>
+          <w:iCs w:val="false"/>
+          <w:color w:val="1A1A1A"/>
+          <w:sz w:val="21"/>
+          <w:szCs w:val="21"/>
+        </w:rPr>
+        <w:t xml:space="preserve">, whether the account is still allowed in: on sign-in, whenever the tab comes back into view, and every five minutes. If not, it signs out and the sign-in page says why (</w:t>
+      </w:r>
+      <w:r>
+        <w:rPr>
+          <w:rFonts w:ascii="Consolas" w:cs="Consolas" w:eastAsia="Consolas" w:hAnsi="Consolas"/>
+          <w:b w:val="false"/>
+          <w:bCs w:val="false"/>
+          <w:i w:val="false"/>
+          <w:iCs w:val="false"/>
+          <w:color w:val="8B1E2D"/>
+          <w:sz w:val="19"/>
+          <w:szCs w:val="19"/>
+        </w:rPr>
+        <w:t xml:space="preserve">lib/accountGuard.ts</w:t>
+      </w:r>
+      <w:r>
+        <w:rPr>
+          <w:rFonts w:ascii="Calibri" w:cs="Calibri" w:eastAsia="Calibri" w:hAnsi="Calibri"/>
+          <w:b w:val="false"/>
+          <w:bCs w:val="false"/>
+          <w:i w:val="false"/>
+          <w:iCs w:val="false"/>
+          <w:color w:val="1A1A1A"/>
+          <w:sz w:val="21"/>
+          <w:szCs w:val="21"/>
+        </w:rPr>
+        <w:t xml:space="preserve">). The database does not wait for the browser: every role helper refuses a deactivated account from the moment it is switched off (section 7).</w:t>
+      </w:r>
+    </w:p>
+    <w:p>
+      <w:r>
+        <w:br w:type="page"/>
+      </w:r>
+    </w:p>
+    <w:p>
+      <w:pPr>
+        <w:pStyle w:val="Heading1"/>
+        <w:keepNext/>
+        <w:spacing w:after="170" w:before="380"/>
+      </w:pPr>
+      <w:bookmarkStart w:id="9" w:name="_Toc_9"/>
+      <w:r>
+        <w:rPr>
+          <w:rFonts w:ascii="Calibri" w:cs="Calibri" w:eastAsia="Calibri" w:hAnsi="Calibri"/>
+          <w:b/>
+          <w:bCs/>
+          <w:i w:val="false"/>
+          <w:iCs w:val="false"/>
           <w:color w:val="8B1E2D"/>
           <w:sz w:val="32"/>
           <w:szCs w:val="32"/>
         </w:rPr>
         <w:t xml:space="preserve">4. The four roles</w:t>
       </w:r>
+      <w:bookmarkEnd w:id="9"/>
     </w:p>
     <w:tbl>
       <w:tblPr>
@@ -1878,17 +2815,18 @@
         </w:tblBorders>
       </w:tblPr>
       <w:tblGrid>
-        <w:gridCol w:w="1600"/>
-        <w:gridCol w:w="1300"/>
-        <w:gridCol w:w="6126"/>
+        <w:gridCol w:w="1624"/>
+        <w:gridCol w:w="1263"/>
+        <w:gridCol w:w="6139"/>
       </w:tblGrid>
       <w:tr>
         <w:trPr>
           <w:tblHeader/>
+          <w:cantSplit/>
         </w:trPr>
         <w:tc>
           <w:tcPr>
-            <w:tcW w:type="dxa" w:w="1600"/>
+            <w:tcW w:type="dxa" w:w="1624"/>
             <w:shd w:fill="8B1E2D" w:color="auto" w:val="clear"/>
             <w:tcMar>
               <w:top w:type="dxa" w:w="90"/>
@@ -1906,6 +2844,8 @@
                 <w:rFonts w:ascii="Calibri" w:cs="Calibri" w:eastAsia="Calibri" w:hAnsi="Calibri"/>
                 <w:b/>
                 <w:bCs/>
+                <w:i w:val="false"/>
+                <w:iCs w:val="false"/>
                 <w:color w:val="FFFFFF"/>
                 <w:sz w:val="19"/>
                 <w:szCs w:val="19"/>
@@ -1916,7 +2856,7 @@
         </w:tc>
         <w:tc>
           <w:tcPr>
-            <w:tcW w:type="dxa" w:w="1300"/>
+            <w:tcW w:type="dxa" w:w="1263"/>
             <w:shd w:fill="8B1E2D" w:color="auto" w:val="clear"/>
             <w:tcMar>
               <w:top w:type="dxa" w:w="90"/>
@@ -1934,6 +2874,8 @@
                 <w:rFonts w:ascii="Calibri" w:cs="Calibri" w:eastAsia="Calibri" w:hAnsi="Calibri"/>
                 <w:b/>
                 <w:bCs/>
+                <w:i w:val="false"/>
+                <w:iCs w:val="false"/>
                 <w:color w:val="FFFFFF"/>
                 <w:sz w:val="19"/>
                 <w:szCs w:val="19"/>
@@ -1944,7 +2886,7 @@
         </w:tc>
         <w:tc>
           <w:tcPr>
-            <w:tcW w:type="dxa" w:w="6126"/>
+            <w:tcW w:type="dxa" w:w="6139"/>
             <w:shd w:fill="8B1E2D" w:color="auto" w:val="clear"/>
             <w:tcMar>
               <w:top w:type="dxa" w:w="90"/>
@@ -1962,6 +2904,8 @@
                 <w:rFonts w:ascii="Calibri" w:cs="Calibri" w:eastAsia="Calibri" w:hAnsi="Calibri"/>
                 <w:b/>
                 <w:bCs/>
+                <w:i w:val="false"/>
+                <w:iCs w:val="false"/>
                 <w:color w:val="FFFFFF"/>
                 <w:sz w:val="19"/>
                 <w:szCs w:val="19"/>
@@ -1972,9 +2916,12 @@
         </w:tc>
       </w:tr>
       <w:tr>
+        <w:trPr>
+          <w:cantSplit/>
+        </w:trPr>
         <w:tc>
           <w:tcPr>
-            <w:tcW w:type="dxa" w:w="1600"/>
+            <w:tcW w:type="dxa" w:w="1624"/>
             <w:shd w:fill="FFFFFF" w:color="auto" w:val="clear"/>
             <w:tcMar>
               <w:top w:type="dxa" w:w="90"/>
@@ -1992,6 +2939,8 @@
                 <w:rFonts w:ascii="Calibri" w:cs="Calibri" w:eastAsia="Calibri" w:hAnsi="Calibri"/>
                 <w:b w:val="false"/>
                 <w:bCs w:val="false"/>
+                <w:i w:val="false"/>
+                <w:iCs w:val="false"/>
                 <w:color w:val="1A1A1A"/>
                 <w:sz w:val="19"/>
                 <w:szCs w:val="19"/>
@@ -2002,7 +2951,7 @@
         </w:tc>
         <w:tc>
           <w:tcPr>
-            <w:tcW w:type="dxa" w:w="1300"/>
+            <w:tcW w:type="dxa" w:w="1263"/>
             <w:shd w:fill="FFFFFF" w:color="auto" w:val="clear"/>
             <w:tcMar>
               <w:top w:type="dxa" w:w="90"/>
@@ -2020,6 +2969,8 @@
                 <w:rFonts w:ascii="Calibri" w:cs="Calibri" w:eastAsia="Calibri" w:hAnsi="Calibri"/>
                 <w:b w:val="false"/>
                 <w:bCs w:val="false"/>
+                <w:i w:val="false"/>
+                <w:iCs w:val="false"/>
                 <w:color w:val="1A1A1A"/>
                 <w:sz w:val="19"/>
                 <w:szCs w:val="19"/>
@@ -2030,7 +2981,7 @@
         </w:tc>
         <w:tc>
           <w:tcPr>
-            <w:tcW w:type="dxa" w:w="6126"/>
+            <w:tcW w:type="dxa" w:w="6139"/>
             <w:shd w:fill="FFFFFF" w:color="auto" w:val="clear"/>
             <w:tcMar>
               <w:top w:type="dxa" w:w="90"/>
@@ -2048,6 +2999,8 @@
                 <w:rFonts w:ascii="Calibri" w:cs="Calibri" w:eastAsia="Calibri" w:hAnsi="Calibri"/>
                 <w:b w:val="false"/>
                 <w:bCs w:val="false"/>
+                <w:i w:val="false"/>
+                <w:iCs w:val="false"/>
                 <w:color w:val="1A1A1A"/>
                 <w:sz w:val="19"/>
                 <w:szCs w:val="19"/>
@@ -2058,9 +3011,12 @@
         </w:tc>
       </w:tr>
       <w:tr>
+        <w:trPr>
+          <w:cantSplit/>
+        </w:trPr>
         <w:tc>
           <w:tcPr>
-            <w:tcW w:type="dxa" w:w="1600"/>
+            <w:tcW w:type="dxa" w:w="1624"/>
             <w:shd w:fill="FFFFFF" w:color="auto" w:val="clear"/>
             <w:tcMar>
               <w:top w:type="dxa" w:w="90"/>
@@ -2078,6 +3034,8 @@
                 <w:rFonts w:ascii="Calibri" w:cs="Calibri" w:eastAsia="Calibri" w:hAnsi="Calibri"/>
                 <w:b w:val="false"/>
                 <w:bCs w:val="false"/>
+                <w:i w:val="false"/>
+                <w:iCs w:val="false"/>
                 <w:color w:val="1A1A1A"/>
                 <w:sz w:val="19"/>
                 <w:szCs w:val="19"/>
@@ -2088,7 +3046,7 @@
         </w:tc>
         <w:tc>
           <w:tcPr>
-            <w:tcW w:type="dxa" w:w="1300"/>
+            <w:tcW w:type="dxa" w:w="1263"/>
             <w:shd w:fill="FFFFFF" w:color="auto" w:val="clear"/>
             <w:tcMar>
               <w:top w:type="dxa" w:w="90"/>
@@ -2106,6 +3064,8 @@
                 <w:rFonts w:ascii="Calibri" w:cs="Calibri" w:eastAsia="Calibri" w:hAnsi="Calibri"/>
                 <w:b w:val="false"/>
                 <w:bCs w:val="false"/>
+                <w:i w:val="false"/>
+                <w:iCs w:val="false"/>
                 <w:color w:val="1A1A1A"/>
                 <w:sz w:val="19"/>
                 <w:szCs w:val="19"/>
@@ -2116,7 +3076,7 @@
         </w:tc>
         <w:tc>
           <w:tcPr>
-            <w:tcW w:type="dxa" w:w="6126"/>
+            <w:tcW w:type="dxa" w:w="6139"/>
             <w:shd w:fill="FFFFFF" w:color="auto" w:val="clear"/>
             <w:tcMar>
               <w:top w:type="dxa" w:w="90"/>
@@ -2134,6 +3094,8 @@
                 <w:rFonts w:ascii="Calibri" w:cs="Calibri" w:eastAsia="Calibri" w:hAnsi="Calibri"/>
                 <w:b w:val="false"/>
                 <w:bCs w:val="false"/>
+                <w:i w:val="false"/>
+                <w:iCs w:val="false"/>
                 <w:color w:val="1A1A1A"/>
                 <w:sz w:val="19"/>
                 <w:szCs w:val="19"/>
@@ -2144,9 +3106,12 @@
         </w:tc>
       </w:tr>
       <w:tr>
+        <w:trPr>
+          <w:cantSplit/>
+        </w:trPr>
         <w:tc>
           <w:tcPr>
-            <w:tcW w:type="dxa" w:w="1600"/>
+            <w:tcW w:type="dxa" w:w="1624"/>
             <w:shd w:fill="FFFFFF" w:color="auto" w:val="clear"/>
             <w:tcMar>
               <w:top w:type="dxa" w:w="90"/>
@@ -2164,6 +3129,8 @@
                 <w:rFonts w:ascii="Calibri" w:cs="Calibri" w:eastAsia="Calibri" w:hAnsi="Calibri"/>
                 <w:b w:val="false"/>
                 <w:bCs w:val="false"/>
+                <w:i w:val="false"/>
+                <w:iCs w:val="false"/>
                 <w:color w:val="1A1A1A"/>
                 <w:sz w:val="19"/>
                 <w:szCs w:val="19"/>
@@ -2174,7 +3141,7 @@
         </w:tc>
         <w:tc>
           <w:tcPr>
-            <w:tcW w:type="dxa" w:w="1300"/>
+            <w:tcW w:type="dxa" w:w="1263"/>
             <w:shd w:fill="FFFFFF" w:color="auto" w:val="clear"/>
             <w:tcMar>
               <w:top w:type="dxa" w:w="90"/>
@@ -2192,6 +3159,8 @@
                 <w:rFonts w:ascii="Calibri" w:cs="Calibri" w:eastAsia="Calibri" w:hAnsi="Calibri"/>
                 <w:b w:val="false"/>
                 <w:bCs w:val="false"/>
+                <w:i w:val="false"/>
+                <w:iCs w:val="false"/>
                 <w:color w:val="1A1A1A"/>
                 <w:sz w:val="19"/>
                 <w:szCs w:val="19"/>
@@ -2202,7 +3171,7 @@
         </w:tc>
         <w:tc>
           <w:tcPr>
-            <w:tcW w:type="dxa" w:w="6126"/>
+            <w:tcW w:type="dxa" w:w="6139"/>
             <w:shd w:fill="FFFFFF" w:color="auto" w:val="clear"/>
             <w:tcMar>
               <w:top w:type="dxa" w:w="90"/>
@@ -2220,6 +3189,8 @@
                 <w:rFonts w:ascii="Calibri" w:cs="Calibri" w:eastAsia="Calibri" w:hAnsi="Calibri"/>
                 <w:b w:val="false"/>
                 <w:bCs w:val="false"/>
+                <w:i w:val="false"/>
+                <w:iCs w:val="false"/>
                 <w:color w:val="1A1A1A"/>
                 <w:sz w:val="19"/>
                 <w:szCs w:val="19"/>
@@ -2230,9 +3201,12 @@
         </w:tc>
       </w:tr>
       <w:tr>
+        <w:trPr>
+          <w:cantSplit/>
+        </w:trPr>
         <w:tc>
           <w:tcPr>
-            <w:tcW w:type="dxa" w:w="1600"/>
+            <w:tcW w:type="dxa" w:w="1624"/>
             <w:shd w:fill="FFFFFF" w:color="auto" w:val="clear"/>
             <w:tcMar>
               <w:top w:type="dxa" w:w="90"/>
@@ -2250,6 +3224,8 @@
                 <w:rFonts w:ascii="Calibri" w:cs="Calibri" w:eastAsia="Calibri" w:hAnsi="Calibri"/>
                 <w:b w:val="false"/>
                 <w:bCs w:val="false"/>
+                <w:i w:val="false"/>
+                <w:iCs w:val="false"/>
                 <w:color w:val="1A1A1A"/>
                 <w:sz w:val="19"/>
                 <w:szCs w:val="19"/>
@@ -2260,7 +3236,7 @@
         </w:tc>
         <w:tc>
           <w:tcPr>
-            <w:tcW w:type="dxa" w:w="1300"/>
+            <w:tcW w:type="dxa" w:w="1263"/>
             <w:shd w:fill="FFFFFF" w:color="auto" w:val="clear"/>
             <w:tcMar>
               <w:top w:type="dxa" w:w="90"/>
@@ -2278,6 +3254,8 @@
                 <w:rFonts w:ascii="Calibri" w:cs="Calibri" w:eastAsia="Calibri" w:hAnsi="Calibri"/>
                 <w:b w:val="false"/>
                 <w:bCs w:val="false"/>
+                <w:i w:val="false"/>
+                <w:iCs w:val="false"/>
                 <w:color w:val="1A1A1A"/>
                 <w:sz w:val="19"/>
                 <w:szCs w:val="19"/>
@@ -2288,7 +3266,7 @@
         </w:tc>
         <w:tc>
           <w:tcPr>
-            <w:tcW w:type="dxa" w:w="6126"/>
+            <w:tcW w:type="dxa" w:w="6139"/>
             <w:shd w:fill="FFFFFF" w:color="auto" w:val="clear"/>
             <w:tcMar>
               <w:top w:type="dxa" w:w="90"/>
@@ -2306,6 +3284,8 @@
                 <w:rFonts w:ascii="Calibri" w:cs="Calibri" w:eastAsia="Calibri" w:hAnsi="Calibri"/>
                 <w:b w:val="false"/>
                 <w:bCs w:val="false"/>
+                <w:i w:val="false"/>
+                <w:iCs w:val="false"/>
                 <w:color w:val="1A1A1A"/>
                 <w:sz w:val="19"/>
                 <w:szCs w:val="19"/>
@@ -2318,20 +3298,30 @@
     </w:tbl>
     <w:p>
       <w:pPr>
+        <w:spacing w:after="0" w:line="120" w:lineRule="exact"/>
+      </w:pPr>
+    </w:p>
+    <w:p>
+      <w:pPr>
         <w:pStyle w:val="Heading2"/>
+        <w:keepNext/>
         <w:spacing w:after="120" w:before="300"/>
       </w:pPr>
+      <w:bookmarkStart w:id="10" w:name="_Toc_10"/>
       <w:r>
         <w:rPr>
           <w:rFonts w:ascii="Calibri" w:cs="Calibri" w:eastAsia="Calibri" w:hAnsi="Calibri"/>
           <w:b/>
           <w:bCs/>
+          <w:i w:val="false"/>
+          <w:iCs w:val="false"/>
           <w:color w:val="1A1A1A"/>
           <w:sz w:val="26"/>
           <w:szCs w:val="26"/>
         </w:rPr>
         <w:t xml:space="preserve">4.1 Head of Department, again</w:t>
       </w:r>
+      <w:bookmarkEnd w:id="10"/>
     </w:p>
     <w:p>
       <w:pPr>
@@ -2403,6 +3393,10 @@
             <w:r>
               <w:rPr>
                 <w:rFonts w:ascii="Consolas" w:cs="Consolas" w:eastAsia="Consolas" w:hAnsi="Consolas"/>
+                <w:b w:val="false"/>
+                <w:bCs w:val="false"/>
+                <w:i w:val="false"/>
+                <w:iCs w:val="false"/>
                 <w:color w:val="23303B"/>
                 <w:sz w:val="18"/>
                 <w:szCs w:val="18"/>
@@ -2417,6 +3411,10 @@
             <w:r>
               <w:rPr>
                 <w:rFonts w:ascii="Consolas" w:cs="Consolas" w:eastAsia="Consolas" w:hAnsi="Consolas"/>
+                <w:b w:val="false"/>
+                <w:bCs w:val="false"/>
+                <w:i w:val="false"/>
+                <w:iCs w:val="false"/>
                 <w:color w:val="23303B"/>
                 <w:sz w:val="18"/>
                 <w:szCs w:val="18"/>
@@ -2431,6 +3429,10 @@
             <w:r>
               <w:rPr>
                 <w:rFonts w:ascii="Consolas" w:cs="Consolas" w:eastAsia="Consolas" w:hAnsi="Consolas"/>
+                <w:b w:val="false"/>
+                <w:bCs w:val="false"/>
+                <w:i w:val="false"/>
+                <w:iCs w:val="false"/>
                 <w:color w:val="23303B"/>
                 <w:sz w:val="18"/>
                 <w:szCs w:val="18"/>
@@ -2445,6 +3447,10 @@
             <w:r>
               <w:rPr>
                 <w:rFonts w:ascii="Consolas" w:cs="Consolas" w:eastAsia="Consolas" w:hAnsi="Consolas"/>
+                <w:b w:val="false"/>
+                <w:bCs w:val="false"/>
+                <w:i w:val="false"/>
+                <w:iCs w:val="false"/>
                 <w:color w:val="23303B"/>
                 <w:sz w:val="18"/>
                 <w:szCs w:val="18"/>
@@ -2459,6 +3465,10 @@
             <w:r>
               <w:rPr>
                 <w:rFonts w:ascii="Consolas" w:cs="Consolas" w:eastAsia="Consolas" w:hAnsi="Consolas"/>
+                <w:b w:val="false"/>
+                <w:bCs w:val="false"/>
+                <w:i w:val="false"/>
+                <w:iCs w:val="false"/>
                 <w:color w:val="23303B"/>
                 <w:sz w:val="18"/>
                 <w:szCs w:val="18"/>
@@ -2473,6 +3483,10 @@
             <w:r>
               <w:rPr>
                 <w:rFonts w:ascii="Consolas" w:cs="Consolas" w:eastAsia="Consolas" w:hAnsi="Consolas"/>
+                <w:b w:val="false"/>
+                <w:bCs w:val="false"/>
+                <w:i w:val="false"/>
+                <w:iCs w:val="false"/>
                 <w:color w:val="23303B"/>
                 <w:sz w:val="18"/>
                 <w:szCs w:val="18"/>
@@ -2484,6 +3498,11 @@
       </w:tr>
     </w:tbl>
     <w:p>
+      <w:pPr>
+        <w:spacing w:after="0" w:line="120" w:lineRule="exact"/>
+      </w:pPr>
+    </w:p>
+    <w:p>
       <w:r>
         <w:br w:type="page"/>
       </w:r>
@@ -2491,36 +3510,46 @@
     <w:p>
       <w:pPr>
         <w:pStyle w:val="Heading1"/>
+        <w:keepNext/>
         <w:spacing w:after="170" w:before="380"/>
       </w:pPr>
+      <w:bookmarkStart w:id="11" w:name="_Toc_11"/>
       <w:r>
         <w:rPr>
           <w:rFonts w:ascii="Calibri" w:cs="Calibri" w:eastAsia="Calibri" w:hAnsi="Calibri"/>
           <w:b/>
           <w:bCs/>
+          <w:i w:val="false"/>
+          <w:iCs w:val="false"/>
           <w:color w:val="8B1E2D"/>
           <w:sz w:val="32"/>
           <w:szCs w:val="32"/>
         </w:rPr>
         <w:t xml:space="preserve">5. Guarding the routes</w:t>
       </w:r>
+      <w:bookmarkEnd w:id="11"/>
     </w:p>
     <w:p>
       <w:pPr>
         <w:pStyle w:val="Heading2"/>
+        <w:keepNext/>
         <w:spacing w:after="120" w:before="300"/>
       </w:pPr>
+      <w:bookmarkStart w:id="12" w:name="_Toc_12"/>
       <w:r>
         <w:rPr>
           <w:rFonts w:ascii="Calibri" w:cs="Calibri" w:eastAsia="Calibri" w:hAnsi="Calibri"/>
           <w:b/>
           <w:bCs/>
+          <w:i w:val="false"/>
+          <w:iCs w:val="false"/>
           <w:color w:val="1A1A1A"/>
           <w:sz w:val="26"/>
           <w:szCs w:val="26"/>
         </w:rPr>
         <w:t xml:space="preserve">5.1 ProtectedRoute</w:t>
       </w:r>
+      <w:bookmarkEnd w:id="12"/>
     </w:p>
     <w:p>
       <w:pPr>
@@ -2571,7 +3600,7 @@
         <w:pStyle w:val="ListParagraph"/>
         <w:numPr>
           <w:ilvl w:val="0"/>
-          <w:numId w:val="4"/>
+          <w:numId w:val="102"/>
         </w:numPr>
         <w:spacing w:after="80" w:line="276"/>
       </w:pPr>
@@ -2594,7 +3623,7 @@
         <w:pStyle w:val="ListParagraph"/>
         <w:numPr>
           <w:ilvl w:val="0"/>
-          <w:numId w:val="4"/>
+          <w:numId w:val="102"/>
         </w:numPr>
         <w:spacing w:after="80" w:line="276"/>
       </w:pPr>
@@ -2617,7 +3646,7 @@
         <w:pStyle w:val="ListParagraph"/>
         <w:numPr>
           <w:ilvl w:val="0"/>
-          <w:numId w:val="4"/>
+          <w:numId w:val="102"/>
         </w:numPr>
         <w:spacing w:after="80" w:line="276"/>
       </w:pPr>
@@ -2640,7 +3669,7 @@
         <w:pStyle w:val="ListParagraph"/>
         <w:numPr>
           <w:ilvl w:val="0"/>
-          <w:numId w:val="4"/>
+          <w:numId w:val="102"/>
         </w:numPr>
         <w:spacing w:after="80" w:line="276"/>
       </w:pPr>
@@ -2710,6 +3739,10 @@
             <w:r>
               <w:rPr>
                 <w:rFonts w:ascii="Consolas" w:cs="Consolas" w:eastAsia="Consolas" w:hAnsi="Consolas"/>
+                <w:b w:val="false"/>
+                <w:bCs w:val="false"/>
+                <w:i w:val="false"/>
+                <w:iCs w:val="false"/>
                 <w:color w:val="23303B"/>
                 <w:sz w:val="18"/>
                 <w:szCs w:val="18"/>
@@ -2724,6 +3757,10 @@
             <w:r>
               <w:rPr>
                 <w:rFonts w:ascii="Consolas" w:cs="Consolas" w:eastAsia="Consolas" w:hAnsi="Consolas"/>
+                <w:b w:val="false"/>
+                <w:bCs w:val="false"/>
+                <w:i w:val="false"/>
+                <w:iCs w:val="false"/>
                 <w:color w:val="23303B"/>
                 <w:sz w:val="18"/>
                 <w:szCs w:val="18"/>
@@ -2738,6 +3775,10 @@
             <w:r>
               <w:rPr>
                 <w:rFonts w:ascii="Consolas" w:cs="Consolas" w:eastAsia="Consolas" w:hAnsi="Consolas"/>
+                <w:b w:val="false"/>
+                <w:bCs w:val="false"/>
+                <w:i w:val="false"/>
+                <w:iCs w:val="false"/>
                 <w:color w:val="23303B"/>
                 <w:sz w:val="18"/>
                 <w:szCs w:val="18"/>
@@ -2752,6 +3793,10 @@
             <w:r>
               <w:rPr>
                 <w:rFonts w:ascii="Consolas" w:cs="Consolas" w:eastAsia="Consolas" w:hAnsi="Consolas"/>
+                <w:b w:val="false"/>
+                <w:bCs w:val="false"/>
+                <w:i w:val="false"/>
+                <w:iCs w:val="false"/>
                 <w:color w:val="23303B"/>
                 <w:sz w:val="18"/>
                 <w:szCs w:val="18"/>
@@ -2766,6 +3811,10 @@
             <w:r>
               <w:rPr>
                 <w:rFonts w:ascii="Consolas" w:cs="Consolas" w:eastAsia="Consolas" w:hAnsi="Consolas"/>
+                <w:b w:val="false"/>
+                <w:bCs w:val="false"/>
+                <w:i w:val="false"/>
+                <w:iCs w:val="false"/>
                 <w:color w:val="23303B"/>
                 <w:sz w:val="18"/>
                 <w:szCs w:val="18"/>
@@ -2780,6 +3829,10 @@
             <w:r>
               <w:rPr>
                 <w:rFonts w:ascii="Consolas" w:cs="Consolas" w:eastAsia="Consolas" w:hAnsi="Consolas"/>
+                <w:b w:val="false"/>
+                <w:bCs w:val="false"/>
+                <w:i w:val="false"/>
+                <w:iCs w:val="false"/>
                 <w:color w:val="23303B"/>
                 <w:sz w:val="18"/>
                 <w:szCs w:val="18"/>
@@ -2794,6 +3847,10 @@
             <w:r>
               <w:rPr>
                 <w:rFonts w:ascii="Consolas" w:cs="Consolas" w:eastAsia="Consolas" w:hAnsi="Consolas"/>
+                <w:b w:val="false"/>
+                <w:bCs w:val="false"/>
+                <w:i w:val="false"/>
+                <w:iCs w:val="false"/>
                 <w:color w:val="23303B"/>
                 <w:sz w:val="18"/>
                 <w:szCs w:val="18"/>
@@ -2808,6 +3865,10 @@
             <w:r>
               <w:rPr>
                 <w:rFonts w:ascii="Consolas" w:cs="Consolas" w:eastAsia="Consolas" w:hAnsi="Consolas"/>
+                <w:b w:val="false"/>
+                <w:bCs w:val="false"/>
+                <w:i w:val="false"/>
+                <w:iCs w:val="false"/>
                 <w:color w:val="23303B"/>
                 <w:sz w:val="18"/>
                 <w:szCs w:val="18"/>
@@ -2818,6 +3879,11 @@
         </w:tc>
       </w:tr>
     </w:tbl>
+    <w:p>
+      <w:pPr>
+        <w:spacing w:after="0" w:line="120" w:lineRule="exact"/>
+      </w:pPr>
+    </w:p>
     <w:p>
       <w:pPr>
         <w:pBdr>
@@ -2829,6 +3895,8 @@
       <w:r>
         <w:rPr>
           <w:rFonts w:ascii="Calibri" w:cs="Calibri" w:eastAsia="Calibri" w:hAnsi="Calibri"/>
+          <w:b w:val="false"/>
+          <w:bCs w:val="false"/>
           <w:i/>
           <w:iCs/>
           <w:color w:val="5A5A5A"/>
@@ -2841,19 +3909,24 @@
     <w:p>
       <w:pPr>
         <w:pStyle w:val="Heading2"/>
+        <w:keepNext/>
         <w:spacing w:after="120" w:before="300"/>
       </w:pPr>
+      <w:bookmarkStart w:id="13" w:name="_Toc_13"/>
       <w:r>
         <w:rPr>
           <w:rFonts w:ascii="Calibri" w:cs="Calibri" w:eastAsia="Calibri" w:hAnsi="Calibri"/>
           <w:b/>
           <w:bCs/>
+          <w:i w:val="false"/>
+          <w:iCs w:val="false"/>
           <w:color w:val="1A1A1A"/>
           <w:sz w:val="26"/>
           <w:szCs w:val="26"/>
         </w:rPr>
         <w:t xml:space="preserve">5.2 The route map</w:t>
       </w:r>
+      <w:bookmarkEnd w:id="13"/>
     </w:p>
     <w:tbl>
       <w:tblPr>
@@ -2868,16 +3941,17 @@
         </w:tblBorders>
       </w:tblPr>
       <w:tblGrid>
-        <w:gridCol w:w="2600"/>
-        <w:gridCol w:w="6426"/>
+        <w:gridCol w:w="2617"/>
+        <w:gridCol w:w="6409"/>
       </w:tblGrid>
       <w:tr>
         <w:trPr>
           <w:tblHeader/>
+          <w:cantSplit/>
         </w:trPr>
         <w:tc>
           <w:tcPr>
-            <w:tcW w:type="dxa" w:w="2600"/>
+            <w:tcW w:type="dxa" w:w="2617"/>
             <w:shd w:fill="8B1E2D" w:color="auto" w:val="clear"/>
             <w:tcMar>
               <w:top w:type="dxa" w:w="90"/>
@@ -2895,6 +3969,8 @@
                 <w:rFonts w:ascii="Calibri" w:cs="Calibri" w:eastAsia="Calibri" w:hAnsi="Calibri"/>
                 <w:b/>
                 <w:bCs/>
+                <w:i w:val="false"/>
+                <w:iCs w:val="false"/>
                 <w:color w:val="FFFFFF"/>
                 <w:sz w:val="19"/>
                 <w:szCs w:val="19"/>
@@ -2905,7 +3981,7 @@
         </w:tc>
         <w:tc>
           <w:tcPr>
-            <w:tcW w:type="dxa" w:w="6426"/>
+            <w:tcW w:type="dxa" w:w="6409"/>
             <w:shd w:fill="8B1E2D" w:color="auto" w:val="clear"/>
             <w:tcMar>
               <w:top w:type="dxa" w:w="90"/>
@@ -2923,6 +3999,8 @@
                 <w:rFonts w:ascii="Calibri" w:cs="Calibri" w:eastAsia="Calibri" w:hAnsi="Calibri"/>
                 <w:b/>
                 <w:bCs/>
+                <w:i w:val="false"/>
+                <w:iCs w:val="false"/>
                 <w:color w:val="FFFFFF"/>
                 <w:sz w:val="19"/>
                 <w:szCs w:val="19"/>
@@ -2933,9 +4011,12 @@
         </w:tc>
       </w:tr>
       <w:tr>
+        <w:trPr>
+          <w:cantSplit/>
+        </w:trPr>
         <w:tc>
           <w:tcPr>
-            <w:tcW w:type="dxa" w:w="2600"/>
+            <w:tcW w:type="dxa" w:w="2617"/>
             <w:shd w:fill="FFFFFF" w:color="auto" w:val="clear"/>
             <w:tcMar>
               <w:top w:type="dxa" w:w="90"/>
@@ -2953,6 +4034,8 @@
                 <w:rFonts w:ascii="Calibri" w:cs="Calibri" w:eastAsia="Calibri" w:hAnsi="Calibri"/>
                 <w:b w:val="false"/>
                 <w:bCs w:val="false"/>
+                <w:i w:val="false"/>
+                <w:iCs w:val="false"/>
                 <w:color w:val="1A1A1A"/>
                 <w:sz w:val="19"/>
                 <w:szCs w:val="19"/>
@@ -2963,7 +4046,7 @@
         </w:tc>
         <w:tc>
           <w:tcPr>
-            <w:tcW w:type="dxa" w:w="6426"/>
+            <w:tcW w:type="dxa" w:w="6409"/>
             <w:shd w:fill="FFFFFF" w:color="auto" w:val="clear"/>
             <w:tcMar>
               <w:top w:type="dxa" w:w="90"/>
@@ -2981,6 +4064,8 @@
                 <w:rFonts w:ascii="Calibri" w:cs="Calibri" w:eastAsia="Calibri" w:hAnsi="Calibri"/>
                 <w:b w:val="false"/>
                 <w:bCs w:val="false"/>
+                <w:i w:val="false"/>
+                <w:iCs w:val="false"/>
                 <w:color w:val="1A1A1A"/>
                 <w:sz w:val="19"/>
                 <w:szCs w:val="19"/>
@@ -2991,9 +4076,12 @@
         </w:tc>
       </w:tr>
       <w:tr>
+        <w:trPr>
+          <w:cantSplit/>
+        </w:trPr>
         <w:tc>
           <w:tcPr>
-            <w:tcW w:type="dxa" w:w="2600"/>
+            <w:tcW w:type="dxa" w:w="2617"/>
             <w:shd w:fill="FFFFFF" w:color="auto" w:val="clear"/>
             <w:tcMar>
               <w:top w:type="dxa" w:w="90"/>
@@ -3011,6 +4099,8 @@
                 <w:rFonts w:ascii="Calibri" w:cs="Calibri" w:eastAsia="Calibri" w:hAnsi="Calibri"/>
                 <w:b w:val="false"/>
                 <w:bCs w:val="false"/>
+                <w:i w:val="false"/>
+                <w:iCs w:val="false"/>
                 <w:color w:val="1A1A1A"/>
                 <w:sz w:val="19"/>
                 <w:szCs w:val="19"/>
@@ -3021,7 +4111,7 @@
         </w:tc>
         <w:tc>
           <w:tcPr>
-            <w:tcW w:type="dxa" w:w="6426"/>
+            <w:tcW w:type="dxa" w:w="6409"/>
             <w:shd w:fill="FFFFFF" w:color="auto" w:val="clear"/>
             <w:tcMar>
               <w:top w:type="dxa" w:w="90"/>
@@ -3039,19 +4129,24 @@
                 <w:rFonts w:ascii="Calibri" w:cs="Calibri" w:eastAsia="Calibri" w:hAnsi="Calibri"/>
                 <w:b w:val="false"/>
                 <w:bCs w:val="false"/>
+                <w:i w:val="false"/>
+                <w:iCs w:val="false"/>
                 <w:color w:val="1A1A1A"/>
                 <w:sz w:val="19"/>
                 <w:szCs w:val="19"/>
               </w:rPr>
-              <w:t xml:space="preserve">dashboard, attendance, results, students, courses, medical, feedback, enrollment, hods, notices, notifications</w:t>
+              <w:t xml:space="preserve">dashboard, attendance, results, students, courses, medical, feedback, enrollment, notices, notifications, profile, and for the super admin: hods, batches, users</w:t>
             </w:r>
           </w:p>
         </w:tc>
       </w:tr>
       <w:tr>
+        <w:trPr>
+          <w:cantSplit/>
+        </w:trPr>
         <w:tc>
           <w:tcPr>
-            <w:tcW w:type="dxa" w:w="2600"/>
+            <w:tcW w:type="dxa" w:w="2617"/>
             <w:shd w:fill="FFFFFF" w:color="auto" w:val="clear"/>
             <w:tcMar>
               <w:top w:type="dxa" w:w="90"/>
@@ -3069,6 +4164,8 @@
                 <w:rFonts w:ascii="Calibri" w:cs="Calibri" w:eastAsia="Calibri" w:hAnsi="Calibri"/>
                 <w:b w:val="false"/>
                 <w:bCs w:val="false"/>
+                <w:i w:val="false"/>
+                <w:iCs w:val="false"/>
                 <w:color w:val="1A1A1A"/>
                 <w:sz w:val="19"/>
                 <w:szCs w:val="19"/>
@@ -3079,7 +4176,7 @@
         </w:tc>
         <w:tc>
           <w:tcPr>
-            <w:tcW w:type="dxa" w:w="6426"/>
+            <w:tcW w:type="dxa" w:w="6409"/>
             <w:shd w:fill="FFFFFF" w:color="auto" w:val="clear"/>
             <w:tcMar>
               <w:top w:type="dxa" w:w="90"/>
@@ -3097,11 +4194,78 @@
                 <w:rFonts w:ascii="Calibri" w:cs="Calibri" w:eastAsia="Calibri" w:hAnsi="Calibri"/>
                 <w:b w:val="false"/>
                 <w:bCs w:val="false"/>
+                <w:i w:val="false"/>
+                <w:iCs w:val="false"/>
                 <w:color w:val="1A1A1A"/>
                 <w:sz w:val="19"/>
                 <w:szCs w:val="19"/>
               </w:rPr>
-              <w:t xml:space="preserve">dashboard, courses, attendance, results, feedback, feedback/:periodId/:courseId/form, mentees, notices, notifications, and HOD-only: mentors, assignments, enrollment, catalogue, students, lecturers</w:t>
+              <w:t xml:space="preserve">dashboard, courses, attendance, results, feedback, feedback/:periodId/:courseId/form, mentees, notices, notifications, profile, and HOD-only: mentors, assignments, enrollment, catalogue, students, lecturers</w:t>
+            </w:r>
+          </w:p>
+        </w:tc>
+      </w:tr>
+      <w:tr>
+        <w:trPr>
+          <w:cantSplit/>
+        </w:trPr>
+        <w:tc>
+          <w:tcPr>
+            <w:tcW w:type="dxa" w:w="2617"/>
+            <w:shd w:fill="FFFFFF" w:color="auto" w:val="clear"/>
+            <w:tcMar>
+              <w:top w:type="dxa" w:w="90"/>
+              <w:left w:type="dxa" w:w="120"/>
+              <w:bottom w:type="dxa" w:w="90"/>
+              <w:right w:type="dxa" w:w="120"/>
+            </w:tcMar>
+          </w:tcPr>
+          <w:p>
+            <w:pPr>
+              <w:spacing w:after="0" w:line="250"/>
+            </w:pPr>
+            <w:r>
+              <w:rPr>
+                <w:rFonts w:ascii="Calibri" w:cs="Calibri" w:eastAsia="Calibri" w:hAnsi="Calibri"/>
+                <w:b w:val="false"/>
+                <w:bCs w:val="false"/>
+                <w:i w:val="false"/>
+                <w:iCs w:val="false"/>
+                <w:color w:val="1A1A1A"/>
+                <w:sz w:val="19"/>
+                <w:szCs w:val="19"/>
+              </w:rPr>
+              <w:t xml:space="preserve">/ and /account (no sign-in)</w:t>
+            </w:r>
+          </w:p>
+        </w:tc>
+        <w:tc>
+          <w:tcPr>
+            <w:tcW w:type="dxa" w:w="6409"/>
+            <w:shd w:fill="FFFFFF" w:color="auto" w:val="clear"/>
+            <w:tcMar>
+              <w:top w:type="dxa" w:w="90"/>
+              <w:left w:type="dxa" w:w="120"/>
+              <w:bottom w:type="dxa" w:w="90"/>
+              <w:right w:type="dxa" w:w="120"/>
+            </w:tcMar>
+          </w:tcPr>
+          <w:p>
+            <w:pPr>
+              <w:spacing w:after="0" w:line="250"/>
+            </w:pPr>
+            <w:r>
+              <w:rPr>
+                <w:rFonts w:ascii="Calibri" w:cs="Calibri" w:eastAsia="Calibri" w:hAnsi="Calibri"/>
+                <w:b w:val="false"/>
+                <w:bCs w:val="false"/>
+                <w:i w:val="false"/>
+                <w:iCs w:val="false"/>
+                <w:color w:val="1A1A1A"/>
+                <w:sz w:val="19"/>
+                <w:szCs w:val="19"/>
+              </w:rPr>
+              <w:t xml:space="preserve">the sign-in page; /account/setup and /account/reset, where an emailed link sets a password</w:t>
             </w:r>
           </w:p>
         </w:tc>
@@ -3109,20 +4273,30 @@
     </w:tbl>
     <w:p>
       <w:pPr>
+        <w:spacing w:after="0" w:line="120" w:lineRule="exact"/>
+      </w:pPr>
+    </w:p>
+    <w:p>
+      <w:pPr>
         <w:pStyle w:val="Heading2"/>
+        <w:keepNext/>
         <w:spacing w:after="120" w:before="300"/>
       </w:pPr>
+      <w:bookmarkStart w:id="14" w:name="_Toc_14"/>
       <w:r>
         <w:rPr>
           <w:rFonts w:ascii="Calibri" w:cs="Calibri" w:eastAsia="Calibri" w:hAnsi="Calibri"/>
           <w:b/>
           <w:bCs/>
+          <w:i w:val="false"/>
+          <w:iCs w:val="false"/>
           <w:color w:val="1A1A1A"/>
           <w:sz w:val="26"/>
           <w:szCs w:val="26"/>
         </w:rPr>
         <w:t xml:space="preserve">5.3 Pages load one at a time</w:t>
       </w:r>
+      <w:bookmarkEnd w:id="14"/>
     </w:p>
     <w:p>
       <w:pPr>
@@ -3155,17 +4329,18 @@
         </w:tblBorders>
       </w:tblPr>
       <w:tblGrid>
-        <w:gridCol w:w="2600"/>
-        <w:gridCol w:w="3200"/>
-        <w:gridCol w:w="3226"/>
+        <w:gridCol w:w="2617"/>
+        <w:gridCol w:w="3159"/>
+        <w:gridCol w:w="3250"/>
       </w:tblGrid>
       <w:tr>
         <w:trPr>
           <w:tblHeader/>
+          <w:cantSplit/>
         </w:trPr>
         <w:tc>
           <w:tcPr>
-            <w:tcW w:type="dxa" w:w="2600"/>
+            <w:tcW w:type="dxa" w:w="2617"/>
             <w:shd w:fill="8B1E2D" w:color="auto" w:val="clear"/>
             <w:tcMar>
               <w:top w:type="dxa" w:w="90"/>
@@ -3183,6 +4358,8 @@
                 <w:rFonts w:ascii="Calibri" w:cs="Calibri" w:eastAsia="Calibri" w:hAnsi="Calibri"/>
                 <w:b/>
                 <w:bCs/>
+                <w:i w:val="false"/>
+                <w:iCs w:val="false"/>
                 <w:color w:val="FFFFFF"/>
                 <w:sz w:val="19"/>
                 <w:szCs w:val="19"/>
@@ -3193,7 +4370,7 @@
         </w:tc>
         <w:tc>
           <w:tcPr>
-            <w:tcW w:type="dxa" w:w="3200"/>
+            <w:tcW w:type="dxa" w:w="3159"/>
             <w:shd w:fill="8B1E2D" w:color="auto" w:val="clear"/>
             <w:tcMar>
               <w:top w:type="dxa" w:w="90"/>
@@ -3211,6 +4388,8 @@
                 <w:rFonts w:ascii="Calibri" w:cs="Calibri" w:eastAsia="Calibri" w:hAnsi="Calibri"/>
                 <w:b/>
                 <w:bCs/>
+                <w:i w:val="false"/>
+                <w:iCs w:val="false"/>
                 <w:color w:val="FFFFFF"/>
                 <w:sz w:val="19"/>
                 <w:szCs w:val="19"/>
@@ -3221,7 +4400,7 @@
         </w:tc>
         <w:tc>
           <w:tcPr>
-            <w:tcW w:type="dxa" w:w="3226"/>
+            <w:tcW w:type="dxa" w:w="3250"/>
             <w:shd w:fill="8B1E2D" w:color="auto" w:val="clear"/>
             <w:tcMar>
               <w:top w:type="dxa" w:w="90"/>
@@ -3239,6 +4418,8 @@
                 <w:rFonts w:ascii="Calibri" w:cs="Calibri" w:eastAsia="Calibri" w:hAnsi="Calibri"/>
                 <w:b/>
                 <w:bCs/>
+                <w:i w:val="false"/>
+                <w:iCs w:val="false"/>
                 <w:color w:val="FFFFFF"/>
                 <w:sz w:val="19"/>
                 <w:szCs w:val="19"/>
@@ -3249,9 +4430,12 @@
         </w:tc>
       </w:tr>
       <w:tr>
+        <w:trPr>
+          <w:cantSplit/>
+        </w:trPr>
         <w:tc>
           <w:tcPr>
-            <w:tcW w:type="dxa" w:w="2600"/>
+            <w:tcW w:type="dxa" w:w="2617"/>
             <w:shd w:fill="FFFFFF" w:color="auto" w:val="clear"/>
             <w:tcMar>
               <w:top w:type="dxa" w:w="90"/>
@@ -3269,6 +4453,8 @@
                 <w:rFonts w:ascii="Calibri" w:cs="Calibri" w:eastAsia="Calibri" w:hAnsi="Calibri"/>
                 <w:b w:val="false"/>
                 <w:bCs w:val="false"/>
+                <w:i w:val="false"/>
+                <w:iCs w:val="false"/>
                 <w:color w:val="1A1A1A"/>
                 <w:sz w:val="19"/>
                 <w:szCs w:val="19"/>
@@ -3279,7 +4465,7 @@
         </w:tc>
         <w:tc>
           <w:tcPr>
-            <w:tcW w:type="dxa" w:w="3200"/>
+            <w:tcW w:type="dxa" w:w="3159"/>
             <w:shd w:fill="FFFFFF" w:color="auto" w:val="clear"/>
             <w:tcMar>
               <w:top w:type="dxa" w:w="90"/>
@@ -3297,6 +4483,8 @@
                 <w:rFonts w:ascii="Calibri" w:cs="Calibri" w:eastAsia="Calibri" w:hAnsi="Calibri"/>
                 <w:b w:val="false"/>
                 <w:bCs w:val="false"/>
+                <w:i w:val="false"/>
+                <w:iCs w:val="false"/>
                 <w:color w:val="1A1A1A"/>
                 <w:sz w:val="19"/>
                 <w:szCs w:val="19"/>
@@ -3307,7 +4495,7 @@
         </w:tc>
         <w:tc>
           <w:tcPr>
-            <w:tcW w:type="dxa" w:w="3226"/>
+            <w:tcW w:type="dxa" w:w="3250"/>
             <w:shd w:fill="FFFFFF" w:color="auto" w:val="clear"/>
             <w:tcMar>
               <w:top w:type="dxa" w:w="90"/>
@@ -3325,6 +4513,8 @@
                 <w:rFonts w:ascii="Calibri" w:cs="Calibri" w:eastAsia="Calibri" w:hAnsi="Calibri"/>
                 <w:b w:val="false"/>
                 <w:bCs w:val="false"/>
+                <w:i w:val="false"/>
+                <w:iCs w:val="false"/>
                 <w:color w:val="1A1A1A"/>
                 <w:sz w:val="19"/>
                 <w:szCs w:val="19"/>
@@ -3335,9 +4525,12 @@
         </w:tc>
       </w:tr>
       <w:tr>
+        <w:trPr>
+          <w:cantSplit/>
+        </w:trPr>
         <w:tc>
           <w:tcPr>
-            <w:tcW w:type="dxa" w:w="2600"/>
+            <w:tcW w:type="dxa" w:w="2617"/>
             <w:shd w:fill="FFFFFF" w:color="auto" w:val="clear"/>
             <w:tcMar>
               <w:top w:type="dxa" w:w="90"/>
@@ -3355,6 +4548,8 @@
                 <w:rFonts w:ascii="Calibri" w:cs="Calibri" w:eastAsia="Calibri" w:hAnsi="Calibri"/>
                 <w:b w:val="false"/>
                 <w:bCs w:val="false"/>
+                <w:i w:val="false"/>
+                <w:iCs w:val="false"/>
                 <w:color w:val="1A1A1A"/>
                 <w:sz w:val="19"/>
                 <w:szCs w:val="19"/>
@@ -3365,7 +4560,7 @@
         </w:tc>
         <w:tc>
           <w:tcPr>
-            <w:tcW w:type="dxa" w:w="3200"/>
+            <w:tcW w:type="dxa" w:w="3159"/>
             <w:shd w:fill="FFFFFF" w:color="auto" w:val="clear"/>
             <w:tcMar>
               <w:top w:type="dxa" w:w="90"/>
@@ -3383,6 +4578,8 @@
                 <w:rFonts w:ascii="Calibri" w:cs="Calibri" w:eastAsia="Calibri" w:hAnsi="Calibri"/>
                 <w:b w:val="false"/>
                 <w:bCs w:val="false"/>
+                <w:i w:val="false"/>
+                <w:iCs w:val="false"/>
                 <w:color w:val="1A1A1A"/>
                 <w:sz w:val="19"/>
                 <w:szCs w:val="19"/>
@@ -3393,7 +4590,7 @@
         </w:tc>
         <w:tc>
           <w:tcPr>
-            <w:tcW w:type="dxa" w:w="3226"/>
+            <w:tcW w:type="dxa" w:w="3250"/>
             <w:shd w:fill="FFFFFF" w:color="auto" w:val="clear"/>
             <w:tcMar>
               <w:top w:type="dxa" w:w="90"/>
@@ -3411,6 +4608,8 @@
                 <w:rFonts w:ascii="Calibri" w:cs="Calibri" w:eastAsia="Calibri" w:hAnsi="Calibri"/>
                 <w:b w:val="false"/>
                 <w:bCs w:val="false"/>
+                <w:i w:val="false"/>
+                <w:iCs w:val="false"/>
                 <w:color w:val="1A1A1A"/>
                 <w:sz w:val="19"/>
                 <w:szCs w:val="19"/>
@@ -3421,9 +4620,12 @@
         </w:tc>
       </w:tr>
       <w:tr>
+        <w:trPr>
+          <w:cantSplit/>
+        </w:trPr>
         <w:tc>
           <w:tcPr>
-            <w:tcW w:type="dxa" w:w="2600"/>
+            <w:tcW w:type="dxa" w:w="2617"/>
             <w:shd w:fill="FFFFFF" w:color="auto" w:val="clear"/>
             <w:tcMar>
               <w:top w:type="dxa" w:w="90"/>
@@ -3441,6 +4643,8 @@
                 <w:rFonts w:ascii="Calibri" w:cs="Calibri" w:eastAsia="Calibri" w:hAnsi="Calibri"/>
                 <w:b w:val="false"/>
                 <w:bCs w:val="false"/>
+                <w:i w:val="false"/>
+                <w:iCs w:val="false"/>
                 <w:color w:val="1A1A1A"/>
                 <w:sz w:val="19"/>
                 <w:szCs w:val="19"/>
@@ -3451,7 +4655,7 @@
         </w:tc>
         <w:tc>
           <w:tcPr>
-            <w:tcW w:type="dxa" w:w="3200"/>
+            <w:tcW w:type="dxa" w:w="3159"/>
             <w:shd w:fill="FFFFFF" w:color="auto" w:val="clear"/>
             <w:tcMar>
               <w:top w:type="dxa" w:w="90"/>
@@ -3469,6 +4673,8 @@
                 <w:rFonts w:ascii="Calibri" w:cs="Calibri" w:eastAsia="Calibri" w:hAnsi="Calibri"/>
                 <w:b w:val="false"/>
                 <w:bCs w:val="false"/>
+                <w:i w:val="false"/>
+                <w:iCs w:val="false"/>
                 <w:color w:val="1A1A1A"/>
                 <w:sz w:val="19"/>
                 <w:szCs w:val="19"/>
@@ -3479,7 +4685,7 @@
         </w:tc>
         <w:tc>
           <w:tcPr>
-            <w:tcW w:type="dxa" w:w="3226"/>
+            <w:tcW w:type="dxa" w:w="3250"/>
             <w:shd w:fill="FFFFFF" w:color="auto" w:val="clear"/>
             <w:tcMar>
               <w:top w:type="dxa" w:w="90"/>
@@ -3497,6 +4703,8 @@
                 <w:rFonts w:ascii="Calibri" w:cs="Calibri" w:eastAsia="Calibri" w:hAnsi="Calibri"/>
                 <w:b w:val="false"/>
                 <w:bCs w:val="false"/>
+                <w:i w:val="false"/>
+                <w:iCs w:val="false"/>
                 <w:color w:val="1A1A1A"/>
                 <w:sz w:val="19"/>
                 <w:szCs w:val="19"/>
@@ -3509,6 +4717,11 @@
     </w:tbl>
     <w:p>
       <w:pPr>
+        <w:spacing w:after="0" w:line="120" w:lineRule="exact"/>
+      </w:pPr>
+    </w:p>
+    <w:p>
+      <w:pPr>
         <w:spacing w:after="150" w:line="276"/>
       </w:pPr>
       <w:r>
@@ -3533,19 +4746,24 @@
     <w:p>
       <w:pPr>
         <w:pStyle w:val="Heading1"/>
+        <w:keepNext/>
         <w:spacing w:after="170" w:before="380"/>
       </w:pPr>
+      <w:bookmarkStart w:id="15" w:name="_Toc_15"/>
       <w:r>
         <w:rPr>
           <w:rFonts w:ascii="Calibri" w:cs="Calibri" w:eastAsia="Calibri" w:hAnsi="Calibri"/>
           <w:b/>
           <w:bCs/>
+          <w:i w:val="false"/>
+          <w:iCs w:val="false"/>
           <w:color w:val="8B1E2D"/>
           <w:sz w:val="32"/>
           <w:szCs w:val="32"/>
         </w:rPr>
         <w:t xml:space="preserve">6. Interface gates are not security</w:t>
       </w:r>
+      <w:bookmarkEnd w:id="15"/>
     </w:p>
     <w:p>
       <w:pPr>
@@ -3671,6 +4889,8 @@
                 <w:rFonts w:ascii="Calibri" w:cs="Calibri" w:eastAsia="Calibri" w:hAnsi="Calibri"/>
                 <w:b/>
                 <w:bCs/>
+                <w:i w:val="false"/>
+                <w:iCs w:val="false"/>
                 <w:color w:val="8B1E2D"/>
                 <w:sz w:val="17"/>
                 <w:szCs w:val="17"/>
@@ -3685,6 +4905,10 @@
             <w:r>
               <w:rPr>
                 <w:rFonts w:ascii="Calibri" w:cs="Calibri" w:eastAsia="Calibri" w:hAnsi="Calibri"/>
+                <w:b w:val="false"/>
+                <w:bCs w:val="false"/>
+                <w:i w:val="false"/>
+                <w:iCs w:val="false"/>
                 <w:color w:val="1A1A1A"/>
                 <w:sz w:val="20"/>
                 <w:szCs w:val="20"/>
@@ -3695,6 +4919,11 @@
         </w:tc>
       </w:tr>
     </w:tbl>
+    <w:p>
+      <w:pPr>
+        <w:spacing w:after="0" w:line="120" w:lineRule="exact"/>
+      </w:pPr>
+    </w:p>
     <w:tbl>
       <w:tblPr>
         <w:tblW w:type="dxa" w:w="9026"/>
@@ -3729,6 +4958,10 @@
             <w:r>
               <w:rPr>
                 <w:rFonts w:ascii="Consolas" w:cs="Consolas" w:eastAsia="Consolas" w:hAnsi="Consolas"/>
+                <w:b w:val="false"/>
+                <w:bCs w:val="false"/>
+                <w:i w:val="false"/>
+                <w:iCs w:val="false"/>
                 <w:color w:val="23303B"/>
                 <w:sz w:val="18"/>
                 <w:szCs w:val="18"/>
@@ -3743,6 +4976,10 @@
             <w:r>
               <w:rPr>
                 <w:rFonts w:ascii="Consolas" w:cs="Consolas" w:eastAsia="Consolas" w:hAnsi="Consolas"/>
+                <w:b w:val="false"/>
+                <w:bCs w:val="false"/>
+                <w:i w:val="false"/>
+                <w:iCs w:val="false"/>
                 <w:color w:val="23303B"/>
                 <w:sz w:val="18"/>
                 <w:szCs w:val="18"/>
@@ -3757,6 +4994,10 @@
             <w:r>
               <w:rPr>
                 <w:rFonts w:ascii="Consolas" w:cs="Consolas" w:eastAsia="Consolas" w:hAnsi="Consolas"/>
+                <w:b w:val="false"/>
+                <w:bCs w:val="false"/>
+                <w:i w:val="false"/>
+                <w:iCs w:val="false"/>
                 <w:color w:val="23303B"/>
                 <w:sz w:val="18"/>
                 <w:szCs w:val="18"/>
@@ -3771,6 +5012,10 @@
             <w:r>
               <w:rPr>
                 <w:rFonts w:ascii="Consolas" w:cs="Consolas" w:eastAsia="Consolas" w:hAnsi="Consolas"/>
+                <w:b w:val="false"/>
+                <w:bCs w:val="false"/>
+                <w:i w:val="false"/>
+                <w:iCs w:val="false"/>
                 <w:color w:val="23303B"/>
                 <w:sz w:val="18"/>
                 <w:szCs w:val="18"/>
@@ -3785,6 +5030,10 @@
             <w:r>
               <w:rPr>
                 <w:rFonts w:ascii="Consolas" w:cs="Consolas" w:eastAsia="Consolas" w:hAnsi="Consolas"/>
+                <w:b w:val="false"/>
+                <w:bCs w:val="false"/>
+                <w:i w:val="false"/>
+                <w:iCs w:val="false"/>
                 <w:color w:val="23303B"/>
                 <w:sz w:val="18"/>
                 <w:szCs w:val="18"/>
@@ -3797,20 +5046,30 @@
     </w:tbl>
     <w:p>
       <w:pPr>
+        <w:spacing w:after="0" w:line="120" w:lineRule="exact"/>
+      </w:pPr>
+    </w:p>
+    <w:p>
+      <w:pPr>
         <w:pStyle w:val="Heading2"/>
+        <w:keepNext/>
         <w:spacing w:after="120" w:before="300"/>
       </w:pPr>
+      <w:bookmarkStart w:id="16" w:name="_Toc_16"/>
       <w:r>
         <w:rPr>
           <w:rFonts w:ascii="Calibri" w:cs="Calibri" w:eastAsia="Calibri" w:hAnsi="Calibri"/>
           <w:b/>
           <w:bCs/>
+          <w:i w:val="false"/>
+          <w:iCs w:val="false"/>
           <w:color w:val="1A1A1A"/>
           <w:sz w:val="26"/>
           <w:szCs w:val="26"/>
         </w:rPr>
         <w:t xml:space="preserve">6.1 A worked example</w:t>
       </w:r>
+      <w:bookmarkEnd w:id="16"/>
     </w:p>
     <w:p>
       <w:pPr>
@@ -3835,9 +5094,9 @@
         <w:pStyle w:val="ListParagraph"/>
         <w:numPr>
           <w:ilvl w:val="0"/>
-          <w:numId w:val="5"/>
+          <w:numId w:val="103"/>
         </w:numPr>
-        <w:spacing w:after="70" w:line="276"/>
+        <w:spacing w:after="80" w:line="276"/>
       </w:pPr>
       <w:r>
         <w:rPr>
@@ -3858,9 +5117,9 @@
         <w:pStyle w:val="ListParagraph"/>
         <w:numPr>
           <w:ilvl w:val="0"/>
-          <w:numId w:val="5"/>
+          <w:numId w:val="103"/>
         </w:numPr>
-        <w:spacing w:after="70" w:line="276"/>
+        <w:spacing w:after="80" w:line="276"/>
       </w:pPr>
       <w:r>
         <w:rPr>
@@ -3881,9 +5140,9 @@
         <w:pStyle w:val="ListParagraph"/>
         <w:numPr>
           <w:ilvl w:val="0"/>
-          <w:numId w:val="5"/>
+          <w:numId w:val="103"/>
         </w:numPr>
-        <w:spacing w:after="70" w:line="276"/>
+        <w:spacing w:after="80" w:line="276"/>
       </w:pPr>
       <w:r>
         <w:rPr>
@@ -3943,19 +5202,24 @@
     <w:p>
       <w:pPr>
         <w:pStyle w:val="Heading1"/>
+        <w:keepNext/>
         <w:spacing w:after="170" w:before="380"/>
       </w:pPr>
+      <w:bookmarkStart w:id="17" w:name="_Toc_17"/>
       <w:r>
         <w:rPr>
           <w:rFonts w:ascii="Calibri" w:cs="Calibri" w:eastAsia="Calibri" w:hAnsi="Calibri"/>
           <w:b/>
           <w:bCs/>
+          <w:i w:val="false"/>
+          <w:iCs w:val="false"/>
           <w:color w:val="8B1E2D"/>
           <w:sz w:val="32"/>
           <w:szCs w:val="32"/>
         </w:rPr>
         <w:t xml:space="preserve">7. get_my_role, and a bug worth remembering</w:t>
       </w:r>
+      <w:bookmarkEnd w:id="17"/>
     </w:p>
     <w:p>
       <w:pPr>
@@ -4009,6 +5273,10 @@
             <w:r>
               <w:rPr>
                 <w:rFonts w:ascii="Consolas" w:cs="Consolas" w:eastAsia="Consolas" w:hAnsi="Consolas"/>
+                <w:b w:val="false"/>
+                <w:bCs w:val="false"/>
+                <w:i w:val="false"/>
+                <w:iCs w:val="false"/>
                 <w:color w:val="23303B"/>
                 <w:sz w:val="18"/>
                 <w:szCs w:val="18"/>
@@ -4023,6 +5291,10 @@
             <w:r>
               <w:rPr>
                 <w:rFonts w:ascii="Consolas" w:cs="Consolas" w:eastAsia="Consolas" w:hAnsi="Consolas"/>
+                <w:b w:val="false"/>
+                <w:bCs w:val="false"/>
+                <w:i w:val="false"/>
+                <w:iCs w:val="false"/>
                 <w:color w:val="23303B"/>
                 <w:sz w:val="18"/>
                 <w:szCs w:val="18"/>
@@ -4037,6 +5309,10 @@
             <w:r>
               <w:rPr>
                 <w:rFonts w:ascii="Consolas" w:cs="Consolas" w:eastAsia="Consolas" w:hAnsi="Consolas"/>
+                <w:b w:val="false"/>
+                <w:bCs w:val="false"/>
+                <w:i w:val="false"/>
+                <w:iCs w:val="false"/>
                 <w:color w:val="23303B"/>
                 <w:sz w:val="18"/>
                 <w:szCs w:val="18"/>
@@ -4051,11 +5327,15 @@
             <w:r>
               <w:rPr>
                 <w:rFonts w:ascii="Consolas" w:cs="Consolas" w:eastAsia="Consolas" w:hAnsi="Consolas"/>
+                <w:b w:val="false"/>
+                <w:bCs w:val="false"/>
+                <w:i w:val="false"/>
+                <w:iCs w:val="false"/>
                 <w:color w:val="23303B"/>
                 <w:sz w:val="18"/>
                 <w:szCs w:val="18"/>
               </w:rPr>
-              <w:t xml:space="preserve">as $$</w:t>
+              <w:t xml:space="preserve">set search_path = public</w:t>
             </w:r>
           </w:p>
           <w:p>
@@ -4065,11 +5345,15 @@
             <w:r>
               <w:rPr>
                 <w:rFonts w:ascii="Consolas" w:cs="Consolas" w:eastAsia="Consolas" w:hAnsi="Consolas"/>
+                <w:b w:val="false"/>
+                <w:bCs w:val="false"/>
+                <w:i w:val="false"/>
+                <w:iCs w:val="false"/>
                 <w:color w:val="23303B"/>
                 <w:sz w:val="18"/>
                 <w:szCs w:val="18"/>
               </w:rPr>
-              <w:t xml:space="preserve">declare v_role text;</w:t>
+              <w:t xml:space="preserve">as $$</w:t>
             </w:r>
           </w:p>
           <w:p>
@@ -4079,11 +5363,15 @@
             <w:r>
               <w:rPr>
                 <w:rFonts w:ascii="Consolas" w:cs="Consolas" w:eastAsia="Consolas" w:hAnsi="Consolas"/>
+                <w:b w:val="false"/>
+                <w:bCs w:val="false"/>
+                <w:i w:val="false"/>
+                <w:iCs w:val="false"/>
                 <w:color w:val="23303B"/>
                 <w:sz w:val="18"/>
                 <w:szCs w:val="18"/>
               </w:rPr>
-              <w:t xml:space="preserve">begin</w:t>
+              <w:t xml:space="preserve">declare v_role text;</w:t>
             </w:r>
           </w:p>
           <w:p>
@@ -4093,11 +5381,15 @@
             <w:r>
               <w:rPr>
                 <w:rFonts w:ascii="Consolas" w:cs="Consolas" w:eastAsia="Consolas" w:hAnsi="Consolas"/>
+                <w:b w:val="false"/>
+                <w:bCs w:val="false"/>
+                <w:i w:val="false"/>
+                <w:iCs w:val="false"/>
                 <w:color w:val="23303B"/>
                 <w:sz w:val="18"/>
                 <w:szCs w:val="18"/>
               </w:rPr>
-              <w:t xml:space="preserve">  select role into v_role from public.admins where id = auth.uid();</w:t>
+              <w:t xml:space="preserve">begin</w:t>
             </w:r>
           </w:p>
           <w:p>
@@ -4107,11 +5399,15 @@
             <w:r>
               <w:rPr>
                 <w:rFonts w:ascii="Consolas" w:cs="Consolas" w:eastAsia="Consolas" w:hAnsi="Consolas"/>
+                <w:b w:val="false"/>
+                <w:bCs w:val="false"/>
+                <w:i w:val="false"/>
+                <w:iCs w:val="false"/>
                 <w:color w:val="23303B"/>
                 <w:sz w:val="18"/>
                 <w:szCs w:val="18"/>
               </w:rPr>
-              <w:t xml:space="preserve">  if v_role is not null then return v_role; end if;</w:t>
+              <w:t xml:space="preserve">  -- a deactivated account is nobody, at once</w:t>
             </w:r>
           </w:p>
           <w:p>
@@ -4121,11 +5417,15 @@
             <w:r>
               <w:rPr>
                 <w:rFonts w:ascii="Consolas" w:cs="Consolas" w:eastAsia="Consolas" w:hAnsi="Consolas"/>
+                <w:b w:val="false"/>
+                <w:bCs w:val="false"/>
+                <w:i w:val="false"/>
+                <w:iCs w:val="false"/>
                 <w:color w:val="23303B"/>
                 <w:sz w:val="18"/>
                 <w:szCs w:val="18"/>
               </w:rPr>
-              <w:t xml:space="preserve"/>
+              <w:t xml:space="preserve">  if not public.account_is_active(auth.uid()) then return ''; end if;</w:t>
             </w:r>
           </w:p>
           <w:p>
@@ -4135,11 +5435,15 @@
             <w:r>
               <w:rPr>
                 <w:rFonts w:ascii="Consolas" w:cs="Consolas" w:eastAsia="Consolas" w:hAnsi="Consolas"/>
+                <w:b w:val="false"/>
+                <w:bCs w:val="false"/>
+                <w:i w:val="false"/>
+                <w:iCs w:val="false"/>
                 <w:color w:val="23303B"/>
                 <w:sz w:val="18"/>
                 <w:szCs w:val="18"/>
               </w:rPr>
-              <w:t xml:space="preserve">  select role into v_role from public.students where id = auth.uid();</w:t>
+              <w:t xml:space="preserve"> </w:t>
             </w:r>
           </w:p>
           <w:p>
@@ -4149,11 +5453,15 @@
             <w:r>
               <w:rPr>
                 <w:rFonts w:ascii="Consolas" w:cs="Consolas" w:eastAsia="Consolas" w:hAnsi="Consolas"/>
+                <w:b w:val="false"/>
+                <w:bCs w:val="false"/>
+                <w:i w:val="false"/>
+                <w:iCs w:val="false"/>
                 <w:color w:val="23303B"/>
                 <w:sz w:val="18"/>
                 <w:szCs w:val="18"/>
               </w:rPr>
-              <w:t xml:space="preserve">  if v_role is not null then return v_role; end if;</w:t>
+              <w:t xml:space="preserve">  select role into v_role from public.admins</w:t>
             </w:r>
           </w:p>
           <w:p>
@@ -4163,11 +5471,15 @@
             <w:r>
               <w:rPr>
                 <w:rFonts w:ascii="Consolas" w:cs="Consolas" w:eastAsia="Consolas" w:hAnsi="Consolas"/>
+                <w:b w:val="false"/>
+                <w:bCs w:val="false"/>
+                <w:i w:val="false"/>
+                <w:iCs w:val="false"/>
                 <w:color w:val="23303B"/>
                 <w:sz w:val="18"/>
                 <w:szCs w:val="18"/>
               </w:rPr>
-              <w:t xml:space="preserve"/>
+              <w:t xml:space="preserve">   where id = auth.uid() and status = 'active';</w:t>
             </w:r>
           </w:p>
           <w:p>
@@ -4177,11 +5489,15 @@
             <w:r>
               <w:rPr>
                 <w:rFonts w:ascii="Consolas" w:cs="Consolas" w:eastAsia="Consolas" w:hAnsi="Consolas"/>
+                <w:b w:val="false"/>
+                <w:bCs w:val="false"/>
+                <w:i w:val="false"/>
+                <w:iCs w:val="false"/>
                 <w:color w:val="23303B"/>
                 <w:sz w:val="18"/>
                 <w:szCs w:val="18"/>
               </w:rPr>
-              <w:t xml:space="preserve">  return '';        -- empty text, never NULL</w:t>
+              <w:t xml:space="preserve">  if v_role is not null then return v_role; end if;</w:t>
             </w:r>
           </w:p>
           <w:p>
@@ -4191,11 +5507,15 @@
             <w:r>
               <w:rPr>
                 <w:rFonts w:ascii="Consolas" w:cs="Consolas" w:eastAsia="Consolas" w:hAnsi="Consolas"/>
+                <w:b w:val="false"/>
+                <w:bCs w:val="false"/>
+                <w:i w:val="false"/>
+                <w:iCs w:val="false"/>
                 <w:color w:val="23303B"/>
                 <w:sz w:val="18"/>
                 <w:szCs w:val="18"/>
               </w:rPr>
-              <w:t xml:space="preserve">end;</w:t>
+              <w:t xml:space="preserve"> </w:t>
             </w:r>
           </w:p>
           <w:p>
@@ -4205,10 +5525,104 @@
             <w:r>
               <w:rPr>
                 <w:rFonts w:ascii="Consolas" w:cs="Consolas" w:eastAsia="Consolas" w:hAnsi="Consolas"/>
+                <w:b w:val="false"/>
+                <w:bCs w:val="false"/>
+                <w:i w:val="false"/>
+                <w:iCs w:val="false"/>
                 <w:color w:val="23303B"/>
                 <w:sz w:val="18"/>
                 <w:szCs w:val="18"/>
               </w:rPr>
+              <w:t xml:space="preserve">  select role into v_role from public.students where id = auth.uid();</w:t>
+            </w:r>
+          </w:p>
+          <w:p>
+            <w:pPr>
+              <w:spacing w:after="20" w:line="240"/>
+            </w:pPr>
+            <w:r>
+              <w:rPr>
+                <w:rFonts w:ascii="Consolas" w:cs="Consolas" w:eastAsia="Consolas" w:hAnsi="Consolas"/>
+                <w:b w:val="false"/>
+                <w:bCs w:val="false"/>
+                <w:i w:val="false"/>
+                <w:iCs w:val="false"/>
+                <w:color w:val="23303B"/>
+                <w:sz w:val="18"/>
+                <w:szCs w:val="18"/>
+              </w:rPr>
+              <w:t xml:space="preserve">  if v_role is not null then return v_role; end if;</w:t>
+            </w:r>
+          </w:p>
+          <w:p>
+            <w:pPr>
+              <w:spacing w:after="20" w:line="240"/>
+            </w:pPr>
+            <w:r>
+              <w:rPr>
+                <w:rFonts w:ascii="Consolas" w:cs="Consolas" w:eastAsia="Consolas" w:hAnsi="Consolas"/>
+                <w:b w:val="false"/>
+                <w:bCs w:val="false"/>
+                <w:i w:val="false"/>
+                <w:iCs w:val="false"/>
+                <w:color w:val="23303B"/>
+                <w:sz w:val="18"/>
+                <w:szCs w:val="18"/>
+              </w:rPr>
+              <w:t xml:space="preserve"> </w:t>
+            </w:r>
+          </w:p>
+          <w:p>
+            <w:pPr>
+              <w:spacing w:after="20" w:line="240"/>
+            </w:pPr>
+            <w:r>
+              <w:rPr>
+                <w:rFonts w:ascii="Consolas" w:cs="Consolas" w:eastAsia="Consolas" w:hAnsi="Consolas"/>
+                <w:b w:val="false"/>
+                <w:bCs w:val="false"/>
+                <w:i w:val="false"/>
+                <w:iCs w:val="false"/>
+                <w:color w:val="23303B"/>
+                <w:sz w:val="18"/>
+                <w:szCs w:val="18"/>
+              </w:rPr>
+              <w:t xml:space="preserve">  return '';        -- a lecturer, or nobody: empty text, never NULL</w:t>
+            </w:r>
+          </w:p>
+          <w:p>
+            <w:pPr>
+              <w:spacing w:after="20" w:line="240"/>
+            </w:pPr>
+            <w:r>
+              <w:rPr>
+                <w:rFonts w:ascii="Consolas" w:cs="Consolas" w:eastAsia="Consolas" w:hAnsi="Consolas"/>
+                <w:b w:val="false"/>
+                <w:bCs w:val="false"/>
+                <w:i w:val="false"/>
+                <w:iCs w:val="false"/>
+                <w:color w:val="23303B"/>
+                <w:sz w:val="18"/>
+                <w:szCs w:val="18"/>
+              </w:rPr>
+              <w:t xml:space="preserve">end;</w:t>
+            </w:r>
+          </w:p>
+          <w:p>
+            <w:pPr>
+              <w:spacing w:after="20" w:line="240"/>
+            </w:pPr>
+            <w:r>
+              <w:rPr>
+                <w:rFonts w:ascii="Consolas" w:cs="Consolas" w:eastAsia="Consolas" w:hAnsi="Consolas"/>
+                <w:b w:val="false"/>
+                <w:bCs w:val="false"/>
+                <w:i w:val="false"/>
+                <w:iCs w:val="false"/>
+                <w:color w:val="23303B"/>
+                <w:sz w:val="18"/>
+                <w:szCs w:val="18"/>
+              </w:rPr>
               <w:t xml:space="preserve">$$;</w:t>
             </w:r>
           </w:p>
@@ -4217,20 +5631,100 @@
     </w:tbl>
     <w:p>
       <w:pPr>
+        <w:spacing w:after="0" w:line="120" w:lineRule="exact"/>
+      </w:pPr>
+    </w:p>
+    <w:p>
+      <w:pPr>
+        <w:spacing w:after="150" w:line="276"/>
+      </w:pPr>
+      <w:r>
+        <w:rPr>
+          <w:rFonts w:ascii="Calibri" w:cs="Calibri" w:eastAsia="Calibri" w:hAnsi="Calibri"/>
+          <w:b w:val="false"/>
+          <w:bCs w:val="false"/>
+          <w:i w:val="false"/>
+          <w:iCs w:val="false"/>
+          <w:color w:val="1A1A1A"/>
+          <w:sz w:val="21"/>
+          <w:szCs w:val="21"/>
+        </w:rPr>
+        <w:t xml:space="preserve">The first line was added on 2 October 2026 with deactivation. Because every admin policy and function goes through this function (and </w:t>
+      </w:r>
+      <w:r>
+        <w:rPr>
+          <w:rFonts w:ascii="Consolas" w:cs="Consolas" w:eastAsia="Consolas" w:hAnsi="Consolas"/>
+          <w:b w:val="false"/>
+          <w:bCs w:val="false"/>
+          <w:i w:val="false"/>
+          <w:iCs w:val="false"/>
+          <w:color w:val="8B1E2D"/>
+          <w:sz w:val="19"/>
+          <w:szCs w:val="19"/>
+        </w:rPr>
+        <w:t xml:space="preserve">is_super_admin()</w:t>
+      </w:r>
+      <w:r>
+        <w:rPr>
+          <w:rFonts w:ascii="Calibri" w:cs="Calibri" w:eastAsia="Calibri" w:hAnsi="Calibri"/>
+          <w:b w:val="false"/>
+          <w:bCs w:val="false"/>
+          <w:i w:val="false"/>
+          <w:iCs w:val="false"/>
+          <w:color w:val="1A1A1A"/>
+          <w:sz w:val="21"/>
+          <w:szCs w:val="21"/>
+        </w:rPr>
+        <w:t xml:space="preserve"> and </w:t>
+      </w:r>
+      <w:r>
+        <w:rPr>
+          <w:rFonts w:ascii="Consolas" w:cs="Consolas" w:eastAsia="Consolas" w:hAnsi="Consolas"/>
+          <w:b w:val="false"/>
+          <w:bCs w:val="false"/>
+          <w:i w:val="false"/>
+          <w:iCs w:val="false"/>
+          <w:color w:val="8B1E2D"/>
+          <w:sz w:val="19"/>
+          <w:szCs w:val="19"/>
+        </w:rPr>
+        <w:t xml:space="preserve">my_lecturer_id()</w:t>
+      </w:r>
+      <w:r>
+        <w:rPr>
+          <w:rFonts w:ascii="Calibri" w:cs="Calibri" w:eastAsia="Calibri" w:hAnsi="Calibri"/>
+          <w:b w:val="false"/>
+          <w:bCs w:val="false"/>
+          <w:i w:val="false"/>
+          <w:iCs w:val="false"/>
+          <w:color w:val="1A1A1A"/>
+          <w:sz w:val="21"/>
+          <w:szCs w:val="21"/>
+        </w:rPr>
+        <w:t xml:space="preserve"> make the same check), switching an account off takes effect on the very next query, not when its login token expires.</w:t>
+      </w:r>
+    </w:p>
+    <w:p>
+      <w:pPr>
         <w:pStyle w:val="Heading2"/>
+        <w:keepNext/>
         <w:spacing w:after="120" w:before="300"/>
       </w:pPr>
+      <w:bookmarkStart w:id="18" w:name="_Toc_18"/>
       <w:r>
         <w:rPr>
           <w:rFonts w:ascii="Calibri" w:cs="Calibri" w:eastAsia="Calibri" w:hAnsi="Calibri"/>
           <w:b/>
           <w:bCs/>
+          <w:i w:val="false"/>
+          <w:iCs w:val="false"/>
           <w:color w:val="1A1A1A"/>
           <w:sz w:val="26"/>
           <w:szCs w:val="26"/>
         </w:rPr>
         <w:t xml:space="preserve">7.1 Why it returns empty text and not NULL</w:t>
       </w:r>
+      <w:bookmarkEnd w:id="18"/>
     </w:p>
     <w:p>
       <w:pPr>
@@ -4302,6 +5796,10 @@
             <w:r>
               <w:rPr>
                 <w:rFonts w:ascii="Consolas" w:cs="Consolas" w:eastAsia="Consolas" w:hAnsi="Consolas"/>
+                <w:b w:val="false"/>
+                <w:bCs w:val="false"/>
+                <w:i w:val="false"/>
+                <w:iCs w:val="false"/>
                 <w:color w:val="23303B"/>
                 <w:sz w:val="18"/>
                 <w:szCs w:val="18"/>
@@ -4316,6 +5814,10 @@
             <w:r>
               <w:rPr>
                 <w:rFonts w:ascii="Consolas" w:cs="Consolas" w:eastAsia="Consolas" w:hAnsi="Consolas"/>
+                <w:b w:val="false"/>
+                <w:bCs w:val="false"/>
+                <w:i w:val="false"/>
+                <w:iCs w:val="false"/>
                 <w:color w:val="23303B"/>
                 <w:sz w:val="18"/>
                 <w:szCs w:val="18"/>
@@ -4330,6 +5832,10 @@
             <w:r>
               <w:rPr>
                 <w:rFonts w:ascii="Consolas" w:cs="Consolas" w:eastAsia="Consolas" w:hAnsi="Consolas"/>
+                <w:b w:val="false"/>
+                <w:bCs w:val="false"/>
+                <w:i w:val="false"/>
+                <w:iCs w:val="false"/>
                 <w:color w:val="23303B"/>
                 <w:sz w:val="18"/>
                 <w:szCs w:val="18"/>
@@ -4340,6 +5846,11 @@
         </w:tc>
       </w:tr>
     </w:tbl>
+    <w:p>
+      <w:pPr>
+        <w:spacing w:after="0" w:line="120" w:lineRule="exact"/>
+      </w:pPr>
+    </w:p>
     <w:p>
       <w:pPr>
         <w:spacing w:after="150" w:line="276"/>
@@ -4420,6 +5931,8 @@
                 <w:rFonts w:ascii="Calibri" w:cs="Calibri" w:eastAsia="Calibri" w:hAnsi="Calibri"/>
                 <w:b/>
                 <w:bCs/>
+                <w:i w:val="false"/>
+                <w:iCs w:val="false"/>
                 <w:color w:val="8B1E2D"/>
                 <w:sz w:val="17"/>
                 <w:szCs w:val="17"/>
@@ -4434,6 +5947,10 @@
             <w:r>
               <w:rPr>
                 <w:rFonts w:ascii="Calibri" w:cs="Calibri" w:eastAsia="Calibri" w:hAnsi="Calibri"/>
+                <w:b w:val="false"/>
+                <w:bCs w:val="false"/>
+                <w:i w:val="false"/>
+                <w:iCs w:val="false"/>
                 <w:color w:val="1A1A1A"/>
                 <w:sz w:val="20"/>
                 <w:szCs w:val="20"/>
@@ -4446,6 +5963,11 @@
     </w:tbl>
     <w:p>
       <w:pPr>
+        <w:spacing w:after="0" w:line="120" w:lineRule="exact"/>
+      </w:pPr>
+    </w:p>
+    <w:p>
+      <w:pPr>
         <w:spacing w:after="150" w:line="276"/>
       </w:pPr>
       <w:r>
@@ -4470,19 +5992,24 @@
     <w:p>
       <w:pPr>
         <w:pStyle w:val="Heading1"/>
+        <w:keepNext/>
         <w:spacing w:after="170" w:before="380"/>
       </w:pPr>
+      <w:bookmarkStart w:id="19" w:name="_Toc_19"/>
       <w:r>
         <w:rPr>
           <w:rFonts w:ascii="Calibri" w:cs="Calibri" w:eastAsia="Calibri" w:hAnsi="Calibri"/>
           <w:b/>
           <w:bCs/>
+          <w:i w:val="false"/>
+          <w:iCs w:val="false"/>
           <w:color w:val="8B1E2D"/>
           <w:sz w:val="32"/>
           <w:szCs w:val="32"/>
         </w:rPr>
-        <w:t xml:space="preserve">8. Adding a new role</w:t>
-      </w:r>
+        <w:t xml:space="preserve">8. An account's life</w:t>
+      </w:r>
+      <w:bookmarkEnd w:id="19"/>
     </w:p>
     <w:p>
       <w:pPr>
@@ -4499,18 +6026,102 @@
           <w:sz w:val="21"/>
           <w:szCs w:val="21"/>
         </w:rPr>
-        <w:t xml:space="preserve">If a fifth role is ever needed, these are the places that must change. Missing one leaves either a broken menu or an open door.</w:t>
-      </w:r>
+        <w:t xml:space="preserve">Until October 2026 accounts were made by scripts. They are now managed in the app by the super admin, through the </w:t>
+      </w:r>
+      <w:r>
+        <w:rPr>
+          <w:rFonts w:ascii="Consolas" w:cs="Consolas" w:eastAsia="Consolas" w:hAnsi="Consolas"/>
+          <w:b w:val="false"/>
+          <w:bCs w:val="false"/>
+          <w:i w:val="false"/>
+          <w:iCs w:val="false"/>
+          <w:color w:val="8B1E2D"/>
+          <w:sz w:val="19"/>
+          <w:szCs w:val="19"/>
+        </w:rPr>
+        <w:t xml:space="preserve">account</w:t>
+      </w:r>
+      <w:r>
+        <w:rPr>
+          <w:rFonts w:ascii="Calibri" w:cs="Calibri" w:eastAsia="Calibri" w:hAnsi="Calibri"/>
+          <w:b w:val="false"/>
+          <w:bCs w:val="false"/>
+          <w:i w:val="false"/>
+          <w:iCs w:val="false"/>
+          <w:color w:val="1A1A1A"/>
+          <w:sz w:val="21"/>
+          <w:szCs w:val="21"/>
+        </w:rPr>
+        <w:t xml:space="preserve"> Edge Function, which holds the service-role key the browser must never have.</w:t>
+      </w:r>
+    </w:p>
+    <w:p>
+      <w:pPr>
+        <w:pStyle w:val="Heading2"/>
+        <w:keepNext/>
+        <w:spacing w:after="120" w:before="300"/>
+      </w:pPr>
+      <w:bookmarkStart w:id="20" w:name="_Toc_20"/>
+      <w:r>
+        <w:rPr>
+          <w:rFonts w:ascii="Calibri" w:cs="Calibri" w:eastAsia="Calibri" w:hAnsi="Calibri"/>
+          <w:b/>
+          <w:bCs/>
+          <w:i w:val="false"/>
+          <w:iCs w:val="false"/>
+          <w:color w:val="1A1A1A"/>
+          <w:sz w:val="26"/>
+          <w:szCs w:val="26"/>
+        </w:rPr>
+        <w:t xml:space="preserve">8.1 Invited</w:t>
+      </w:r>
+      <w:bookmarkEnd w:id="20"/>
     </w:p>
     <w:p>
       <w:pPr>
         <w:pStyle w:val="ListParagraph"/>
         <w:numPr>
           <w:ilvl w:val="0"/>
-          <w:numId w:val="6"/>
+          <w:numId w:val="104"/>
         </w:numPr>
         <w:spacing w:after="80" w:line="276"/>
       </w:pPr>
+      <w:r>
+        <w:rPr>
+          <w:rFonts w:ascii="Calibri" w:cs="Calibri" w:eastAsia="Calibri" w:hAnsi="Calibri"/>
+          <w:b w:val="false"/>
+          <w:bCs w:val="false"/>
+          <w:i w:val="false"/>
+          <w:iCs w:val="false"/>
+          <w:color w:val="1A1A1A"/>
+          <w:sz w:val="21"/>
+          <w:szCs w:val="21"/>
+        </w:rPr>
+        <w:t xml:space="preserve">The super admin adds a person on the Users page: a student, lecturer or department admin, with their email.</w:t>
+      </w:r>
+    </w:p>
+    <w:p>
+      <w:pPr>
+        <w:pStyle w:val="ListParagraph"/>
+        <w:numPr>
+          <w:ilvl w:val="0"/>
+          <w:numId w:val="104"/>
+        </w:numPr>
+        <w:spacing w:after="80" w:line="276"/>
+      </w:pPr>
+      <w:r>
+        <w:rPr>
+          <w:rFonts w:ascii="Calibri" w:cs="Calibri" w:eastAsia="Calibri" w:hAnsi="Calibri"/>
+          <w:b w:val="false"/>
+          <w:bCs w:val="false"/>
+          <w:i w:val="false"/>
+          <w:iCs w:val="false"/>
+          <w:color w:val="1A1A1A"/>
+          <w:sz w:val="21"/>
+          <w:szCs w:val="21"/>
+        </w:rPr>
+        <w:t xml:space="preserve">The </w:t>
+      </w:r>
       <w:r>
         <w:rPr>
           <w:rFonts w:ascii="Consolas" w:cs="Consolas" w:eastAsia="Consolas" w:hAnsi="Consolas"/>
@@ -4522,20 +6133,20 @@
           <w:sz w:val="19"/>
           <w:szCs w:val="19"/>
         </w:rPr>
-        <w:t xml:space="preserve">src/lib/types.ts</w:t>
-      </w:r>
-      <w:r>
-        <w:rPr>
-          <w:rFonts w:ascii="Calibri" w:cs="Calibri" w:eastAsia="Calibri" w:hAnsi="Calibri"/>
-          <w:b w:val="false"/>
-          <w:bCs w:val="false"/>
-          <w:i w:val="false"/>
-          <w:iCs w:val="false"/>
-          <w:color w:val="1A1A1A"/>
-          <w:sz w:val="21"/>
-          <w:szCs w:val="21"/>
-        </w:rPr>
-        <w:t xml:space="preserve"> — add it to the Role type.</w:t>
+        <w:t xml:space="preserve">account</w:t>
+      </w:r>
+      <w:r>
+        <w:rPr>
+          <w:rFonts w:ascii="Calibri" w:cs="Calibri" w:eastAsia="Calibri" w:hAnsi="Calibri"/>
+          <w:b w:val="false"/>
+          <w:bCs w:val="false"/>
+          <w:i w:val="false"/>
+          <w:iCs w:val="false"/>
+          <w:color w:val="1A1A1A"/>
+          <w:sz w:val="21"/>
+          <w:szCs w:val="21"/>
+        </w:rPr>
+        <w:t xml:space="preserve"> function creates the sign-in account with no password and writes the person's row in students, lecturers or admins. A lecturer who is already in the records without a login keeps their row: the new account is attached to it. Then it emails a link through Resend.</w:t>
       </w:r>
     </w:p>
     <w:p>
@@ -4543,10 +6154,23 @@
         <w:pStyle w:val="ListParagraph"/>
         <w:numPr>
           <w:ilvl w:val="0"/>
-          <w:numId w:val="6"/>
+          <w:numId w:val="104"/>
         </w:numPr>
         <w:spacing w:after="80" w:line="276"/>
       </w:pPr>
+      <w:r>
+        <w:rPr>
+          <w:rFonts w:ascii="Calibri" w:cs="Calibri" w:eastAsia="Calibri" w:hAnsi="Calibri"/>
+          <w:b w:val="false"/>
+          <w:bCs w:val="false"/>
+          <w:i w:val="false"/>
+          <w:iCs w:val="false"/>
+          <w:color w:val="1A1A1A"/>
+          <w:sz w:val="21"/>
+          <w:szCs w:val="21"/>
+        </w:rPr>
+        <w:t xml:space="preserve">The link opens </w:t>
+      </w:r>
       <w:r>
         <w:rPr>
           <w:rFonts w:ascii="Consolas" w:cs="Consolas" w:eastAsia="Consolas" w:hAnsi="Consolas"/>
@@ -4558,20 +6182,20 @@
           <w:sz w:val="19"/>
           <w:szCs w:val="19"/>
         </w:rPr>
-        <w:t xml:space="preserve">ProtectedRoute.tsx</w:t>
-      </w:r>
-      <w:r>
-        <w:rPr>
-          <w:rFonts w:ascii="Calibri" w:cs="Calibri" w:eastAsia="Calibri" w:hAnsi="Calibri"/>
-          <w:b w:val="false"/>
-          <w:bCs w:val="false"/>
-          <w:i w:val="false"/>
-          <w:iCs w:val="false"/>
-          <w:color w:val="1A1A1A"/>
-          <w:sz w:val="21"/>
-          <w:szCs w:val="21"/>
-        </w:rPr>
-        <w:t xml:space="preserve"> — add it to homeFor() so it has a home.</w:t>
+        <w:t xml:space="preserve">/account/setup</w:t>
+      </w:r>
+      <w:r>
+        <w:rPr>
+          <w:rFonts w:ascii="Calibri" w:cs="Calibri" w:eastAsia="Calibri" w:hAnsi="Calibri"/>
+          <w:b w:val="false"/>
+          <w:bCs w:val="false"/>
+          <w:i w:val="false"/>
+          <w:iCs w:val="false"/>
+          <w:color w:val="1A1A1A"/>
+          <w:sz w:val="21"/>
+          <w:szCs w:val="21"/>
+        </w:rPr>
+        <w:t xml:space="preserve"> and lasts 72 hours. The person chooses a password and is signed in.</w:t>
       </w:r>
     </w:p>
     <w:p>
@@ -4579,10 +6203,41 @@
         <w:pStyle w:val="ListParagraph"/>
         <w:numPr>
           <w:ilvl w:val="0"/>
-          <w:numId w:val="6"/>
+          <w:numId w:val="104"/>
         </w:numPr>
         <w:spacing w:after="80" w:line="276"/>
       </w:pPr>
+      <w:r>
+        <w:rPr>
+          <w:rFonts w:ascii="Calibri" w:cs="Calibri" w:eastAsia="Calibri" w:hAnsi="Calibri"/>
+          <w:b w:val="false"/>
+          <w:bCs w:val="false"/>
+          <w:i w:val="false"/>
+          <w:iCs w:val="false"/>
+          <w:color w:val="1A1A1A"/>
+          <w:sz w:val="21"/>
+          <w:szCs w:val="21"/>
+        </w:rPr>
+        <w:t xml:space="preserve">Until then the Users page shows the invitation as pending, and it can be resent or cancelled. An account with no password is how the function tells an invitation from an account in use.</w:t>
+      </w:r>
+    </w:p>
+    <w:p>
+      <w:pPr>
+        <w:spacing w:after="150" w:line="276"/>
+      </w:pPr>
+      <w:r>
+        <w:rPr>
+          <w:rFonts w:ascii="Calibri" w:cs="Calibri" w:eastAsia="Calibri" w:hAnsi="Calibri"/>
+          <w:b w:val="false"/>
+          <w:bCs w:val="false"/>
+          <w:i w:val="false"/>
+          <w:iCs w:val="false"/>
+          <w:color w:val="1A1A1A"/>
+          <w:sz w:val="21"/>
+          <w:szCs w:val="21"/>
+        </w:rPr>
+        <w:t xml:space="preserve">A whole intake is brought in differently, from the Batches page: the </w:t>
+      </w:r>
       <w:r>
         <w:rPr>
           <w:rFonts w:ascii="Consolas" w:cs="Consolas" w:eastAsia="Consolas" w:hAnsi="Consolas"/>
@@ -4594,20 +6249,386 @@
           <w:sz w:val="19"/>
           <w:szCs w:val="19"/>
         </w:rPr>
-        <w:t xml:space="preserve">routes.tsx</w:t>
-      </w:r>
-      <w:r>
-        <w:rPr>
-          <w:rFonts w:ascii="Calibri" w:cs="Calibri" w:eastAsia="Calibri" w:hAnsi="Calibri"/>
-          <w:b w:val="false"/>
-          <w:bCs w:val="false"/>
-          <w:i w:val="false"/>
-          <w:iCs w:val="false"/>
-          <w:color w:val="1A1A1A"/>
-          <w:sz w:val="21"/>
-          <w:szCs w:val="21"/>
-        </w:rPr>
-        <w:t xml:space="preserve"> — add the portal and its routes.</w:t>
+        <w:t xml:space="preserve">manage-batches</w:t>
+      </w:r>
+      <w:r>
+        <w:rPr>
+          <w:rFonts w:ascii="Calibri" w:cs="Calibri" w:eastAsia="Calibri" w:hAnsi="Calibri"/>
+          <w:b w:val="false"/>
+          <w:bCs w:val="false"/>
+          <w:i w:val="false"/>
+          <w:iCs w:val="false"/>
+          <w:color w:val="1A1A1A"/>
+          <w:sz w:val="21"/>
+          <w:szCs w:val="21"/>
+        </w:rPr>
+        <w:t xml:space="preserve"> function creates every student's account with a random temporary password, returns the passwords once for the faculty to hand out, and stores them nowhere. The first sign-in then asks for a new one (section 3.3).</w:t>
+      </w:r>
+    </w:p>
+    <w:p>
+      <w:pPr>
+        <w:pStyle w:val="Heading2"/>
+        <w:keepNext/>
+        <w:spacing w:after="120" w:before="300"/>
+      </w:pPr>
+      <w:bookmarkStart w:id="21" w:name="_Toc_21"/>
+      <w:r>
+        <w:rPr>
+          <w:rFonts w:ascii="Calibri" w:cs="Calibri" w:eastAsia="Calibri" w:hAnsi="Calibri"/>
+          <w:b/>
+          <w:bCs/>
+          <w:i w:val="false"/>
+          <w:iCs w:val="false"/>
+          <w:color w:val="1A1A1A"/>
+          <w:sz w:val="26"/>
+          <w:szCs w:val="26"/>
+        </w:rPr>
+        <w:t xml:space="preserve">8.2 Reset</w:t>
+      </w:r>
+      <w:bookmarkEnd w:id="21"/>
+    </w:p>
+    <w:p>
+      <w:pPr>
+        <w:spacing w:after="150" w:line="276"/>
+      </w:pPr>
+      <w:r>
+        <w:rPr>
+          <w:rFonts w:ascii="Calibri" w:cs="Calibri" w:eastAsia="Calibri" w:hAnsi="Calibri"/>
+          <w:b w:val="false"/>
+          <w:bCs w:val="false"/>
+          <w:i w:val="false"/>
+          <w:iCs w:val="false"/>
+          <w:color w:val="1A1A1A"/>
+          <w:sz w:val="21"/>
+          <w:szCs w:val="21"/>
+        </w:rPr>
+        <w:t xml:space="preserve">Anyone can press </w:t>
+      </w:r>
+      <w:r>
+        <w:rPr>
+          <w:rFonts w:ascii="Calibri" w:cs="Calibri" w:eastAsia="Calibri" w:hAnsi="Calibri"/>
+          <w:b/>
+          <w:bCs/>
+          <w:i w:val="false"/>
+          <w:iCs w:val="false"/>
+          <w:color w:val="1A1A1A"/>
+          <w:sz w:val="21"/>
+          <w:szCs w:val="21"/>
+        </w:rPr>
+        <w:t xml:space="preserve">Forgot password?</w:t>
+      </w:r>
+      <w:r>
+        <w:rPr>
+          <w:rFonts w:ascii="Calibri" w:cs="Calibri" w:eastAsia="Calibri" w:hAnsi="Calibri"/>
+          <w:b w:val="false"/>
+          <w:bCs w:val="false"/>
+          <w:i w:val="false"/>
+          <w:iCs w:val="false"/>
+          <w:color w:val="1A1A1A"/>
+          <w:sz w:val="21"/>
+          <w:szCs w:val="21"/>
+        </w:rPr>
+        <w:t xml:space="preserve"> on the sign-in page and give their email, registration number or index number. If an account matches, a link goes to the email registered on it and lasts 60 minutes (</w:t>
+      </w:r>
+      <w:r>
+        <w:rPr>
+          <w:rFonts w:ascii="Consolas" w:cs="Consolas" w:eastAsia="Consolas" w:hAnsi="Consolas"/>
+          <w:b w:val="false"/>
+          <w:bCs w:val="false"/>
+          <w:i w:val="false"/>
+          <w:iCs w:val="false"/>
+          <w:color w:val="8B1E2D"/>
+          <w:sz w:val="19"/>
+          <w:szCs w:val="19"/>
+        </w:rPr>
+        <w:t xml:space="preserve">/account/reset</w:t>
+      </w:r>
+      <w:r>
+        <w:rPr>
+          <w:rFonts w:ascii="Calibri" w:cs="Calibri" w:eastAsia="Calibri" w:hAnsi="Calibri"/>
+          <w:b w:val="false"/>
+          <w:bCs w:val="false"/>
+          <w:i w:val="false"/>
+          <w:iCs w:val="false"/>
+          <w:color w:val="1A1A1A"/>
+          <w:sz w:val="21"/>
+          <w:szCs w:val="21"/>
+        </w:rPr>
+        <w:t xml:space="preserve">).</w:t>
+      </w:r>
+    </w:p>
+    <w:tbl>
+      <w:tblPr>
+        <w:tblW w:type="dxa" w:w="9026"/>
+        <w:tblBorders>
+          <w:top w:val="single" w:color="FFFFFF" w:sz="2"/>
+          <w:left w:val="single" w:color="FFFFFF" w:sz="2"/>
+          <w:bottom w:val="single" w:color="FFFFFF" w:sz="2"/>
+          <w:right w:val="single" w:color="FFFFFF" w:sz="2"/>
+          <w:insideH w:val="single" w:color="FFFFFF" w:sz="2"/>
+          <w:insideV w:val="single" w:color="FFFFFF" w:sz="2"/>
+        </w:tblBorders>
+      </w:tblPr>
+      <w:tblGrid>
+        <w:gridCol w:w="9026"/>
+      </w:tblGrid>
+      <w:tr>
+        <w:tc>
+          <w:tcPr>
+            <w:tcW w:type="dxa" w:w="9026"/>
+            <w:shd w:fill="F3F1EC" w:color="auto" w:val="clear"/>
+            <w:tcMar>
+              <w:top w:type="dxa" w:w="130"/>
+              <w:left w:type="dxa" w:w="170"/>
+              <w:bottom w:type="dxa" w:w="130"/>
+              <w:right w:type="dxa" w:w="170"/>
+            </w:tcMar>
+          </w:tcPr>
+          <w:p>
+            <w:pPr>
+              <w:spacing w:after="60"/>
+            </w:pPr>
+            <w:r>
+              <w:rPr>
+                <w:rFonts w:ascii="Calibri" w:cs="Calibri" w:eastAsia="Calibri" w:hAnsi="Calibri"/>
+                <w:b/>
+                <w:bCs/>
+                <w:i w:val="false"/>
+                <w:iCs w:val="false"/>
+                <w:color w:val="8B1E2D"/>
+                <w:sz w:val="17"/>
+                <w:szCs w:val="17"/>
+              </w:rPr>
+              <w:t xml:space="preserve">HOW THE LINKS ARE KEPT SAFE</w:t>
+            </w:r>
+          </w:p>
+          <w:p>
+            <w:pPr>
+              <w:spacing w:line="276"/>
+            </w:pPr>
+            <w:r>
+              <w:rPr>
+                <w:rFonts w:ascii="Calibri" w:cs="Calibri" w:eastAsia="Calibri" w:hAnsi="Calibri"/>
+                <w:b w:val="false"/>
+                <w:bCs w:val="false"/>
+                <w:i w:val="false"/>
+                <w:iCs w:val="false"/>
+                <w:color w:val="1A1A1A"/>
+                <w:sz w:val="20"/>
+                <w:szCs w:val="20"/>
+              </w:rPr>
+              <w:t xml:space="preserve">A link carries a random 256-bit token, and only its SHA-256 hash is stored, so the table cannot be used to sign in as anyone. It works once: setting the password claims the token in one conditional update, so two uses cannot both succeed, and issuing a new link cancels the older ones. The token travels after the # in the address, so it is never sent to the web server or kept in its logs, and an email scanner that opens the link does not use it up. The link always points at the configured app address, never one taken from the request. And asking for a reset always gets the same answer, whether or not the account exists, and is rate limited per account and per address.</w:t>
+            </w:r>
+          </w:p>
+        </w:tc>
+      </w:tr>
+    </w:tbl>
+    <w:p>
+      <w:pPr>
+        <w:spacing w:after="0" w:line="120" w:lineRule="exact"/>
+      </w:pPr>
+    </w:p>
+    <w:p>
+      <w:pPr>
+        <w:pStyle w:val="Heading2"/>
+        <w:keepNext/>
+        <w:spacing w:after="120" w:before="300"/>
+      </w:pPr>
+      <w:bookmarkStart w:id="22" w:name="_Toc_22"/>
+      <w:r>
+        <w:rPr>
+          <w:rFonts w:ascii="Calibri" w:cs="Calibri" w:eastAsia="Calibri" w:hAnsi="Calibri"/>
+          <w:b/>
+          <w:bCs/>
+          <w:i w:val="false"/>
+          <w:iCs w:val="false"/>
+          <w:color w:val="1A1A1A"/>
+          <w:sz w:val="26"/>
+          <w:szCs w:val="26"/>
+        </w:rPr>
+        <w:t xml:space="preserve">8.3 Deactivated</w:t>
+      </w:r>
+      <w:bookmarkEnd w:id="22"/>
+    </w:p>
+    <w:p>
+      <w:pPr>
+        <w:spacing w:after="150" w:line="276"/>
+      </w:pPr>
+      <w:r>
+        <w:rPr>
+          <w:rFonts w:ascii="Calibri" w:cs="Calibri" w:eastAsia="Calibri" w:hAnsi="Calibri"/>
+          <w:b w:val="false"/>
+          <w:bCs w:val="false"/>
+          <w:i w:val="false"/>
+          <w:iCs w:val="false"/>
+          <w:color w:val="1A1A1A"/>
+          <w:sz w:val="21"/>
+          <w:szCs w:val="21"/>
+        </w:rPr>
+        <w:t xml:space="preserve">Any account below the super admin can be switched off from the Users page, with a reason, and switched back on. Nothing is deleted. Deactivation does three things at once: it records the row in </w:t>
+      </w:r>
+      <w:r>
+        <w:rPr>
+          <w:rFonts w:ascii="Consolas" w:cs="Consolas" w:eastAsia="Consolas" w:hAnsi="Consolas"/>
+          <w:b w:val="false"/>
+          <w:bCs w:val="false"/>
+          <w:i w:val="false"/>
+          <w:iCs w:val="false"/>
+          <w:color w:val="8B1E2D"/>
+          <w:sz w:val="19"/>
+          <w:szCs w:val="19"/>
+        </w:rPr>
+        <w:t xml:space="preserve">account_deactivations</w:t>
+      </w:r>
+      <w:r>
+        <w:rPr>
+          <w:rFonts w:ascii="Calibri" w:cs="Calibri" w:eastAsia="Calibri" w:hAnsi="Calibri"/>
+          <w:b w:val="false"/>
+          <w:bCs w:val="false"/>
+          <w:i w:val="false"/>
+          <w:iCs w:val="false"/>
+          <w:color w:val="1A1A1A"/>
+          <w:sz w:val="21"/>
+          <w:szCs w:val="21"/>
+        </w:rPr>
+        <w:t xml:space="preserve">; it bans the sign-in in Supabase Auth; and it makes every role helper in the database treat the account as nobody. A browser still signed in is signed out within minutes (section 3.3). The super admin's own account cannot be switched off here, and nobody can switch off their own.</w:t>
+      </w:r>
+    </w:p>
+    <w:p>
+      <w:pPr>
+        <w:pStyle w:val="Heading2"/>
+        <w:keepNext/>
+        <w:spacing w:after="120" w:before="300"/>
+      </w:pPr>
+      <w:bookmarkStart w:id="23" w:name="_Toc_23"/>
+      <w:r>
+        <w:rPr>
+          <w:rFonts w:ascii="Calibri" w:cs="Calibri" w:eastAsia="Calibri" w:hAnsi="Calibri"/>
+          <w:b/>
+          <w:bCs/>
+          <w:i w:val="false"/>
+          <w:iCs w:val="false"/>
+          <w:color w:val="1A1A1A"/>
+          <w:sz w:val="26"/>
+          <w:szCs w:val="26"/>
+        </w:rPr>
+        <w:t xml:space="preserve">8.4 Their own profile</w:t>
+      </w:r>
+      <w:bookmarkEnd w:id="23"/>
+    </w:p>
+    <w:p>
+      <w:pPr>
+        <w:spacing w:after="150" w:line="276"/>
+      </w:pPr>
+      <w:r>
+        <w:rPr>
+          <w:rFonts w:ascii="Calibri" w:cs="Calibri" w:eastAsia="Calibri" w:hAnsi="Calibri"/>
+          <w:b w:val="false"/>
+          <w:bCs w:val="false"/>
+          <w:i w:val="false"/>
+          <w:iCs w:val="false"/>
+          <w:color w:val="1A1A1A"/>
+          <w:sz w:val="21"/>
+          <w:szCs w:val="21"/>
+        </w:rPr>
+        <w:t xml:space="preserve">Every role keeps a profile: a student's photo and contact details, a lecturer's title, name and photo (</w:t>
+      </w:r>
+      <w:r>
+        <w:rPr>
+          <w:rFonts w:ascii="Consolas" w:cs="Consolas" w:eastAsia="Consolas" w:hAnsi="Consolas"/>
+          <w:b w:val="false"/>
+          <w:bCs w:val="false"/>
+          <w:i w:val="false"/>
+          <w:iCs w:val="false"/>
+          <w:color w:val="8B1E2D"/>
+          <w:sz w:val="19"/>
+          <w:szCs w:val="19"/>
+        </w:rPr>
+        <w:t xml:space="preserve">update_my_lecturer_profile</w:t>
+      </w:r>
+      <w:r>
+        <w:rPr>
+          <w:rFonts w:ascii="Calibri" w:cs="Calibri" w:eastAsia="Calibri" w:hAnsi="Calibri"/>
+          <w:b w:val="false"/>
+          <w:bCs w:val="false"/>
+          <w:i w:val="false"/>
+          <w:iCs w:val="false"/>
+          <w:color w:val="1A1A1A"/>
+          <w:sz w:val="21"/>
+          <w:szCs w:val="21"/>
+        </w:rPr>
+        <w:t xml:space="preserve">), an admin's name and photo (</w:t>
+      </w:r>
+      <w:r>
+        <w:rPr>
+          <w:rFonts w:ascii="Consolas" w:cs="Consolas" w:eastAsia="Consolas" w:hAnsi="Consolas"/>
+          <w:b w:val="false"/>
+          <w:bCs w:val="false"/>
+          <w:i w:val="false"/>
+          <w:iCs w:val="false"/>
+          <w:color w:val="8B1E2D"/>
+          <w:sz w:val="19"/>
+          <w:szCs w:val="19"/>
+        </w:rPr>
+        <w:t xml:space="preserve">update_my_admin_profile</w:t>
+      </w:r>
+      <w:r>
+        <w:rPr>
+          <w:rFonts w:ascii="Calibri" w:cs="Calibri" w:eastAsia="Calibri" w:hAnsi="Calibri"/>
+          <w:b w:val="false"/>
+          <w:bCs w:val="false"/>
+          <w:i w:val="false"/>
+          <w:iCs w:val="false"/>
+          <w:color w:val="1A1A1A"/>
+          <w:sz w:val="21"/>
+          <w:szCs w:val="21"/>
+        </w:rPr>
+        <w:t xml:space="preserve">). Role, department and email are not editable by their owner — they decide what a person may see, so the faculty keeps them. Anyone can change their own password from the profile page.</w:t>
+      </w:r>
+    </w:p>
+    <w:p>
+      <w:r>
+        <w:br w:type="page"/>
+      </w:r>
+    </w:p>
+    <w:p>
+      <w:pPr>
+        <w:pStyle w:val="Heading1"/>
+        <w:keepNext/>
+        <w:spacing w:after="170" w:before="380"/>
+      </w:pPr>
+      <w:bookmarkStart w:id="24" w:name="_Toc_24"/>
+      <w:r>
+        <w:rPr>
+          <w:rFonts w:ascii="Calibri" w:cs="Calibri" w:eastAsia="Calibri" w:hAnsi="Calibri"/>
+          <w:b/>
+          <w:bCs/>
+          <w:i w:val="false"/>
+          <w:iCs w:val="false"/>
+          <w:color w:val="8B1E2D"/>
+          <w:sz w:val="32"/>
+          <w:szCs w:val="32"/>
+        </w:rPr>
+        <w:t xml:space="preserve">9. Adding a new role</w:t>
+      </w:r>
+      <w:bookmarkEnd w:id="24"/>
+    </w:p>
+    <w:p>
+      <w:pPr>
+        <w:spacing w:after="150" w:line="276"/>
+      </w:pPr>
+      <w:r>
+        <w:rPr>
+          <w:rFonts w:ascii="Calibri" w:cs="Calibri" w:eastAsia="Calibri" w:hAnsi="Calibri"/>
+          <w:b w:val="false"/>
+          <w:bCs w:val="false"/>
+          <w:i w:val="false"/>
+          <w:iCs w:val="false"/>
+          <w:color w:val="1A1A1A"/>
+          <w:sz w:val="21"/>
+          <w:szCs w:val="21"/>
+        </w:rPr>
+        <w:t xml:space="preserve">If a fifth role is ever needed, these are the places that must change. Missing one leaves either a broken menu or an open door.</w:t>
       </w:r>
     </w:p>
     <w:p>
@@ -4615,7 +6636,7 @@
         <w:pStyle w:val="ListParagraph"/>
         <w:numPr>
           <w:ilvl w:val="0"/>
-          <w:numId w:val="6"/>
+          <w:numId w:val="105"/>
         </w:numPr>
         <w:spacing w:after="80" w:line="276"/>
       </w:pPr>
@@ -4630,20 +6651,20 @@
           <w:sz w:val="19"/>
           <w:szCs w:val="19"/>
         </w:rPr>
-        <w:t xml:space="preserve">AuthContext.tsx</w:t>
-      </w:r>
-      <w:r>
-        <w:rPr>
-          <w:rFonts w:ascii="Calibri" w:cs="Calibri" w:eastAsia="Calibri" w:hAnsi="Calibri"/>
-          <w:b w:val="false"/>
-          <w:bCs w:val="false"/>
-          <w:i w:val="false"/>
-          <w:iCs w:val="false"/>
-          <w:color w:val="1A1A1A"/>
-          <w:sz w:val="21"/>
-          <w:szCs w:val="21"/>
-        </w:rPr>
-        <w:t xml:space="preserve"> — decide which table it is looked up in, and where in the order.</w:t>
+        <w:t xml:space="preserve">src/lib/types.ts</w:t>
+      </w:r>
+      <w:r>
+        <w:rPr>
+          <w:rFonts w:ascii="Calibri" w:cs="Calibri" w:eastAsia="Calibri" w:hAnsi="Calibri"/>
+          <w:b w:val="false"/>
+          <w:bCs w:val="false"/>
+          <w:i w:val="false"/>
+          <w:iCs w:val="false"/>
+          <w:color w:val="1A1A1A"/>
+          <w:sz w:val="21"/>
+          <w:szCs w:val="21"/>
+        </w:rPr>
+        <w:t xml:space="preserve"> — add it to the Role type.</w:t>
       </w:r>
     </w:p>
     <w:p>
@@ -4651,7 +6672,7 @@
         <w:pStyle w:val="ListParagraph"/>
         <w:numPr>
           <w:ilvl w:val="0"/>
-          <w:numId w:val="6"/>
+          <w:numId w:val="105"/>
         </w:numPr>
         <w:spacing w:after="80" w:line="276"/>
       </w:pPr>
@@ -4666,20 +6687,20 @@
           <w:sz w:val="19"/>
           <w:szCs w:val="19"/>
         </w:rPr>
-        <w:t xml:space="preserve">get_my_role()</w:t>
-      </w:r>
-      <w:r>
-        <w:rPr>
-          <w:rFonts w:ascii="Calibri" w:cs="Calibri" w:eastAsia="Calibri" w:hAnsi="Calibri"/>
-          <w:b w:val="false"/>
-          <w:bCs w:val="false"/>
-          <w:i w:val="false"/>
-          <w:iCs w:val="false"/>
-          <w:color w:val="1A1A1A"/>
-          <w:sz w:val="21"/>
-          <w:szCs w:val="21"/>
-        </w:rPr>
-        <w:t xml:space="preserve"> in the database — the same order, or the two will disagree.</w:t>
+        <w:t xml:space="preserve">ProtectedRoute.tsx</w:t>
+      </w:r>
+      <w:r>
+        <w:rPr>
+          <w:rFonts w:ascii="Calibri" w:cs="Calibri" w:eastAsia="Calibri" w:hAnsi="Calibri"/>
+          <w:b w:val="false"/>
+          <w:bCs w:val="false"/>
+          <w:i w:val="false"/>
+          <w:iCs w:val="false"/>
+          <w:color w:val="1A1A1A"/>
+          <w:sz w:val="21"/>
+          <w:szCs w:val="21"/>
+        </w:rPr>
+        <w:t xml:space="preserve"> — add it to homeFor() so it has a home.</w:t>
       </w:r>
     </w:p>
     <w:p>
@@ -4687,7 +6708,7 @@
         <w:pStyle w:val="ListParagraph"/>
         <w:numPr>
           <w:ilvl w:val="0"/>
-          <w:numId w:val="6"/>
+          <w:numId w:val="105"/>
         </w:numPr>
         <w:spacing w:after="80" w:line="276"/>
       </w:pPr>
@@ -4702,20 +6723,20 @@
           <w:sz w:val="19"/>
           <w:szCs w:val="19"/>
         </w:rPr>
-        <w:t xml:space="preserve">The Row Level Security policies</w:t>
-      </w:r>
-      <w:r>
-        <w:rPr>
-          <w:rFonts w:ascii="Calibri" w:cs="Calibri" w:eastAsia="Calibri" w:hAnsi="Calibri"/>
-          <w:b w:val="false"/>
-          <w:bCs w:val="false"/>
-          <w:i w:val="false"/>
-          <w:iCs w:val="false"/>
-          <w:color w:val="1A1A1A"/>
-          <w:sz w:val="21"/>
-          <w:szCs w:val="21"/>
-        </w:rPr>
-        <w:t xml:space="preserve"> on every table the role must reach.</w:t>
+        <w:t xml:space="preserve">routes.tsx</w:t>
+      </w:r>
+      <w:r>
+        <w:rPr>
+          <w:rFonts w:ascii="Calibri" w:cs="Calibri" w:eastAsia="Calibri" w:hAnsi="Calibri"/>
+          <w:b w:val="false"/>
+          <w:bCs w:val="false"/>
+          <w:i w:val="false"/>
+          <w:iCs w:val="false"/>
+          <w:color w:val="1A1A1A"/>
+          <w:sz w:val="21"/>
+          <w:szCs w:val="21"/>
+        </w:rPr>
+        <w:t xml:space="preserve"> — add the portal and its routes.</w:t>
       </w:r>
     </w:p>
     <w:p>
@@ -4723,7 +6744,7 @@
         <w:pStyle w:val="ListParagraph"/>
         <w:numPr>
           <w:ilvl w:val="0"/>
-          <w:numId w:val="6"/>
+          <w:numId w:val="105"/>
         </w:numPr>
         <w:spacing w:after="80" w:line="276"/>
       </w:pPr>
@@ -4738,20 +6759,102 @@
           <w:sz w:val="19"/>
           <w:szCs w:val="19"/>
         </w:rPr>
-        <w:t xml:space="preserve">The SECURITY DEFINER functions</w:t>
-      </w:r>
-      <w:r>
-        <w:rPr>
-          <w:rFonts w:ascii="Calibri" w:cs="Calibri" w:eastAsia="Calibri" w:hAnsi="Calibri"/>
-          <w:b w:val="false"/>
-          <w:bCs w:val="false"/>
-          <w:i w:val="false"/>
-          <w:iCs w:val="false"/>
-          <w:color w:val="1A1A1A"/>
-          <w:sz w:val="21"/>
-          <w:szCs w:val="21"/>
-        </w:rPr>
-        <w:t xml:space="preserve"> whose guards name specific roles.</w:t>
+        <w:t xml:space="preserve">AuthContext.tsx</w:t>
+      </w:r>
+      <w:r>
+        <w:rPr>
+          <w:rFonts w:ascii="Calibri" w:cs="Calibri" w:eastAsia="Calibri" w:hAnsi="Calibri"/>
+          <w:b w:val="false"/>
+          <w:bCs w:val="false"/>
+          <w:i w:val="false"/>
+          <w:iCs w:val="false"/>
+          <w:color w:val="1A1A1A"/>
+          <w:sz w:val="21"/>
+          <w:szCs w:val="21"/>
+        </w:rPr>
+        <w:t xml:space="preserve"> — decide which table it is looked up in, and where in the order.</w:t>
+      </w:r>
+    </w:p>
+    <w:p>
+      <w:pPr>
+        <w:pStyle w:val="ListParagraph"/>
+        <w:numPr>
+          <w:ilvl w:val="0"/>
+          <w:numId w:val="105"/>
+        </w:numPr>
+        <w:spacing w:after="80" w:line="276"/>
+      </w:pPr>
+      <w:r>
+        <w:rPr>
+          <w:rFonts w:ascii="Consolas" w:cs="Consolas" w:eastAsia="Consolas" w:hAnsi="Consolas"/>
+          <w:b w:val="false"/>
+          <w:bCs w:val="false"/>
+          <w:i w:val="false"/>
+          <w:iCs w:val="false"/>
+          <w:color w:val="8B1E2D"/>
+          <w:sz w:val="19"/>
+          <w:szCs w:val="19"/>
+        </w:rPr>
+        <w:t xml:space="preserve">get_my_role()</w:t>
+      </w:r>
+      <w:r>
+        <w:rPr>
+          <w:rFonts w:ascii="Calibri" w:cs="Calibri" w:eastAsia="Calibri" w:hAnsi="Calibri"/>
+          <w:b w:val="false"/>
+          <w:bCs w:val="false"/>
+          <w:i w:val="false"/>
+          <w:iCs w:val="false"/>
+          <w:color w:val="1A1A1A"/>
+          <w:sz w:val="21"/>
+          <w:szCs w:val="21"/>
+        </w:rPr>
+        <w:t xml:space="preserve"> in the database — the same order, or the two will disagree.</w:t>
+      </w:r>
+    </w:p>
+    <w:p>
+      <w:pPr>
+        <w:pStyle w:val="ListParagraph"/>
+        <w:numPr>
+          <w:ilvl w:val="0"/>
+          <w:numId w:val="105"/>
+        </w:numPr>
+        <w:spacing w:after="80" w:line="276"/>
+      </w:pPr>
+      <w:r>
+        <w:rPr>
+          <w:rFonts w:ascii="Calibri" w:cs="Calibri" w:eastAsia="Calibri" w:hAnsi="Calibri"/>
+          <w:b w:val="false"/>
+          <w:bCs w:val="false"/>
+          <w:i w:val="false"/>
+          <w:iCs w:val="false"/>
+          <w:color w:val="1A1A1A"/>
+          <w:sz w:val="21"/>
+          <w:szCs w:val="21"/>
+        </w:rPr>
+        <w:t xml:space="preserve">The Row Level Security policies on every table the role must reach.</w:t>
+      </w:r>
+    </w:p>
+    <w:p>
+      <w:pPr>
+        <w:pStyle w:val="ListParagraph"/>
+        <w:numPr>
+          <w:ilvl w:val="0"/>
+          <w:numId w:val="105"/>
+        </w:numPr>
+        <w:spacing w:after="80" w:line="276"/>
+      </w:pPr>
+      <w:r>
+        <w:rPr>
+          <w:rFonts w:ascii="Calibri" w:cs="Calibri" w:eastAsia="Calibri" w:hAnsi="Calibri"/>
+          <w:b w:val="false"/>
+          <w:bCs w:val="false"/>
+          <w:i w:val="false"/>
+          <w:iCs w:val="false"/>
+          <w:color w:val="1A1A1A"/>
+          <w:sz w:val="21"/>
+          <w:szCs w:val="21"/>
+        </w:rPr>
+        <w:t xml:space="preserve">The SECURITY DEFINER functions whose guards name specific roles, and the Edge Functions' own checks.</w:t>
       </w:r>
     </w:p>
     <w:p>
@@ -4765,6 +6868,8 @@
       <w:r>
         <w:rPr>
           <w:rFonts w:ascii="Calibri" w:cs="Calibri" w:eastAsia="Calibri" w:hAnsi="Calibri"/>
+          <w:b w:val="false"/>
+          <w:bCs w:val="false"/>
           <w:i/>
           <w:iCs/>
           <w:color w:val="5A5A5A"/>
@@ -5014,30 +7119,36 @@
     </w:lvlOverride>
   </w:num>
   <w:num w:numId="2">
+    <w:abstractNumId w:val="2"/>
+    <w:lvlOverride w:ilvl="0">
+      <w:startOverride w:val="1"/>
+    </w:lvlOverride>
+  </w:num>
+  <w:num w:numId="101">
     <w:abstractNumId w:val="3"/>
     <w:lvlOverride w:ilvl="0">
       <w:startOverride w:val="1"/>
     </w:lvlOverride>
   </w:num>
-  <w:num w:numId="3">
+  <w:num w:numId="102">
     <w:abstractNumId w:val="3"/>
     <w:lvlOverride w:ilvl="0">
       <w:startOverride w:val="1"/>
     </w:lvlOverride>
   </w:num>
-  <w:num w:numId="4">
+  <w:num w:numId="103">
     <w:abstractNumId w:val="3"/>
     <w:lvlOverride w:ilvl="0">
       <w:startOverride w:val="1"/>
     </w:lvlOverride>
   </w:num>
-  <w:num w:numId="5">
-    <w:abstractNumId w:val="2"/>
+  <w:num w:numId="104">
+    <w:abstractNumId w:val="3"/>
     <w:lvlOverride w:ilvl="0">
       <w:startOverride w:val="1"/>
     </w:lvlOverride>
   </w:num>
-  <w:num w:numId="6">
+  <w:num w:numId="105">
     <w:abstractNumId w:val="3"/>
     <w:lvlOverride w:ilvl="0">
       <w:startOverride w:val="1"/>
